--- a/trilingua-code/Model/translated_input.docx
+++ b/trilingua-code/Model/translated_input.docx
@@ -45,9 +45,7 @@
         <w:rPr>
           <w:rtl w:val="0"/>
         </w:rPr>
-        <w:t xml:space="preserve">Adunay 4 ka sangay nga adunay kini nga 4 isip panghunahuna: </w:t>
-        <w:br/>
-        <w:t>Maa (0968) 386 9235</w:t>
+        <w:t>Adunay 4 ka sanga nga kini nga 4 sa hunahuna: Maa (0968) 386 9235</w:t>
       </w:r>
     </w:p>
     <w:p>
@@ -101,28 +99,28 @@
         <w:rPr>
           <w:rtl w:val="0"/>
         </w:rPr>
-        <w:t>Gihulagway isip usa ka restawran base sa kategorya sa facebook page</w:t>
-      </w:r>
-    </w:p>
-    <w:p>
-      <w:pPr>
-        <w:rPr/>
-      </w:pPr>
-      <w:r>
-        <w:rPr>
-          <w:rtl w:val="0"/>
-        </w:rPr>
-      </w:r>
-    </w:p>
-    <w:p>
-      <w:pPr>
-        <w:rPr/>
-      </w:pPr>
-      <w:r>
-        <w:rPr>
-          <w:rtl w:val="0"/>
-        </w:rPr>
-        <w:t>Ang presyo giisip nga tunga-tunga</w:t>
+        <w:t>Giisip isip usa ka restawran base sa facebook page category</w:t>
+      </w:r>
+    </w:p>
+    <w:p>
+      <w:pPr>
+        <w:rPr/>
+      </w:pPr>
+      <w:r>
+        <w:rPr>
+          <w:rtl w:val="0"/>
+        </w:rPr>
+      </w:r>
+    </w:p>
+    <w:p>
+      <w:pPr>
+        <w:rPr/>
+      </w:pPr>
+      <w:r>
+        <w:rPr>
+          <w:rtl w:val="0"/>
+        </w:rPr>
+        <w:t>Ang presyo giisip nga tunga-tunga.</w:t>
       </w:r>
     </w:p>
     <w:p>
@@ -175,7 +173,7 @@
         <w:rPr>
           <w:rtl w:val="0"/>
         </w:rPr>
-        <w:t>Messenger</w:t>
+        <w:t>Mensahe</w:t>
       </w:r>
     </w:p>
     <w:p>
@@ -271,70 +269,70 @@
         <w:rPr>
           <w:rtl w:val="0"/>
         </w:rPr>
-        <w:t>Ang kasaligan nga fitness hub sa Bio Davao sukad 2000, dedikado sa kusog, kahimsog, ug komunidad.</w:t>
-      </w:r>
-    </w:p>
-    <w:p>
-      <w:pPr>
-        <w:rPr/>
-      </w:pPr>
-      <w:r>
-        <w:rPr>
-          <w:rtl w:val="0"/>
-        </w:rPr>
-      </w:r>
-    </w:p>
-    <w:p>
-      <w:pPr>
-        <w:rPr/>
-      </w:pPr>
-      <w:r>
-        <w:rPr>
-          <w:rtl w:val="0"/>
-        </w:rPr>
-        <w:t>Kategorya Gym/sentro sa pisikal nga kahimsog</w:t>
-      </w:r>
-    </w:p>
-    <w:p>
-      <w:pPr>
-        <w:rPr/>
-      </w:pPr>
-      <w:r>
-        <w:rPr>
-          <w:rtl w:val="0"/>
-        </w:rPr>
-      </w:r>
-    </w:p>
-    <w:p>
-      <w:pPr>
-        <w:rPr/>
-      </w:pPr>
-      <w:r>
-        <w:rPr>
-          <w:rtl w:val="0"/>
-        </w:rPr>
-        <w:t>Presyo range moderate</w:t>
-      </w:r>
-    </w:p>
-    <w:p>
-      <w:pPr>
-        <w:rPr/>
-      </w:pPr>
-      <w:r>
-        <w:rPr>
-          <w:rtl w:val="0"/>
-        </w:rPr>
-      </w:r>
-    </w:p>
-    <w:p>
-      <w:pPr>
-        <w:rPr/>
-      </w:pPr>
-      <w:r>
-        <w:rPr>
-          <w:rtl w:val="0"/>
-        </w:rPr>
-        <w:t>Aduna ka’y Canva website</w:t>
+        <w:t>Ang Bio Davao usa ka kasaligan nga fitness hub sukad 2000, dedikado sa kusog, kahimsog, ug komunidad.</w:t>
+      </w:r>
+    </w:p>
+    <w:p>
+      <w:pPr>
+        <w:rPr/>
+      </w:pPr>
+      <w:r>
+        <w:rPr>
+          <w:rtl w:val="0"/>
+        </w:rPr>
+      </w:r>
+    </w:p>
+    <w:p>
+      <w:pPr>
+        <w:rPr/>
+      </w:pPr>
+      <w:r>
+        <w:rPr>
+          <w:rtl w:val="0"/>
+        </w:rPr>
+        <w:t>Kategorya Gym/Sentro sa pisikal nga kahimsog</w:t>
+      </w:r>
+    </w:p>
+    <w:p>
+      <w:pPr>
+        <w:rPr/>
+      </w:pPr>
+      <w:r>
+        <w:rPr>
+          <w:rtl w:val="0"/>
+        </w:rPr>
+      </w:r>
+    </w:p>
+    <w:p>
+      <w:pPr>
+        <w:rPr/>
+      </w:pPr>
+      <w:r>
+        <w:rPr>
+          <w:rtl w:val="0"/>
+        </w:rPr>
+        <w:t>Ang range sa presyo medyo normal.</w:t>
+      </w:r>
+    </w:p>
+    <w:p>
+      <w:pPr>
+        <w:rPr/>
+      </w:pPr>
+      <w:r>
+        <w:rPr>
+          <w:rtl w:val="0"/>
+        </w:rPr>
+      </w:r>
+    </w:p>
+    <w:p>
+      <w:pPr>
+        <w:rPr/>
+      </w:pPr>
+      <w:r>
+        <w:rPr>
+          <w:rtl w:val="0"/>
+        </w:rPr>
+        <w:t>Aduna ka Canva website.</w:t>
       </w:r>
     </w:p>
     <w:p>
@@ -511,49 +509,49 @@
         <w:rPr>
           <w:rtl w:val="0"/>
         </w:rPr>
-        <w:t>gihunahuna nga barato</w:t>
-      </w:r>
-    </w:p>
-    <w:p>
-      <w:pPr>
-        <w:rPr/>
-      </w:pPr>
-      <w:r>
-        <w:rPr>
-          <w:rtl w:val="0"/>
-        </w:rPr>
-      </w:r>
-    </w:p>
-    <w:p>
-      <w:pPr>
-        <w:rPr/>
-      </w:pPr>
-      <w:r>
-        <w:rPr>
-          <w:rtl w:val="0"/>
-        </w:rPr>
-        <w:t>Walay website.</w:t>
-      </w:r>
-    </w:p>
-    <w:p>
-      <w:pPr>
-        <w:rPr/>
-      </w:pPr>
-      <w:r>
-        <w:rPr>
-          <w:rtl w:val="0"/>
-        </w:rPr>
-      </w:r>
-    </w:p>
-    <w:p>
-      <w:pPr>
-        <w:rPr/>
-      </w:pPr>
-      <w:r>
-        <w:rPr>
-          <w:rtl w:val="0"/>
-        </w:rPr>
-        <w:t>Sa kini nga vibe:</w:t>
+        <w:t>Gihunahuna nga barato</w:t>
+      </w:r>
+    </w:p>
+    <w:p>
+      <w:pPr>
+        <w:rPr/>
+      </w:pPr>
+      <w:r>
+        <w:rPr>
+          <w:rtl w:val="0"/>
+        </w:rPr>
+      </w:r>
+    </w:p>
+    <w:p>
+      <w:pPr>
+        <w:rPr/>
+      </w:pPr>
+      <w:r>
+        <w:rPr>
+          <w:rtl w:val="0"/>
+        </w:rPr>
+        <w:t>Walay website</w:t>
+      </w:r>
+    </w:p>
+    <w:p>
+      <w:pPr>
+        <w:rPr/>
+      </w:pPr>
+      <w:r>
+        <w:rPr>
+          <w:rtl w:val="0"/>
+        </w:rPr>
+      </w:r>
+    </w:p>
+    <w:p>
+      <w:pPr>
+        <w:rPr/>
+      </w:pPr>
+      <w:r>
+        <w:rPr>
+          <w:rtl w:val="0"/>
+        </w:rPr>
+        <w:t>Gamit kini isip iyang vibe:</w:t>
       </w:r>
       <w:r>
         <w:rPr/>

--- a/trilingua-code/Model/translated_input.docx
+++ b/trilingua-code/Model/translated_input.docx
@@ -4,46 +4,46 @@
   <w:body>
     <w:p>
       <w:r>
-        <w:t>Topcit1:</w:t>
-      </w:r>
-    </w:p>
-    <w:p>
-      <w:r>
-        <w:t>Ang unang sentrong konsepto sa pagpalambo sa software, nga gipresentar sa mga tinubdan, mao</w:t>
-      </w:r>
-      <w:r>
-        <w:rPr>
-          <w:b/>
-          <w:bCs/>
-        </w:rPr>
-        <w:t xml:space="preserve"> ang Software Engineering Overvie</w:t>
-      </w:r>
-      <w:r>
-        <w:t>w. Ang seksyon nga kini nagtukod sa pundasyon sa teknikal nga kahimtang pinaagi sa pagpasabot kung ngano nga kinahanglan ang software engineering ug unsa ang iyang tuyo.</w:t>
-      </w:r>
-    </w:p>
-    <w:p>
-      <w:r>
-        <w:rPr>
-          <w:b/>
-          <w:bCs/>
-        </w:rPr>
-        <w:t>1. Background: Ang "Software Crisis"</w:t>
-      </w:r>
-    </w:p>
-    <w:p>
-      <w:r>
-        <w:t>Gipaila‑kaila ang software engineering sa tinuod sa mga dekada 1960 ug 1970 aron masulbad ang gitaw</w:t>
-      </w:r>
-      <w:r>
-        <w:rPr>
-          <w:b/>
-          <w:bCs/>
-        </w:rPr>
-        <w:t>ag nga 'software</w:t>
-      </w:r>
-      <w:r>
-        <w:t xml:space="preserve"> crisis'. Ang krisis nagpakita sa:</w:t>
+        <w:t>Topcit1: Ang mga estudyante gipangandam ang ilang mga papel para sa ilang final exams.</w:t>
+      </w:r>
+    </w:p>
+    <w:p>
+      <w:r>
+        <w:t>Ang syahan nga pangutana nga pangunahon sa pagpauswag sa software, sa pagpakita sa mga gi basa, m</w:t>
+      </w:r>
+      <w:r>
+        <w:rPr>
+          <w:b/>
+          <w:bCs/>
+        </w:rPr>
+        <w:t xml:space="preserve">ao ang Paglantaw sa Inhinyeriya sa </w:t>
+      </w:r>
+      <w:r>
+        <w:t>Software. Kining seksyon naghatag ug basehan alang sa teknikal nga larangan pinaagi sa pagpahibalo kon kayang kinahanglan ang inhinyeriya sa software ug unsa ang iyang mga layunon.</w:t>
+      </w:r>
+    </w:p>
+    <w:p>
+      <w:r>
+        <w:rPr>
+          <w:b/>
+          <w:bCs/>
+        </w:rPr>
+        <w:t>Ang "Software Crisis"</w:t>
+      </w:r>
+    </w:p>
+    <w:p>
+      <w:r>
+        <w:t>Ang inhenyerya sa software gisugdan pagpauswag ug maayo sad sa dekada 1960 ug 70 aron masolusyunan ang gitu</w:t>
+      </w:r>
+      <w:r>
+        <w:rPr>
+          <w:b/>
+          <w:bCs/>
+        </w:rPr>
+        <w:t>dlo nga "software</w:t>
+      </w:r>
+      <w:r>
+        <w:t xml:space="preserve"> crisis". Kining krisis gilal-an sa:</w:t>
       </w:r>
     </w:p>
     <w:p>
@@ -58,10 +58,10 @@
           <w:b/>
           <w:bCs/>
         </w:rPr>
-        <w:t>Paspas nga pagtaas sa demand alang</w:t>
-      </w:r>
-      <w:r>
-        <w:t xml:space="preserve"> sa mga komplikadong sistema.</w:t>
+        <w:t>Gidaghanon kaayo ang panginahanglan al</w:t>
+      </w:r>
+      <w:r>
+        <w:t>ang sa mga sistema nga masaligon.</w:t>
       </w:r>
     </w:p>
     <w:p>
@@ -72,17 +72,17 @@
         </w:numPr>
       </w:pPr>
       <w:r>
-        <w:t>Ka</w:t>
-      </w:r>
-      <w:r>
-        <w:rPr>
-          <w:b/>
-          <w:bCs/>
-        </w:rPr>
-        <w:t xml:space="preserve">kulangan sa mga abilidad nga mga </w:t>
-      </w:r>
-      <w:r>
-        <w:t>inhenyero ug propesyonal nga kasinatian.</w:t>
+        <w:t>Gi</w:t>
+      </w:r>
+      <w:r>
+        <w:rPr>
+          <w:b/>
+          <w:bCs/>
+        </w:rPr>
+        <w:t>hangyo sa makasugbu nga inhi</w:t>
+      </w:r>
+      <w:r>
+        <w:t>nyero ug kausaban sa profesional.</w:t>
       </w:r>
     </w:p>
     <w:p>
@@ -93,65 +93,65 @@
         </w:numPr>
       </w:pPr>
       <w:r>
-        <w:t>Mga dili husto nga pamaagi sa pagpalambo, sama sa 'co</w:t>
-      </w:r>
-      <w:r>
-        <w:rPr>
-          <w:b/>
-          <w:bCs/>
-        </w:rPr>
-        <w:t>ding first and correction later' nga pa</w:t>
-      </w:r>
-      <w:r>
-        <w:t>maagi, nga nagresulta sa daghang mga depekto ug taas nga kalisud sa pagmintinar.</w:t>
-      </w:r>
-    </w:p>
-    <w:p>
-      <w:r>
-        <w:rPr>
-          <w:b/>
-          <w:bCs/>
-        </w:rPr>
-        <w:t>2. Kahulugan ug Katuyoan</w:t>
-      </w:r>
-    </w:p>
-    <w:p>
-      <w:r>
-        <w:t>Ang software engineering gihulagway isip aplikasyon sa mga tekn</w:t>
-      </w:r>
-      <w:r>
-        <w:rPr>
-          <w:b/>
-          <w:bCs/>
-        </w:rPr>
-        <w:t>olohiya ug teknik nga nagsuport</w:t>
-      </w:r>
-      <w:r>
-        <w:t>a sa sistematiko</w:t>
-      </w:r>
-      <w:r>
-        <w:rPr>
-          <w:b/>
-          <w:bCs/>
-        </w:rPr>
-        <w:t>ng pagdumala sa tibuok p</w:t>
-      </w:r>
-      <w:r>
-        <w:t>roseso sa software, gikan sa pag-analisa sa mga kinahanglanon hangtod sa pagmintinar. Ang pangunahing tumong niini mao ang malampusong pagpalambo sa multifunctional, dako nga software pinaagi sa pagbalhin gikan sa informal nga mga pamaagi ngadto sa estruktura o pormal nga mga teknik.</w:t>
-      </w:r>
-    </w:p>
-    <w:p>
-      <w:r>
-        <w:rPr>
-          <w:b/>
-          <w:bCs/>
-        </w:rPr>
-        <w:t>3. Tatlo ka Pangunang Elemento para sa Kalampusan</w:t>
-      </w:r>
-    </w:p>
-    <w:p>
-      <w:r>
-        <w:t>Ang mga tinubdan nagpasabot nga para sa usa ka software project nga malampuson, tulo ka elemento kinahanglan nga mapadayon sa usa ka balanse ug harmoniyosong paagi:</w:t>
+        <w:t xml:space="preserve">Dili masinabot nga mga paagi sa pagpadukwag, sama sa </w:t>
+      </w:r>
+      <w:r>
+        <w:rPr>
+          <w:b/>
+          <w:bCs/>
+        </w:rPr>
+        <w:t xml:space="preserve">metodo nga "pag-code una ug pag-correct </w:t>
+      </w:r>
+      <w:r>
+        <w:t>sa sunod", nga naghatag ug daghang mga kapintalan ug kahadlokay sa pag-maintain.</w:t>
+      </w:r>
+    </w:p>
+    <w:p>
+      <w:r>
+        <w:rPr>
+          <w:b/>
+          <w:bCs/>
+        </w:rPr>
+        <w:t>2. Kahulogan ug Buot</w:t>
+      </w:r>
+    </w:p>
+    <w:p>
+      <w:r>
+        <w:t xml:space="preserve">Ang engineering sa software gipahulagway kini nga pag-aplikar sa </w:t>
+      </w:r>
+      <w:r>
+        <w:rPr>
+          <w:b/>
+          <w:bCs/>
+        </w:rPr>
+        <w:t>mga teknolohiya ug mga teknika n</w:t>
+      </w:r>
+      <w:r>
+        <w:t>ga molambong sa s</w:t>
+      </w:r>
+      <w:r>
+        <w:rPr>
+          <w:b/>
+          <w:bCs/>
+        </w:rPr>
+        <w:t>istematikong pagdumala sa</w:t>
+      </w:r>
+      <w:r>
+        <w:t xml:space="preserve"> bug-os nga proseso sa software, gikan sa pag-analisar sa mga pangailangan hangtod sa pag-maintain. Ang pangunahong layunin niini kay sa maayong pagpauswag ug daghang gamit ug dako nga software sa paglihok gikan sa mga informal nga paagi padulong sa mga istraktural o formal nga mga teknika.</w:t>
+      </w:r>
+    </w:p>
+    <w:p>
+      <w:r>
+        <w:rPr>
+          <w:b/>
+          <w:bCs/>
+        </w:rPr>
+        <w:t>Tulo ka pangunahing elemento alang sa suwerte</w:t>
+      </w:r>
+    </w:p>
+    <w:p>
+      <w:r>
+        <w:t>Ang mga giingon nga mga buhatanon nagapasabot nga para sa usa ka proyekto sa software nga mapadayon, kinahanglan nga giingnan ang tulo ka elemento sa pinaagi sa balanse ug harmoniyoso.</w:t>
       </w:r>
     </w:p>
     <w:p>
@@ -166,10 +166,10 @@
           <w:b/>
           <w:bCs/>
         </w:rPr>
-        <w:t>Proseso: S</w:t>
-      </w:r>
-      <w:r>
-        <w:t>tandardized nga mga pamaagi ug daloy sa negosyo (Mga Prosedimiento &amp; Mga Pamaagi).</w:t>
+        <w:t>Mga proses</w:t>
+      </w:r>
+      <w:r>
+        <w:t>o: Mga standardized nga mga paagi ug dalot sa negosyo (Mga Prosedyur ug Mga Paagi).</w:t>
       </w:r>
     </w:p>
     <w:p>
@@ -184,10 +184,10 @@
           <w:b/>
           <w:bCs/>
         </w:rPr>
-        <w:t>People:</w:t>
-      </w:r>
-      <w:r>
-        <w:t xml:space="preserve"> Mga organisasyon ug mga indibidwal nga nakaangkon og espesyalisadong kahibalo ug kahusayan.</w:t>
+        <w:t>Ang mg</w:t>
+      </w:r>
+      <w:r>
+        <w:t>a tawo: Mga organisasyon ug mga indibidwal nga adunay giklason ug kompetensya.</w:t>
       </w:r>
     </w:p>
     <w:p>
@@ -202,22 +202,22 @@
           <w:b/>
           <w:bCs/>
         </w:rPr>
-        <w:t xml:space="preserve">Teknolohiya: </w:t>
-      </w:r>
-      <w:r>
-        <w:t>Ang infrastruktura, mga himan, ug kagamitan nga gikinahanglan para sa epektibong operasyon.</w:t>
-      </w:r>
-    </w:p>
-    <w:p>
-      <w:r>
-        <w:t>Ang unang konsepto usab naglakip sa Lifec</w:t>
-      </w:r>
-      <w:r>
-        <w:rPr>
-          <w:b/>
-          <w:bCs/>
-        </w:rPr>
-        <w:t xml:space="preserve">ycle sa Software Development, mga </w:t>
+        <w:t>Tecnolohiya:</w:t>
+      </w:r>
+      <w:r>
+        <w:t xml:space="preserve"> Ang mga balaybukid, gamit, ug equipamento nga gikinahanglan alang sa maayong operasyon.</w:t>
+      </w:r>
+    </w:p>
+    <w:p>
+      <w:r>
+        <w:t>Kini nga unang konsepto naglakip usab sa Lif</w:t>
+      </w:r>
+      <w:r>
+        <w:rPr>
+          <w:b/>
+          <w:bCs/>
+        </w:rPr>
+        <w:t xml:space="preserve">ecycle sa Software Development, ang </w:t>
       </w:r>
       <w:r>
         <w:t>So</w:t>
@@ -227,60 +227,60 @@
           <w:b/>
           <w:bCs/>
         </w:rPr>
-        <w:t>ftware Development Methodologies (s</w:t>
-      </w:r>
-      <w:r>
-        <w:t xml:space="preserve">ama sa structural ug object-oriented), ug mga </w:t>
-      </w:r>
-      <w:r>
-        <w:rPr>
-          <w:b/>
-          <w:bCs/>
-        </w:rPr>
-        <w:t>Agile</w:t>
-      </w:r>
-      <w:r>
-        <w:t xml:space="preserve"> approaches (sama sa XP ug Scrum) isip mga framework alang sa pagpatuman sa mga prinsipyo sa engineering.</w:t>
+        <w:t>ftware Development Methodologies (sug</w:t>
+      </w:r>
+      <w:r>
+        <w:t>od sa structural ug object-oriented), ug ang Agi</w:t>
+      </w:r>
+      <w:r>
+        <w:rPr>
+          <w:b/>
+          <w:bCs/>
+        </w:rPr>
+        <w:t>le ng</w:t>
+      </w:r>
+      <w:r>
+        <w:t>a mga paagi (sugod sa XP ug Scrum) bilang mga balangkas alang sa pagtuman niining mga prinsipyo sa engineering.</w:t>
       </w:r>
     </w:p>
     <w:p/>
     <w:p>
       <w:r>
-        <w:t xml:space="preserve">Ang ikaduhang core concept sa software development, sumala sa mga tinubdan, mao ang </w:t>
-      </w:r>
-      <w:r>
-        <w:rPr>
-          <w:b/>
-          <w:bCs/>
-        </w:rPr>
-        <w:t>Software Reuse ug Reverse Engineering. An</w:t>
-      </w:r>
-      <w:r>
-        <w:t>g maong field nagtutok sa pag-leverage sa kasayuran nga anaa na aron mapauswag ang kahusayan ug masabtan ang estruktura sa legacy systems.</w:t>
-      </w:r>
-    </w:p>
-    <w:p>
-      <w:r>
-        <w:rPr>
-          <w:b/>
-          <w:bCs/>
-        </w:rPr>
-        <w:t>1. Pag-reuse sa Software</w:t>
-      </w:r>
-    </w:p>
-    <w:p>
-      <w:r>
-        <w:t>Ang pag-reuse sa software mao ang proseso sa pag-develop og bag-ong software pinaag</w:t>
-      </w:r>
-      <w:r>
-        <w:rPr>
-          <w:b/>
-          <w:bCs/>
-        </w:rPr>
-        <w:t>i sa paggamit sa kasamtangang software asset</w:t>
-      </w:r>
-      <w:r>
-        <w:t>s o kahibalo imbis magsugod gikan sa wala.</w:t>
+        <w:t>Ang ikaduhang konsepto nga pangunahon sa pagpauswag sa software, sumala sa mga giingon sa mga pinag</w:t>
+      </w:r>
+      <w:r>
+        <w:rPr>
+          <w:b/>
+          <w:bCs/>
+        </w:rPr>
+        <w:t>kuhanan, mao ang Software Reuse ug Reverse Engin</w:t>
+      </w:r>
+      <w:r>
+        <w:t>eering. Kining larangan nagpupugos sa paggamit sa nahibal-o na kaalaman aron mapabaskug ang kahusayan ug pagkabalo sa istraktura sa mga sistema nga gipatigayon na.</w:t>
+      </w:r>
+    </w:p>
+    <w:p>
+      <w:r>
+        <w:rPr>
+          <w:b/>
+          <w:bCs/>
+        </w:rPr>
+        <w:t>Software Reuse</w:t>
+      </w:r>
+    </w:p>
+    <w:p>
+      <w:r>
+        <w:t>Software reuse kay usa ka proseso sa pagpauswag ug bag-o nga software pinaagi sa paggam</w:t>
+      </w:r>
+      <w:r>
+        <w:rPr>
+          <w:b/>
+          <w:bCs/>
+        </w:rPr>
+        <w:t>it sa mga eisting nga software assets o sa kaa</w:t>
+      </w:r>
+      <w:r>
+        <w:t>lam-an sa lugar sa pag-ubos gikan sa wala pa.</w:t>
       </w:r>
     </w:p>
     <w:p>
@@ -295,52 +295,50 @@
           <w:b/>
           <w:bCs/>
         </w:rPr>
-        <w:t>Mga Target sa Reus</w:t>
-      </w:r>
-      <w:r>
-        <w:t>e:</w:t>
-        <w:br/>
-        <w:t>Dili kini limitado sa source code; naglakip kini</w:t>
-      </w:r>
-      <w:r>
-        <w:rPr>
-          <w:b/>
-          <w:bCs/>
-        </w:rPr>
-        <w:t xml:space="preserve"> og design informat</w:t>
-      </w:r>
-      <w:r>
-        <w:t>ion (system architecture ug design), m</w:t>
-      </w:r>
-      <w:r>
-        <w:rPr>
-          <w:b/>
-          <w:bCs/>
-        </w:rPr>
-        <w:t>ga requiremen</w:t>
-      </w:r>
-      <w:r>
-        <w:t>ts</w:t>
-      </w:r>
-      <w:r>
-        <w:rPr>
-          <w:b/>
-          <w:bCs/>
-        </w:rPr>
-        <w:t>, mga test</w:t>
-      </w:r>
-      <w:r>
-        <w:t xml:space="preserve"> cases</w:t>
-      </w:r>
-      <w:r>
-        <w:rPr>
-          <w:b/>
-          <w:bCs/>
-        </w:rPr>
-        <w:t>, ug dokumenta</w:t>
-      </w:r>
-      <w:r>
-        <w:t>syon.</w:t>
+        <w:t>Gipangitaan sa pagpan</w:t>
+      </w:r>
+      <w:r>
+        <w:t>ggit: Dili lamang kini limitado sa source code; naglakip u</w:t>
+      </w:r>
+      <w:r>
+        <w:rPr>
+          <w:b/>
+          <w:bCs/>
+        </w:rPr>
+        <w:t>sab kini sa impormasyo</w:t>
+      </w:r>
+      <w:r>
+        <w:t>n sa disenyo (arkitektura ug disenyo sa sis</w:t>
+      </w:r>
+      <w:r>
+        <w:rPr>
+          <w:b/>
+          <w:bCs/>
+        </w:rPr>
+        <w:t>tema), mga pan</w:t>
+      </w:r>
+      <w:r>
+        <w:t>ga</w:t>
+      </w:r>
+      <w:r>
+        <w:rPr>
+          <w:b/>
+          <w:bCs/>
+        </w:rPr>
+        <w:t>ilangan, mga</w:t>
+      </w:r>
+      <w:r>
+        <w:t xml:space="preserve"> test c</w:t>
+      </w:r>
+      <w:r>
+        <w:rPr>
+          <w:b/>
+          <w:bCs/>
+        </w:rPr>
+        <w:t>ase, ug dokument</w:t>
+      </w:r>
+      <w:r>
+        <w:t>asyon.</w:t>
       </w:r>
     </w:p>
     <w:p>
@@ -355,7 +353,7 @@
           <w:b/>
           <w:bCs/>
         </w:rPr>
-        <w:t>Tuyo ug mga Tumong:</w:t>
+        <w:t>Purpas ug mga Layunin:</w:t>
       </w:r>
     </w:p>
     <w:p>
@@ -370,10 +368,10 @@
           <w:b/>
           <w:bCs/>
         </w:rPr>
-        <w:t>Responsibilit</w:t>
-      </w:r>
-      <w:r>
-        <w:t>y: Pag-reuse sa mga function ug kalig-on nga na-verify na.</w:t>
+        <w:t>Responsibilid</w:t>
+      </w:r>
+      <w:r>
+        <w:t>ad: Paggamit ulit ug mga nahimo ug stable nga mga function.</w:t>
       </w:r>
     </w:p>
     <w:p>
@@ -388,10 +386,10 @@
           <w:b/>
           <w:bCs/>
         </w:rPr>
-        <w:t>Scalability: P</w:t>
-      </w:r>
-      <w:r>
-        <w:t>aghatag og mas sayon nga pag-upgrade base sa mga naa, na-verify nga mga function.</w:t>
+        <w:t>Pag-angay-angay:</w:t>
+      </w:r>
+      <w:r>
+        <w:t xml:space="preserve"> Pagtugot nga mas dali ang pag-upgrade base sa mga na-testing ug na-probahan nga mga buhaton.</w:t>
       </w:r>
     </w:p>
     <w:p>
@@ -406,10 +404,10 @@
           <w:b/>
           <w:bCs/>
         </w:rPr>
-        <w:t>Produktibidad:</w:t>
-      </w:r>
-      <w:r>
-        <w:t xml:space="preserve"> Pagpaayo sa kinatibuk-ang proseso sa pagpalambo sa mga aspeto sa gasto, oras, ug risgo.</w:t>
+        <w:t>Ang Produktibid</w:t>
+      </w:r>
+      <w:r>
+        <w:t>ad: Pagpabantay sa bug-os nga proseso sa pag-uswag taliwala sa gastos, oras, ug panagatay.</w:t>
       </w:r>
     </w:p>
     <w:p>
@@ -424,74 +422,74 @@
           <w:b/>
           <w:bCs/>
         </w:rPr>
-        <w:t>Pag-establisar og Kultura sa Pag-u</w:t>
-      </w:r>
-      <w:r>
-        <w:t xml:space="preserve">sab: Aron magmalampuson ang pag-usab sa usa ka negosyo, ang mga organisasyon kinahanglan mag-establisar </w:t>
-      </w:r>
-      <w:r>
-        <w:rPr>
-          <w:b/>
-          <w:bCs/>
-        </w:rPr>
-        <w:t>og organisasyon sa pagdumala sa pa</w:t>
-      </w:r>
-      <w:r>
-        <w:t>g-usab, mag</w:t>
-      </w:r>
-      <w:r>
-        <w:rPr>
-          <w:b/>
-          <w:bCs/>
-        </w:rPr>
-        <w:t xml:space="preserve">hatag og </w:t>
-      </w:r>
-      <w:r>
-        <w:t>training, magpat</w:t>
-      </w:r>
-      <w:r>
-        <w:rPr>
-          <w:b/>
-          <w:bCs/>
-        </w:rPr>
-        <w:t xml:space="preserve">uman og reward </w:t>
-      </w:r>
-      <w:r>
-        <w:t xml:space="preserve">system, ug masiguro </w:t>
-      </w:r>
-      <w:r>
-        <w:rPr>
-          <w:b/>
-          <w:bCs/>
-        </w:rPr>
-        <w:t>ang kasaligan</w:t>
-      </w:r>
-      <w:r>
-        <w:t xml:space="preserve"> sa mga gigamit nga components.</w:t>
-      </w:r>
-    </w:p>
-    <w:p>
-      <w:r>
-        <w:rPr>
-          <w:b/>
-          <w:bCs/>
-        </w:rPr>
-        <w:t>2. Pagsusi balik</w:t>
-      </w:r>
-    </w:p>
-    <w:p>
-      <w:r>
-        <w:t>Pagsusi balik mao ang pagdekon</w:t>
-      </w:r>
-      <w:r>
-        <w:rPr>
-          <w:b/>
-          <w:bCs/>
-        </w:rPr>
-        <w:t>struir sa usa k</w:t>
-      </w:r>
-      <w:r>
-        <w:t>a nahimo nga sistema aron masuta ang iyang disenyo, mga teknik, ug dokumentasyon. Gituohan kini nga kabaliktaran sa "forward engineering," nga nagalihok gikan sa mga kinahanglanon ngadto sa katapusang produkto.</w:t>
+        <w:t>Establish ug Kultura sa Paggamit balik</w:t>
+      </w:r>
+      <w:r>
+        <w:t>: Aron mapadayon ang paggamit balik sa maayong paagi sa negosyo, ang mga organisasyon kinahanglan mag-establish og org</w:t>
+      </w:r>
+      <w:r>
+        <w:rPr>
+          <w:b/>
+          <w:bCs/>
+        </w:rPr>
+        <w:t>anisasyon sa pagdumala sa paggamit bal</w:t>
+      </w:r>
+      <w:r>
+        <w:t xml:space="preserve">ik, maghatag </w:t>
+      </w:r>
+      <w:r>
+        <w:rPr>
+          <w:b/>
+          <w:bCs/>
+        </w:rPr>
+        <w:t>ug pagsana</w:t>
+      </w:r>
+      <w:r>
+        <w:t>y, mag-implement u</w:t>
+      </w:r>
+      <w:r>
+        <w:rPr>
+          <w:b/>
+          <w:bCs/>
+        </w:rPr>
+        <w:t>g sistema sa pagr</w:t>
+      </w:r>
+      <w:r>
+        <w:t>eward, ug siguruhon an</w:t>
+      </w:r>
+      <w:r>
+        <w:rPr>
+          <w:b/>
+          <w:bCs/>
+        </w:rPr>
+        <w:t>g pagtinud-ana</w:t>
+      </w:r>
+      <w:r>
+        <w:t>y sa mga component nga gipalitbalik.</w:t>
+      </w:r>
+    </w:p>
+    <w:p>
+      <w:r>
+        <w:rPr>
+          <w:b/>
+          <w:bCs/>
+        </w:rPr>
+        <w:t>2. Reverse Engineering</w:t>
+      </w:r>
+    </w:p>
+    <w:p>
+      <w:r>
+        <w:t>Reverse engineering mao ang pa</w:t>
+      </w:r>
+      <w:r>
+        <w:rPr>
+          <w:b/>
+          <w:bCs/>
+        </w:rPr>
+        <w:t>g-usab sa siste</w:t>
+      </w:r>
+      <w:r>
+        <w:t>ma nga gipadayag aron masayod ang iyang disenyo, teknika, ug dokumentasyon. Gisipala kini nga ang kabaliktaran sa "forward engineering," nga nagmula gikan sa mga panginahanglan tubtob sa final nga produkto.</w:t>
       </w:r>
     </w:p>
     <w:p>
@@ -506,30 +504,30 @@
           <w:b/>
           <w:bCs/>
         </w:rPr>
-        <w:t>Kinahanglano</w:t>
-      </w:r>
-      <w:r>
-        <w:t>n: Gamiton kini sa dihang lisod i-maintain ang usa ka na</w:t>
-      </w:r>
-      <w:r>
-        <w:rPr>
-          <w:b/>
-          <w:bCs/>
-        </w:rPr>
-        <w:t>gdagan nga sistema o kung</w:t>
-      </w:r>
-      <w:r>
-        <w:t xml:space="preserve"> adunay panginahanglan nga ilisan</w:t>
-      </w:r>
-      <w:r>
-        <w:rPr>
-          <w:b/>
-          <w:bCs/>
-        </w:rPr>
-        <w:t xml:space="preserve"> ang mga</w:t>
-      </w:r>
-      <w:r>
-        <w:t xml:space="preserve"> existing nga sistema (sama sa pagbalhin gikan sa mainframes ngadto sa mga database environments).</w:t>
+        <w:t>Nanginahangla</w:t>
+      </w:r>
+      <w:r>
+        <w:t xml:space="preserve">n: Gidaghanon kini gamiton kon sayop kaayo ang pagpangandoy sa </w:t>
+      </w:r>
+      <w:r>
+        <w:rPr>
+          <w:b/>
+          <w:bCs/>
+        </w:rPr>
+        <w:t>sistema nga nagpabilin o kon</w:t>
+      </w:r>
+      <w:r>
+        <w:t xml:space="preserve"> adunay panginahanglan nga magbalhin </w:t>
+      </w:r>
+      <w:r>
+        <w:rPr>
+          <w:b/>
+          <w:bCs/>
+        </w:rPr>
+        <w:t>sa mga si</w:t>
+      </w:r>
+      <w:r>
+        <w:t>stema nga naa na (sugod sa pagbalhin gikan sa mga mainframe padulong sa bag-ong mga kapaligiran sa database).</w:t>
       </w:r>
     </w:p>
     <w:p>
@@ -544,7 +542,7 @@
           <w:b/>
           <w:bCs/>
         </w:rPr>
-        <w:t>Pangunang mga Tipo:</w:t>
+        <w:t>Panglaing Nato</w:t>
       </w:r>
     </w:p>
     <w:p>
@@ -562,7 +560,7 @@
         <w:t>Logical Reverse Engineering:</w:t>
       </w:r>
       <w:r>
-        <w:t xml:space="preserve"> Pagkuha og high-level design information gikan sa source code.</w:t>
+        <w:t xml:space="preserve"> Pagtukod sa taas nga impormasyon sa disenyo gikan sa source code.</w:t>
       </w:r>
     </w:p>
     <w:p>
@@ -577,10 +575,10 @@
           <w:b/>
           <w:bCs/>
         </w:rPr>
-        <w:t>Data Reverse Engineering: Pag-</w:t>
-      </w:r>
-      <w:r>
-        <w:t>analisar ug pag-usab sa mga kasamtangang database aron ilipat kini ngadto sa bag-ong mga palibot.</w:t>
+        <w:t>Gisugyot ug pagbag-o s</w:t>
+      </w:r>
+      <w:r>
+        <w:t>a mga ektisyenteng database aron maibalik kini sa bag-ong mga palig-on.</w:t>
       </w:r>
     </w:p>
     <w:p>
@@ -595,44 +593,46 @@
           <w:b/>
           <w:bCs/>
         </w:rPr>
-        <w:t>Advantages: N</w:t>
-      </w:r>
-      <w:r>
-        <w:t>agtabang kini sa mga developer nga masabtan ang komplikadong mga sistema, mabalik sa nawala nga dokumentasyon, ug nagpasayon sa pagbalhin sa legacy data ngadto sa modern platforms.</w:t>
-      </w:r>
-    </w:p>
-    <w:p>
-      <w:r>
-        <w:t>Kini nga konsepto importante kaayo sa modernong pagpalambo tungod kay kini nagtubag sa “software crisis” pinaagi sa pagkunhod sa pag-reproduce sa software sa mga mubo nga panahon ug pagpaayo sa kalidad pinaagi sa mga na-verify nga components.</w:t>
-      </w:r>
-    </w:p>
-    <w:p>
-      <w:r>
-        <w:t>Ang ikatulong core concept sa mga source mao a</w:t>
-      </w:r>
-      <w:r>
-        <w:rPr>
-          <w:b/>
-          <w:bCs/>
-        </w:rPr>
-        <w:t>ng Data Structure and Algorithm</w:t>
-      </w:r>
-      <w:r>
-        <w:t>. Ang maong campo nagtutok sa mga sistematikong pamaagi sa pag-imbak, pag-organisar, ug pagproseso sa datos nga epektibo sa memorya sa kompyuter.</w:t>
-      </w:r>
-    </w:p>
-    <w:p>
-      <w:r>
-        <w:rPr>
-          <w:b/>
-          <w:bCs/>
-        </w:rPr>
-        <w:t>1. Estruktura sa Datos</w:t>
-      </w:r>
-    </w:p>
-    <w:p>
-      <w:r>
-        <w:t>Ang estruktura sa datos nagpasabot kung giunsa pag-organisar sa datos sa sistematikong paagi aron kini mahimong epektibong ipahayag ug magamit.</w:t>
+        <w:t>Advantages:</w:t>
+        <w:br/>
+        <w:t>Gid</w:t>
+      </w:r>
+      <w:r>
+        <w:t>awat niya ang mga developer nga masabtan ang mga sistema nga komplikado, makabalik sa dokumentasyon nga nawala, ug makapadulong sa pag-migrasyon sa datos nga heritage patung sa mga modernong plataporma.</w:t>
+      </w:r>
+    </w:p>
+    <w:p>
+      <w:r>
+        <w:t>Kining konsepto sayo sa moderno nga pagpadukwag kay gihatag niya ang solusyon sa "software crisis" pinaagi sa pagpanglimpyo sa pagdugang ug paggamit ug maayo nga software sa maagad nga panahon ug pagpalambo sa kalidad pinaagi sa mga pinatunayan nga mga komponente.</w:t>
+      </w:r>
+    </w:p>
+    <w:p>
+      <w:r>
+        <w:t>Ang ikatulo nga pangunahing konsepto sa mga ginikanan</w:t>
+      </w:r>
+      <w:r>
+        <w:rPr>
+          <w:b/>
+          <w:bCs/>
+        </w:rPr>
+        <w:t xml:space="preserve"> mao ang Data Structure ug Algorithm</w:t>
+      </w:r>
+      <w:r>
+        <w:t>. Kining larangan nagpupugos sa mga sistematiko nga paagi sa pag-imbak, pag-organisa, ug pagproseso sa datos sa hinay-hinay ug maayong paagi sa memorya sa kompyuter.</w:t>
+      </w:r>
+    </w:p>
+    <w:p>
+      <w:r>
+        <w:rPr>
+          <w:b/>
+          <w:bCs/>
+        </w:rPr>
+        <w:t>Dato nga Istraktura</w:t>
+      </w:r>
+    </w:p>
+    <w:p>
+      <w:r>
+        <w:t>Ang istraktura sa datos nagtudlo kung giunsa pag-organisa ang datos aron mahimo kini nga masayon ug masulod sa gamit.</w:t>
       </w:r>
     </w:p>
     <w:p>
@@ -662,20 +662,20 @@
           <w:b/>
           <w:bCs/>
         </w:rPr>
-        <w:t>Linear Structures: An</w:t>
-      </w:r>
-      <w:r>
-        <w:t>g datos gisunod sa usa ka huyay nga linya nga adunay usa-sa-usa nga relasyon. Ang mga pananglitan nag</w:t>
-      </w:r>
-      <w:r>
-        <w:rPr>
-          <w:b/>
-          <w:bCs/>
-        </w:rPr>
-        <w:t>lakip s</w:t>
-      </w:r>
-      <w:r>
-        <w:t xml:space="preserve">a </w:t>
+        <w:t>Linear nga Istraktur</w:t>
+      </w:r>
+      <w:r>
+        <w:t xml:space="preserve">a: Ang datos gipahiluna sa usa ka tig-usa nga linya ug may usa-usa ka relasyon. Mga ejemplo niini </w:t>
+      </w:r>
+      <w:r>
+        <w:rPr>
+          <w:b/>
+          <w:bCs/>
+        </w:rPr>
+        <w:t>mao an</w:t>
+      </w:r>
+      <w:r>
+        <w:t xml:space="preserve">g </w:t>
       </w:r>
       <w:r>
         <w:rPr>
@@ -692,20 +692,20 @@
           <w:b/>
           <w:bCs/>
         </w:rPr>
-        <w:t xml:space="preserve"> Lists,</w:t>
-      </w:r>
-      <w:r>
-        <w:t xml:space="preserve"> Stacks</w:t>
-      </w:r>
-      <w:r>
-        <w:rPr>
-          <w:b/>
-          <w:bCs/>
-        </w:rPr>
-        <w:t>, ug Qu</w:t>
-      </w:r>
-      <w:r>
-        <w:t>eues.</w:t>
+        <w:t xml:space="preserve"> Lists</w:t>
+      </w:r>
+      <w:r>
+        <w:t>, Stac</w:t>
+      </w:r>
+      <w:r>
+        <w:rPr>
+          <w:b/>
+          <w:bCs/>
+        </w:rPr>
+        <w:t>ks, ug</w:t>
+      </w:r>
+      <w:r>
+        <w:t xml:space="preserve"> Queues.</w:t>
       </w:r>
     </w:p>
     <w:p>
@@ -720,30 +720,30 @@
           <w:b/>
           <w:bCs/>
         </w:rPr>
-        <w:t>Non-linear Structures: Ang</w:t>
-      </w:r>
-      <w:r>
-        <w:t xml:space="preserve"> datos adunay usa ka hierarkikal o many-to-many nga relasyon. Mga pananglitan naglaki</w:t>
-      </w:r>
-      <w:r>
-        <w:rPr>
-          <w:b/>
-          <w:bCs/>
-        </w:rPr>
-        <w:t xml:space="preserve">p sa </w:t>
-      </w:r>
-      <w:r>
-        <w:t>Trees</w:t>
-      </w:r>
-      <w:r>
-        <w:rPr>
-          <w:b/>
-          <w:bCs/>
-        </w:rPr>
-        <w:t xml:space="preserve"> ug Gra</w:t>
-      </w:r>
-      <w:r>
-        <w:t>phs.</w:t>
+        <w:t>Dili linear nga estruktura:</w:t>
+      </w:r>
+      <w:r>
+        <w:t xml:space="preserve"> Ang datos may hierarchy o daghang-ngadto-ngadto nga relasyon. Mga ejemplo niini mao ang </w:t>
+      </w:r>
+      <w:r>
+        <w:rPr>
+          <w:b/>
+          <w:bCs/>
+        </w:rPr>
+        <w:t>Mga Ka</w:t>
+      </w:r>
+      <w:r>
+        <w:t>hoy ug</w:t>
+      </w:r>
+      <w:r>
+        <w:rPr>
+          <w:b/>
+          <w:bCs/>
+        </w:rPr>
+        <w:t xml:space="preserve"> Mga Gr</w:t>
+      </w:r>
+      <w:r>
+        <w:t>af.</w:t>
       </w:r>
     </w:p>
     <w:p>
@@ -758,7 +758,7 @@
           <w:b/>
           <w:bCs/>
         </w:rPr>
-        <w:t>Key Linear Structures:</w:t>
+        <w:t>Pangunahing mga Istriktura Linear</w:t>
       </w:r>
     </w:p>
     <w:p>
@@ -773,20 +773,20 @@
           <w:b/>
           <w:bCs/>
         </w:rPr>
-        <w:t>Ang St</w:t>
-      </w:r>
-      <w:r>
-        <w:t>ack nag-operate b</w:t>
-      </w:r>
-      <w:r>
-        <w:rPr>
-          <w:b/>
-          <w:bCs/>
-        </w:rPr>
-        <w:t>ase sa prinsipyo nga LIFO (</w:t>
-      </w:r>
-      <w:r>
-        <w:t>Last-In-First-Out) diin ang datos ma-access lamang gikan sa "top". Gigamit kini alang sa subroutine return addresses ug sa text editor "undo" functions.</w:t>
+        <w:t>Ang Sta</w:t>
+      </w:r>
+      <w:r>
+        <w:t>ck nagapadayag pin</w:t>
+      </w:r>
+      <w:r>
+        <w:rPr>
+          <w:b/>
+          <w:bCs/>
+        </w:rPr>
+        <w:t>aagi sa prinsipyo sa LIFO (Las</w:t>
+      </w:r>
+      <w:r>
+        <w:t>t-In-First-Out) nga diin ang datos lamang gipadayag gikan sa "top". Gidugang kini alang sa mga return address sa subroutine ug sa "undo" nga mga butang sa text editor.</w:t>
       </w:r>
     </w:p>
     <w:p>
@@ -801,20 +801,20 @@
           <w:b/>
           <w:bCs/>
         </w:rPr>
-        <w:t xml:space="preserve">Queue: </w:t>
-      </w:r>
-      <w:r>
-        <w:t>Nag-operate kini b</w:t>
-      </w:r>
-      <w:r>
-        <w:rPr>
-          <w:b/>
-          <w:bCs/>
-        </w:rPr>
-        <w:t>ase sa FIFO (First-In-First-Ou</w:t>
-      </w:r>
-      <w:r>
-        <w:t>t) nga prinsipyo kung diin i-insert ang datos sa "rear" ug i-delete gikan sa "front". Gamiton kini para sa pag-schedule sa trabaho sa OS ug sa I/O buffers.</w:t>
+        <w:t>Mao ki</w:t>
+      </w:r>
+      <w:r>
+        <w:t>ni ang prinsipy</w:t>
+      </w:r>
+      <w:r>
+        <w:rPr>
+          <w:b/>
+          <w:bCs/>
+        </w:rPr>
+        <w:t>o sa FIFO (First-In-First-</w:t>
+      </w:r>
+      <w:r>
+        <w:t>Out) nga diin ang datos gi-insert sa "rear" ug gi-delete gikan sa "front". Gingamit kini alang sa job scheduling sa OS ug I/O buffers.</w:t>
       </w:r>
     </w:p>
     <w:p>
@@ -829,7 +829,7 @@
           <w:b/>
           <w:bCs/>
         </w:rPr>
-        <w:t>Key Non-linear Struktura:</w:t>
+        <w:t>Mga Estruktura nga Di-Linya</w:t>
       </w:r>
     </w:p>
     <w:p>
@@ -844,10 +844,10 @@
           <w:b/>
           <w:bCs/>
         </w:rPr>
-        <w:t>Tree:</w:t>
-      </w:r>
-      <w:r>
-        <w:t xml:space="preserve"> Usa ka hierarchical nga estruktura nga adunay root node ug sibling/child nodes. Gigamit kini para sa pagparse sa gramatika ug decision trees.</w:t>
+        <w:t>Puno:</w:t>
+      </w:r>
+      <w:r>
+        <w:t xml:space="preserve"> Usa ka hierarkikal nga estruktura nga may root node ug sibling/child nodes. Gidawat kini para sa grammar parsing ug decision trees.</w:t>
       </w:r>
     </w:p>
     <w:p>
@@ -862,11 +862,10 @@
           <w:b/>
           <w:bCs/>
         </w:rPr>
-        <w:t>Graph:</w:t>
-        <w:br/>
-      </w:r>
-      <w:r>
-        <w:t>Nagpakita kini og daghang-usa nga relasyon tali sa mga butang. Gamit kini sa pag-analisar sa mga computer networks ug mga electric circuits.</w:t>
+        <w:t>Grafik</w:t>
+      </w:r>
+      <w:r>
+        <w:t>o: Nagdayeg sa daghang-ug madali sa mga butang. Gipang gamit kini aron masubay ang mga kompyuter nga network ug elektrisidad nga sirkito.</w:t>
       </w:r>
     </w:p>
     <w:p>
@@ -881,60 +880,60 @@
           <w:b/>
           <w:bCs/>
         </w:rPr>
-        <w:t>Selection Criteria: An</w:t>
-      </w:r>
-      <w:r>
-        <w:t>g pagpili sa data structure nagdepende sa ora</w:t>
-      </w:r>
-      <w:r>
-        <w:rPr>
-          <w:b/>
-          <w:bCs/>
-        </w:rPr>
-        <w:t>s sa pagproseso sa data,</w:t>
-      </w:r>
-      <w:r>
-        <w:t xml:space="preserve"> g</w:t>
-      </w:r>
-      <w:r>
-        <w:rPr>
-          <w:b/>
-          <w:bCs/>
-        </w:rPr>
-        <w:t>idak-on sa</w:t>
-      </w:r>
-      <w:r>
-        <w:t xml:space="preserve"> d</w:t>
-      </w:r>
-      <w:r>
-        <w:rPr>
-          <w:b/>
-          <w:bCs/>
-        </w:rPr>
-        <w:t>ata, kasagaran sa paggami</w:t>
-      </w:r>
-      <w:r>
-        <w:t>t,</w:t>
-      </w:r>
-      <w:r>
-        <w:rPr>
-          <w:b/>
-          <w:bCs/>
-        </w:rPr>
-        <w:t xml:space="preserve"> kasagaran sa pag-u</w:t>
-      </w:r>
-      <w:r>
-        <w:t xml:space="preserve">pdate, </w:t>
-      </w:r>
-      <w:r>
-        <w:rPr>
-          <w:b/>
-          <w:bCs/>
-        </w:rPr>
-        <w:t>ug kahayahay sa pagpro</w:t>
-      </w:r>
-      <w:r>
-        <w:t>grama.</w:t>
+        <w:t>Pagpili sa Kriteryo: An</w:t>
+      </w:r>
+      <w:r>
+        <w:t>g pagpili ug istraktura sa datos nagdepende sa</w:t>
+      </w:r>
+      <w:r>
+        <w:rPr>
+          <w:b/>
+          <w:bCs/>
+        </w:rPr>
+        <w:t xml:space="preserve"> oras sa pagproseso sa d</w:t>
+      </w:r>
+      <w:r>
+        <w:t>at</w:t>
+      </w:r>
+      <w:r>
+        <w:rPr>
+          <w:b/>
+          <w:bCs/>
+        </w:rPr>
+        <w:t xml:space="preserve">os, kadako </w:t>
+      </w:r>
+      <w:r>
+        <w:t>sa</w:t>
+      </w:r>
+      <w:r>
+        <w:rPr>
+          <w:b/>
+          <w:bCs/>
+        </w:rPr>
+        <w:t xml:space="preserve"> datos, kadalasan sa pagg</w:t>
+      </w:r>
+      <w:r>
+        <w:t>am</w:t>
+      </w:r>
+      <w:r>
+        <w:rPr>
+          <w:b/>
+          <w:bCs/>
+        </w:rPr>
+        <w:t>it, kadalasan sa pa</w:t>
+      </w:r>
+      <w:r>
+        <w:t>g-updat</w:t>
+      </w:r>
+      <w:r>
+        <w:rPr>
+          <w:b/>
+          <w:bCs/>
+        </w:rPr>
+        <w:t>e, ug kasayon sa pag-pr</w:t>
+      </w:r>
+      <w:r>
+        <w:t>ogram.</w:t>
       </w:r>
     </w:p>
     <w:p>
@@ -948,7 +947,7 @@
     </w:p>
     <w:p>
       <w:r>
-        <w:t>Ang algoritmo usa ka serye sa mga proseso sa pagproseso nga gigamit aron masulbad ang espesipikong problema sa mga yugto.</w:t>
+        <w:t>Usa ka algoritmo kay usa ka sunod-sunod nga mga proseso sa pagproseso nga gigamit aron solbahan ang usa ka partikular nga problema pinaagi sa mga etapa.</w:t>
       </w:r>
     </w:p>
     <w:p>
@@ -963,60 +962,60 @@
           <w:b/>
           <w:bCs/>
         </w:rPr>
-        <w:t>Gikinahanglan nga mga kon</w:t>
-      </w:r>
-      <w:r>
-        <w:t>disyon: Aron mahimong algoritmo ang usa ka proseso, kinahanglan kini nga matuman ang</w:t>
-      </w:r>
-      <w:r>
-        <w:rPr>
-          <w:b/>
-          <w:bCs/>
-        </w:rPr>
-        <w:t xml:space="preserve"> lima </w:t>
-      </w:r>
-      <w:r>
-        <w:t>ka kondisyon: Input (data g</w:t>
-      </w:r>
-      <w:r>
-        <w:rPr>
-          <w:b/>
-          <w:bCs/>
-        </w:rPr>
-        <w:t>ikan sa</w:t>
-      </w:r>
-      <w:r>
-        <w:t xml:space="preserve"> gawas), Output (usa ka result</w:t>
-      </w:r>
-      <w:r>
-        <w:rPr>
-          <w:b/>
-          <w:bCs/>
-        </w:rPr>
-        <w:t xml:space="preserve">a o labaw pa), </w:t>
-      </w:r>
-      <w:r>
-        <w:t>Definiteness (klaro nga gispecified</w:t>
-      </w:r>
-      <w:r>
-        <w:rPr>
-          <w:b/>
-          <w:bCs/>
-        </w:rPr>
-        <w:t xml:space="preserve"> nga mga lak</w:t>
-      </w:r>
-      <w:r>
-        <w:t>ang), Finiteness (kinahangla</w:t>
-      </w:r>
-      <w:r>
-        <w:rPr>
-          <w:b/>
-          <w:bCs/>
-        </w:rPr>
-        <w:t>n matapos), ug E</w:t>
-      </w:r>
-      <w:r>
-        <w:t>ffectiveness (kinahanglan basic ug ma-implement).</w:t>
+        <w:t>Gikinahanglan nga mga Kon</w:t>
+      </w:r>
+      <w:r>
+        <w:t>disyon: Aron ang usa ka prosedyur masabtan nga algorithm, kinahanglan nga mituman kini</w:t>
+      </w:r>
+      <w:r>
+        <w:rPr>
+          <w:b/>
+          <w:bCs/>
+        </w:rPr>
+        <w:t xml:space="preserve"> sa li</w:t>
+      </w:r>
+      <w:r>
+        <w:t>mang kondisyon: Input (datos</w:t>
+      </w:r>
+      <w:r>
+        <w:rPr>
+          <w:b/>
+          <w:bCs/>
+        </w:rPr>
+        <w:t xml:space="preserve"> gikan </w:t>
+      </w:r>
+      <w:r>
+        <w:t>sa gawas), Output (usa ka resul</w:t>
+      </w:r>
+      <w:r>
+        <w:rPr>
+          <w:b/>
+          <w:bCs/>
+        </w:rPr>
+        <w:t>ta man), Defini</w:t>
+      </w:r>
+      <w:r>
+        <w:t xml:space="preserve">teness (malinaw ug masabtan nga mga </w:t>
+      </w:r>
+      <w:r>
+        <w:rPr>
+          <w:b/>
+          <w:bCs/>
+        </w:rPr>
+        <w:t>paningkamot)</w:t>
+      </w:r>
+      <w:r>
+        <w:t>, Finiteness (kinahanglan nga</w:t>
+      </w:r>
+      <w:r>
+        <w:rPr>
+          <w:b/>
+          <w:bCs/>
+        </w:rPr>
+        <w:t xml:space="preserve"> mag-end), ug Ef</w:t>
+      </w:r>
+      <w:r>
+        <w:t>fectiveness (kinahanglan nga simple ug mapailub-on).</w:t>
       </w:r>
     </w:p>
     <w:p>
@@ -1031,60 +1030,60 @@
           <w:b/>
           <w:bCs/>
         </w:rPr>
-        <w:t>Mga Kriteryo sa Ana</w:t>
-      </w:r>
-      <w:r>
-        <w:t>lisis: Ang mga algoritmo gisusi base sa ila</w:t>
-      </w:r>
-      <w:r>
-        <w:rPr>
-          <w:b/>
-          <w:bCs/>
-        </w:rPr>
-        <w:t>ng Koryekto</w:t>
-      </w:r>
-      <w:r>
-        <w:t xml:space="preserve">, </w:t>
-      </w:r>
-      <w:r>
-        <w:rPr>
-          <w:b/>
-          <w:bCs/>
-        </w:rPr>
-        <w:t xml:space="preserve">Kadaghan sa trabaho </w:t>
-      </w:r>
-      <w:r>
-        <w:t>ng</w:t>
-      </w:r>
-      <w:r>
-        <w:rPr>
-          <w:b/>
-          <w:bCs/>
-        </w:rPr>
-        <w:t>a nahimo, Kadaghan sa</w:t>
-      </w:r>
-      <w:r>
-        <w:t xml:space="preserve"> e</w:t>
-      </w:r>
-      <w:r>
-        <w:rPr>
-          <w:b/>
-          <w:bCs/>
-        </w:rPr>
-        <w:t>spasyo nga</w:t>
-      </w:r>
-      <w:r>
-        <w:t xml:space="preserve"> gigamit, Optimalidad (ang angay sa palibot), </w:t>
-      </w:r>
-      <w:r>
-        <w:rPr>
-          <w:b/>
-          <w:bCs/>
-        </w:rPr>
-        <w:t>ug Kasimpl</w:t>
-      </w:r>
-      <w:r>
-        <w:t>ehan.</w:t>
+        <w:t xml:space="preserve">Analis sa Kriterya: </w:t>
+      </w:r>
+      <w:r>
+        <w:t>Ang mga algoritmo gipasiugda base sa ilang Kas</w:t>
+      </w:r>
+      <w:r>
+        <w:rPr>
+          <w:b/>
+          <w:bCs/>
+        </w:rPr>
+        <w:t>inutang, Kad</w:t>
+      </w:r>
+      <w:r>
+        <w:t>am</w:t>
+      </w:r>
+      <w:r>
+        <w:rPr>
+          <w:b/>
+          <w:bCs/>
+        </w:rPr>
+        <w:t>o sa trabaho nga gihi</w:t>
+      </w:r>
+      <w:r>
+        <w:t>mo</w:t>
+      </w:r>
+      <w:r>
+        <w:rPr>
+          <w:b/>
+          <w:bCs/>
+        </w:rPr>
+        <w:t>, Kadamo sa espasyo ng</w:t>
+      </w:r>
+      <w:r>
+        <w:t xml:space="preserve">a </w:t>
+      </w:r>
+      <w:r>
+        <w:rPr>
+          <w:b/>
+          <w:bCs/>
+        </w:rPr>
+        <w:t>gi-empleyoh</w:t>
+      </w:r>
+      <w:r>
+        <w:t>an, Optimidad (ang pagkapasabot sa ilang palibot)</w:t>
+      </w:r>
+      <w:r>
+        <w:rPr>
+          <w:b/>
+          <w:bCs/>
+        </w:rPr>
+        <w:t>, ug Kasimp</w:t>
+      </w:r>
+      <w:r>
+        <w:t>lehan.</w:t>
       </w:r>
     </w:p>
     <w:p>
@@ -1099,7 +1098,7 @@
           <w:b/>
           <w:bCs/>
         </w:rPr>
-        <w:t>Analisis sa Performance:</w:t>
+        <w:t>Analisis sa Pagbuhat</w:t>
       </w:r>
     </w:p>
     <w:p>
@@ -1114,10 +1113,10 @@
           <w:b/>
           <w:bCs/>
         </w:rPr>
-        <w:t>Space Complexity: An</w:t>
-      </w:r>
-      <w:r>
-        <w:t>g kinatibuk-ang memorya nga gikinahanglan aron patakbuhon ang programa, gikalkula isip kabuuan sa fixed space ug variable space.</w:t>
+        <w:t>Ang Kompleksidad sa Espa</w:t>
+      </w:r>
+      <w:r>
+        <w:t>syo: Ang total nga memory nga gikinahanglan aron ma-execute ang usa ka programa, gipakahulata kini isip ang suma sa fixed space ug variable space.</w:t>
       </w:r>
     </w:p>
     <w:p>
@@ -1132,20 +1131,20 @@
           <w:b/>
           <w:bCs/>
         </w:rPr>
-        <w:t>Time Complexity: A</w:t>
-      </w:r>
-      <w:r>
-        <w:t>ng kabuuan sa oras sa pagkompilar ug pagpatuman. Sa software engineering, ang oras sa pagpatuman kasagarang gipakita gamit ang Bi</w:t>
-      </w:r>
-      <w:r>
-        <w:rPr>
-          <w:b/>
-          <w:bCs/>
-        </w:rPr>
-        <w:t>g O notation, n</w:t>
-      </w:r>
-      <w:r>
-        <w:t>ga naglarawan sa growth rate sa oras sa pagpatuman samtang ang data size () nagkadako (pananglitan, alang sa constant, alang sa linear, o alang sa square types).</w:t>
+        <w:t>Ang Complexity sa O</w:t>
+      </w:r>
+      <w:r>
+        <w:t>ras: Ang suma sa oras sa kompilyasyon ug oras sa pagpang-execute. Sa engineering sa software, ang oras sa pagpang-execute kadalasang gi-ekspre</w:t>
+      </w:r>
+      <w:r>
+        <w:rPr>
+          <w:b/>
+          <w:bCs/>
+        </w:rPr>
+        <w:t>sar gamit ang Big</w:t>
+      </w:r>
+      <w:r>
+        <w:t xml:space="preserve"> O notation, nga nagdeskriar sa growth rate sa oras sa pagpang-execute samtang ang size sa data () nagminaas (p. ex., para sa constant, para sa linear, o para sa square types).</w:t>
       </w:r>
     </w:p>
     <w:p>
@@ -1160,69 +1159,69 @@
           <w:b/>
           <w:bCs/>
         </w:rPr>
-        <w:t>Expression Methods: A</w:t>
-      </w:r>
-      <w:r>
-        <w:t>ng mga algoritmo mahimong ipahayag pinaag</w:t>
-      </w:r>
-      <w:r>
-        <w:rPr>
-          <w:b/>
-          <w:bCs/>
-        </w:rPr>
-        <w:t xml:space="preserve">i sa natural nga </w:t>
-      </w:r>
-      <w:r>
-        <w:t>si</w:t>
-      </w:r>
-      <w:r>
-        <w:rPr>
-          <w:b/>
-          <w:bCs/>
-        </w:rPr>
-        <w:t>nultian, flo</w:t>
-      </w:r>
-      <w:r>
-        <w:t>w charts (o NS charts),</w:t>
-      </w:r>
-      <w:r>
-        <w:rPr>
-          <w:b/>
-          <w:bCs/>
-        </w:rPr>
-        <w:t xml:space="preserve"> ug pseudo c</w:t>
-      </w:r>
-      <w:r>
-        <w:t>ode.</w:t>
-      </w:r>
-    </w:p>
-    <w:p>
-      <w:r>
-        <w:t xml:space="preserve">Ang ikaupat nga core concept sa mga sources mao </w:t>
-      </w:r>
-      <w:r>
-        <w:rPr>
-          <w:b/>
-          <w:bCs/>
-        </w:rPr>
-        <w:t>ang Software Design Principles ug Structural Design. An</w:t>
-      </w:r>
-      <w:r>
-        <w:t>g maong field nagpunting sa paghimo og blueprint para sa high‑quality software pinaagi sa pag‑aplikar sa systematic design principles ug pag‑evaluate sa mga relasyon tali sa mga module sa sistema.</w:t>
-      </w:r>
-    </w:p>
-    <w:p>
-      <w:r>
-        <w:rPr>
-          <w:b/>
-          <w:bCs/>
-        </w:rPr>
-        <w:t>1. Mga Prinsipyo sa Pagdisenyo sa Software</w:t>
-      </w:r>
-    </w:p>
-    <w:p>
-      <w:r>
-        <w:t>Ang pagdisenyo sa software naglakip sa pag-abstract sa mga kinahanglanon ngadto sa usa ka konkreto nga estruktura. Ang mga yawe nga prinsipyo naglakip sa:</w:t>
+        <w:t>Pagpakita sa Mga Paraan</w:t>
+      </w:r>
+      <w:r>
+        <w:t>: Pwede gayud ipahayag ang mga algoritmo pinaa</w:t>
+      </w:r>
+      <w:r>
+        <w:rPr>
+          <w:b/>
+          <w:bCs/>
+        </w:rPr>
+        <w:t>gi sa natural nga pi</w:t>
+      </w:r>
+      <w:r>
+        <w:t>nu</w:t>
+      </w:r>
+      <w:r>
+        <w:rPr>
+          <w:b/>
+          <w:bCs/>
+        </w:rPr>
+        <w:t>longan, sa mg</w:t>
+      </w:r>
+      <w:r>
+        <w:t>a flow chart (o NS chart),</w:t>
+      </w:r>
+      <w:r>
+        <w:rPr>
+          <w:b/>
+          <w:bCs/>
+        </w:rPr>
+        <w:t xml:space="preserve"> ug sa pseudo</w:t>
+      </w:r>
+      <w:r>
+        <w:t xml:space="preserve"> code.</w:t>
+      </w:r>
+    </w:p>
+    <w:p>
+      <w:r>
+        <w:t>Ang ikanapulo ka'g tuló nga pangunahing konsepto sa mg</w:t>
+      </w:r>
+      <w:r>
+        <w:rPr>
+          <w:b/>
+          <w:bCs/>
+        </w:rPr>
+        <w:t>a gi-ingon diri mao ang Software Design Principles ug Structur</w:t>
+      </w:r>
+      <w:r>
+        <w:t>al Design. Kining larangan nagpupuyo sa paghimo ug plano para sa software nga mahusay pinaagi sa paggamit ug mga prinsipyo sa sistematikong disenyo ug sa pag-evaluate sa mga relasyon sa pagitan sa mga module sa sistema.</w:t>
+      </w:r>
+    </w:p>
+    <w:p>
+      <w:r>
+        <w:rPr>
+          <w:b/>
+          <w:bCs/>
+        </w:rPr>
+        <w:t>Mga Prinsipyo sa Disenyo sa Software</w:t>
+      </w:r>
+    </w:p>
+    <w:p>
+      <w:r>
+        <w:t>Ginhimo sa software design ang pag-abstract sa mga pangangailangan ug gihatag kini sa istruktura nga konkretong. Ang mga prinsipyo nga gipundohan mao kini:</w:t>
       </w:r>
     </w:p>
     <w:p>
@@ -1237,10 +1236,10 @@
           <w:b/>
           <w:bCs/>
         </w:rPr>
-        <w:t>Abstraction: Pa</w:t>
-      </w:r>
-      <w:r>
-        <w:t>gpokus sa mga esensyal nga aspeto sa usa ka sistema samtang nagwagtang sa mga dili importante nga detalye aron malikayan ang kalibog.</w:t>
+        <w:t>Abstraction: P</w:t>
+      </w:r>
+      <w:r>
+        <w:t>agsinati sa mga panginahang bahin sa usa ka sistema samtang gipapalayas ang mga dili kinahanglanon aron masabtan ang kasinati.</w:t>
       </w:r>
     </w:p>
     <w:p>
@@ -1255,10 +1254,10 @@
           <w:b/>
           <w:bCs/>
         </w:rPr>
-        <w:t>Information Hiding: Pagp</w:t>
-      </w:r>
-      <w:r>
-        <w:t>ahimutang sa mga internal nga operasyon sa usa ka module nga gitago gikan sa ubang module aron ang mga kausaban sa usa dili magkinahanglan og kausaban sa uban.</w:t>
+        <w:t>Ang pagtago sa impormas</w:t>
+      </w:r>
+      <w:r>
+        <w:t>yon: Pagtago sa sulod nga pagbuhat sa usa ka modyul gikan sa lain nga modyul aron ang mga pagbag-o sa usa dili kinahanglan buhaton ang pagbag-o sa lain.</w:t>
       </w:r>
     </w:p>
     <w:p>
@@ -1273,10 +1272,10 @@
           <w:b/>
           <w:bCs/>
         </w:rPr>
-        <w:t>Modularization: Pag</w:t>
-      </w:r>
-      <w:r>
-        <w:t>bahin sa usa ka dako, komplikadong sistema ngadto sa mas gamay, maayong pagdumala nga mga yunit (modules) aron mapadali ang pagpalambo ug mapauswag ang pagmintinar.</w:t>
+        <w:t xml:space="preserve">Modularization: </w:t>
+      </w:r>
+      <w:r>
+        <w:t>Pagtunga-tunga sa daghang sistema nga complex ug masalaba sa daghang yunit (modyul) aron masayop ang pagpauswag ug mapasaylo ang pagpangalaga.</w:t>
       </w:r>
     </w:p>
     <w:p>
@@ -1291,34 +1290,34 @@
           <w:b/>
           <w:bCs/>
         </w:rPr>
-        <w:t>Stepwise Refinement: Us</w:t>
-      </w:r>
-      <w:r>
-        <w:t>a ka top-down nga pamaagi diin ang disenyo hinay-hinay nga gipapalapad uban sa mas daghang detalye sa matag yugto.</w:t>
-      </w:r>
-    </w:p>
-    <w:p>
-      <w:r>
-        <w:rPr>
-          <w:b/>
-          <w:bCs/>
-        </w:rPr>
-        <w:t>2. Cohesion ug Coupling</w:t>
-      </w:r>
-    </w:p>
-    <w:p>
-      <w:r>
-        <w:t xml:space="preserve">Kini ang mga pangunang kriteriya nga gigamit sa pagsusi sa kalidad sa usa ka disenyo sa software. Ang ideal nga disenyo nagtinguha og </w:t>
-      </w:r>
-      <w:r>
-        <w:rPr>
-          <w:b/>
-          <w:bCs/>
-        </w:rPr>
-        <w:t>taas nga cohesion ug ubos nga couplin</w:t>
-      </w:r>
-      <w:r>
-        <w:t>g.</w:t>
+        <w:t>Ang Stepwise Refinem</w:t>
+      </w:r>
+      <w:r>
+        <w:t>ent: usa ka top-down nga abot diin ang disenyo gigamay ug gigamay ug daghan ka detalye sa matag etapa.</w:t>
+      </w:r>
+    </w:p>
+    <w:p>
+      <w:r>
+        <w:rPr>
+          <w:b/>
+          <w:bCs/>
+        </w:rPr>
+        <w:t>Kohesyon ug Pagkapit</w:t>
+      </w:r>
+    </w:p>
+    <w:p>
+      <w:r>
+        <w:t>Kini mga pangunahing criteria gipanggamit aron masabtan ang kalidad sa disenyo sa software. Ang pinakaugma nga disenyo naghangad og taa</w:t>
+      </w:r>
+      <w:r>
+        <w:rPr>
+          <w:b/>
+          <w:bCs/>
+        </w:rPr>
+        <w:t>s nga cohesion ug mabug-at nga coupli</w:t>
+      </w:r>
+      <w:r>
+        <w:t>ng.</w:t>
       </w:r>
     </w:p>
     <w:p>
@@ -1333,33 +1332,33 @@
           <w:b/>
           <w:bCs/>
         </w:rPr>
-        <w:t xml:space="preserve">Cohesion: </w:t>
-      </w:r>
-      <w:r>
-        <w:t>Gitan-aw kung unsa ka duol ang mga functional nga elemento sulod sa usa ka module. Ang mga klase naglakip gikan sa Funct</w:t>
-      </w:r>
-      <w:r>
-        <w:rPr>
-          <w:b/>
-          <w:bCs/>
-        </w:rPr>
-        <w:t>ional cohesion (pinakak</w:t>
-      </w:r>
-      <w:r>
-        <w:t>usog/maayo), diin ang tanan nga elemento nagbu</w:t>
-      </w:r>
-      <w:r>
-        <w:t>hat og usa ka buluhaton, hangto</w:t>
-      </w:r>
-      <w:r>
-        <w:rPr>
-          <w:b/>
-          <w:bCs/>
-        </w:rPr>
-        <w:t>d sa Coincidental cohesio</w:t>
-      </w:r>
-      <w:r>
-        <w:t>n (pinakaluoy), diin ang mga elemento walay kalabutan.</w:t>
+        <w:t>Ang pagduko</w:t>
+      </w:r>
+      <w:r>
+        <w:t xml:space="preserve">t: Gisugpong kon giunsa kaayo ang mga elemento sa usa ka modulong naghimo ug usa ka katungdanan. Ang mga klase naglulugay gikan sa </w:t>
+      </w:r>
+      <w:r>
+        <w:rPr>
+          <w:b/>
+          <w:bCs/>
+        </w:rPr>
+        <w:t>Functional cohesion (pina</w:t>
+      </w:r>
+      <w:r>
+        <w:t>ka-strong/maayo), nga diha ang tanan ka elemento n</w:t>
+      </w:r>
+      <w:r>
+        <w:t>agbuhat ug usa ka katungdanan, han</w:t>
+      </w:r>
+      <w:r>
+        <w:rPr>
+          <w:b/>
+          <w:bCs/>
+        </w:rPr>
+        <w:t>gtod sa Coincidental cohesi</w:t>
+      </w:r>
+      <w:r>
+        <w:t>on (pinaka-weak), nga diha ang mga elemento wala'y kaugnay.</w:t>
       </w:r>
     </w:p>
     <w:p>
@@ -1374,44 +1373,44 @@
           <w:b/>
           <w:bCs/>
         </w:rPr>
-        <w:t>Coupling: S</w:t>
-      </w:r>
-      <w:r>
-        <w:t>ukdanan ang grado sa interdependensiya tali sa mga module. Ang taas nga coupling maghatag og “ripple effect,” kung ang pagbag-o sa usa ka module magkinahanglan og pagbag-o sa daghang uban. Ang mga klase nagkalainlain gikan sa Data coupling (</w:t>
-      </w:r>
-      <w:r>
-        <w:rPr>
-          <w:b/>
-          <w:bCs/>
-        </w:rPr>
-        <w:t>pinakabugnaw/pina</w:t>
-      </w:r>
-      <w:r>
-        <w:t>kamaayo), kung diin ang mga datos nga gikinahanglan lang ang ipaambit, hang</w:t>
-      </w:r>
-      <w:r>
-        <w:rPr>
-          <w:b/>
-          <w:bCs/>
-        </w:rPr>
-        <w:t>tod sa Content coupli</w:t>
-      </w:r>
-      <w:r>
-        <w:t>ng (pinakakusog/pinakaluoy), kung diin ang usa ka module direkta nga nagbag-o sa lain.</w:t>
-      </w:r>
-    </w:p>
-    <w:p>
-      <w:r>
-        <w:rPr>
-          <w:b/>
-          <w:bCs/>
-        </w:rPr>
-        <w:t>3. Metodolohiya sa Estruktural nga Desinyo</w:t>
-      </w:r>
-    </w:p>
-    <w:p>
-      <w:r>
-        <w:t>Kini nga pamaagi nagbalhin sa mga resulta sa functional modeling (sama sa Data Flow Diagrams) ngadto sa usa ka structural design.</w:t>
+        <w:t>Ang *couplin</w:t>
+      </w:r>
+      <w:r>
+        <w:t xml:space="preserve">g* nagasugod sa pagtimbang sa kadugay sa pagdepende sa mga *module*. Ang taas nga *coupling* nagahatag ug "ripple effect," nga diha ang pagbag-o sa usa ka *module* nagapanginahanglan ug pagbag-o sa daghan pa ka *module*. Ang mga *type* nagapabilin </w:t>
+      </w:r>
+      <w:r>
+        <w:rPr>
+          <w:b/>
+          <w:bCs/>
+        </w:rPr>
+        <w:t>gikan sa *Data co</w:t>
+      </w:r>
+      <w:r>
+        <w:t>upling* (pinakasayon/maayo), diin lang ang kinahanglan nga datos ang gipahiga</w:t>
+      </w:r>
+      <w:r>
+        <w:rPr>
+          <w:b/>
+          <w:bCs/>
+        </w:rPr>
+        <w:t>yon, hangtod sa *Cont</w:t>
+      </w:r>
+      <w:r>
+        <w:t>ent coupling* (pinakadugay/kinahanglan), diin usa ka *module* direktang nagbag-o sa lain.</w:t>
+      </w:r>
+    </w:p>
+    <w:p>
+      <w:r>
+        <w:rPr>
+          <w:b/>
+          <w:bCs/>
+        </w:rPr>
+        <w:t>3. Pamaagi sa Pagdisenyo sa Istruktura</w:t>
+      </w:r>
+    </w:p>
+    <w:p>
+      <w:r>
+        <w:t>Kining paagi nagbalhin sa mga resulta sa functional modeling (sugod sa Data Flow Diagrams) ug gipakita kini sa usa ka structural design.</w:t>
       </w:r>
     </w:p>
     <w:p>
@@ -1426,40 +1425,40 @@
           <w:b/>
           <w:bCs/>
         </w:rPr>
-        <w:t>Transform Flow-oriented Design: Gipa</w:t>
-      </w:r>
-      <w:r>
-        <w:t>himutang ang sistema ngadto sa tulo ka bahin</w:t>
-      </w:r>
-      <w:r>
-        <w:rPr>
-          <w:b/>
-          <w:bCs/>
-        </w:rPr>
-        <w:t>: usa ka incomi</w:t>
-      </w:r>
-      <w:r>
-        <w:t>ng flow (input</w:t>
-      </w:r>
-      <w:r>
-        <w:rPr>
-          <w:b/>
-          <w:bCs/>
-        </w:rPr>
-        <w:t>), usa ka transfor</w:t>
-      </w:r>
-      <w:r>
-        <w:t xml:space="preserve">m center (data processing), ug </w:t>
-      </w:r>
-      <w:r>
-        <w:rPr>
-          <w:b/>
-          <w:bCs/>
-        </w:rPr>
-        <w:t>usa ka outgoing</w:t>
-      </w:r>
-      <w:r>
-        <w:t xml:space="preserve"> flow (output).</w:t>
+        <w:t>Gipaagi ang sistema sa Transform Flow</w:t>
+      </w:r>
+      <w:r>
+        <w:t xml:space="preserve">-oriented Design ngadto sa tulo ka parte: usa </w:t>
+      </w:r>
+      <w:r>
+        <w:rPr>
+          <w:b/>
+          <w:bCs/>
+        </w:rPr>
+        <w:t>ka gikan sa dal</w:t>
+      </w:r>
+      <w:r>
+        <w:t>an (input), us</w:t>
+      </w:r>
+      <w:r>
+        <w:rPr>
+          <w:b/>
+          <w:bCs/>
+        </w:rPr>
+        <w:t>a ka sentro sa pagb</w:t>
+      </w:r>
+      <w:r>
+        <w:t xml:space="preserve">alhin (pagproseso sa datos), ug </w:t>
+      </w:r>
+      <w:r>
+        <w:rPr>
+          <w:b/>
+          <w:bCs/>
+        </w:rPr>
+        <w:t>usa ka gikan sa</w:t>
+      </w:r>
+      <w:r>
+        <w:t xml:space="preserve"> dalan (output).</w:t>
       </w:r>
     </w:p>
     <w:p>
@@ -1474,91 +1473,89 @@
           <w:b/>
           <w:bCs/>
         </w:rPr>
-        <w:t>Transaction Flow-oriented Design: Gamit</w:t>
-      </w:r>
-      <w:r>
-        <w:t>on kini kung usa ka input (usa ka "transaksyon") ang mag-trigger sa usa sa daghang mga dalan sa aksyon nga dili magkahiusa. Ang disenyo nagpunting sa</w:t>
-      </w:r>
-      <w:r>
-        <w:rPr>
-          <w:b/>
-          <w:bCs/>
-        </w:rPr>
-        <w:t xml:space="preserve"> usa ka sentro sa tra</w:t>
-      </w:r>
-      <w:r>
-        <w:t>nsaksyon nga nagtimbang sa input ug naghatud niini ngadto sa angay nga dalan sa operasyon.</w:t>
-      </w:r>
-    </w:p>
-    <w:p>
-      <w:r>
-        <w:t xml:space="preserve">Kini nga konsepto kritikal tungod kay ang mal nga disenyo sa software kasagarang hinungdan sa dakong kapakyasan sa sistema, sama sa gipakita sa mga tinubdan pinaagi sa ehemplo sa </w:t>
-      </w:r>
-      <w:r>
-        <w:rPr>
-          <w:b/>
-          <w:bCs/>
-        </w:rPr>
-        <w:t>pag-eksplod sa Ariane 5 rock</w:t>
-      </w:r>
-      <w:r>
-        <w:t>et, nga gihisgutan nga resulta sa kakulang sa logic sa disenyo ug exception handling.</w:t>
+        <w:t>Disenyong Nakasentro sa Dalot sa Transaks</w:t>
+      </w:r>
+      <w:r>
+        <w:t>yon: Gidisenyo kini aron kon adunay usa ka input (ang "transaksyon"), magtigum kini sa usa ka sa mga paagi sa aksyon nga wala magkaparehas. Ang disenyo nahis</w:t>
+      </w:r>
+      <w:r>
+        <w:rPr>
+          <w:b/>
+          <w:bCs/>
+        </w:rPr>
+        <w:t>umpay sa usa ka sentro</w:t>
+      </w:r>
+      <w:r>
+        <w:t xml:space="preserve"> sa transaksyon nga nag-evaluate sa input ug nagpapadala niini sa angay nga paagi sa operasyon.</w:t>
+      </w:r>
+    </w:p>
+    <w:p>
+      <w:r>
+        <w:t>Kining konsepto kay sayon masulti kay ang dili maayong disenyo sa software mao usab ang kadaghanan sa mga kadahilanan sa malalang pagkabigo sa sistema, sama sa giingon sa mga gi-istorya diha sa usa ka h</w:t>
+      </w:r>
+      <w:r>
+        <w:rPr>
+          <w:b/>
+          <w:bCs/>
+        </w:rPr>
+        <w:t xml:space="preserve">alimbawa sa pagpugong sa Ariane </w:t>
+      </w:r>
+      <w:r>
+        <w:t>5 rocket, nga gipakiana kay sa dili maayong disenyo sa lohika ug sa pagdumala sa mga eksepsyon.</w:t>
       </w:r>
     </w:p>
     <w:p/>
     <w:p>
       <w:r>
-        <w:t xml:space="preserve">Ang ikalima nga core nga konsepto sa mga tinubdan </w:t>
-      </w:r>
-      <w:r>
-        <w:rPr>
-          <w:b/>
-          <w:bCs/>
-        </w:rPr>
-        <w:t>mao ang Software Architecture Desi</w:t>
-      </w:r>
-      <w:r>
-        <w:t xml:space="preserve">gn. </w:t>
-        <w:br/>
-        <w:t>Ang yano nga yugto kini importante sa pagdumala sa kalibog sa usa ka sistema pinaagi sa pag-ila sa iyang komposisyon ug kung giunsa pag-uban ang lain-laing mga komponent sa sinugdanan sa proseso sa pagdisenyo.</w:t>
-      </w:r>
-    </w:p>
-    <w:p>
-      <w:r>
-        <w:rPr>
-          <w:b/>
-          <w:bCs/>
-        </w:rPr>
-        <w:t>1. Pangkalahatang Tan-aw sa Arkitektura</w:t>
-      </w:r>
-    </w:p>
-    <w:p>
-      <w:r>
-        <w:t>Ang arkitektura sa software giisip nga plano sa</w:t>
-      </w:r>
-      <w:r>
-        <w:rPr>
-          <w:b/>
-          <w:bCs/>
-        </w:rPr>
-        <w:t xml:space="preserve"> sistema nga gigam</w:t>
-      </w:r>
-      <w:r>
-        <w:t>it aron sistematikong atubangon ang mga hinungdan nga nakaapekto sa pagpalambo. Nag-establisar kini og set sa mga importante nga lagda sa pagdesisyon bahin sa estruktura sa software, lakip ang mga module, datos, ug ang mga relasyon tali sa mga komponent.</w:t>
-      </w:r>
-    </w:p>
-    <w:p>
-      <w:r>
-        <w:rPr>
-          <w:b/>
-          <w:bCs/>
-        </w:rPr>
-        <w:t>2. Mga Papel sa Software Architect</w:t>
-      </w:r>
-    </w:p>
-    <w:p>
-      <w:r>
-        <w:t>Ang mga tinubdan nagpakita nga ang papel sa usa ka software architect molabaw pa sa teknikal nga pag-code. Ang ilang pangunang responsibilidad naglakip sa:</w:t>
+        <w:t>Ang ikapato nga pangunahing konsepto sa mga gi-ingon</w:t>
+      </w:r>
+      <w:r>
+        <w:rPr>
+          <w:b/>
+          <w:bCs/>
+        </w:rPr>
+        <w:t xml:space="preserve"> kay Software Architecture Design. </w:t>
+      </w:r>
+      <w:r>
+        <w:t>Kining yugto hinungdanon aron masabtan ug masalipdan ang kasal-ot sa usa ka sistema pinaagi sa pagtukod sa iyang komposisyon ug paglantaw kon unsa ang paagi sa pag-interact sa daghang mga komponente sa pag-ubos sa disenyo.</w:t>
+      </w:r>
+    </w:p>
+    <w:p>
+      <w:r>
+        <w:rPr>
+          <w:b/>
+          <w:bCs/>
+        </w:rPr>
+        <w:t>Arkitektura sa Panimbuotan</w:t>
+      </w:r>
+    </w:p>
+    <w:p>
+      <w:r>
+        <w:t xml:space="preserve">Ang software architecture gihimo nga maoy plano sa </w:t>
+      </w:r>
+      <w:r>
+        <w:rPr>
+          <w:b/>
+          <w:bCs/>
+        </w:rPr>
+        <w:t>sistema nga gigamit</w:t>
+      </w:r>
+      <w:r>
+        <w:t xml:space="preserve"> aron sistematiko nga pagdumala sa mga faktor nga nakaapekto sa pag-uswag. Gipormula niini ang usa ka grupo sa importante nga mga patakaran sa pagdesisyon mahitungod sa estruktura sa software, naglakip usab sa mga module, datos, ug sa mga relasyon tali sa mga komponente.</w:t>
+      </w:r>
+    </w:p>
+    <w:p>
+      <w:r>
+        <w:rPr>
+          <w:b/>
+          <w:bCs/>
+        </w:rPr>
+        <w:t>2. Mga Role sa Software Architect</w:t>
+      </w:r>
+    </w:p>
+    <w:p>
+      <w:r>
+        <w:t>Gipakita sa mga giisip nga ang papel sa usa ka software architect dili lamang mahitungod sa teknikal nga pag-code. Ang ilang pangunahing mga responsibilidad naglakip:</w:t>
       </w:r>
     </w:p>
     <w:p>
@@ -1573,10 +1570,10 @@
           <w:b/>
           <w:bCs/>
         </w:rPr>
-        <w:t>Taghimo sa Panan-aw:</w:t>
-      </w:r>
-      <w:r>
-        <w:t xml:space="preserve"> Pag-ila sa mga kinahanglanon aron makompleto ang framework sa software.</w:t>
+        <w:t>Gigikanan sa usa ka Pan</w:t>
+      </w:r>
+      <w:r>
+        <w:t>ingkamot: Pagpasabot sa mga panginahanglan aron matapos ang balangkas sa software.</w:t>
       </w:r>
     </w:p>
     <w:p>
@@ -1591,10 +1588,10 @@
           <w:b/>
           <w:bCs/>
         </w:rPr>
-        <w:t>Key Technical Consultant: Nagh</w:t>
-      </w:r>
-      <w:r>
-        <w:t>atag og tambag sa organisasyon bahin sa teknikal nga mga isyu, mga design pattern, ug mga framework.</w:t>
+        <w:t>Key Technical Consultant: Naga</w:t>
+      </w:r>
+      <w:r>
+        <w:t>tudlo sa organisasyon mahitungod sa mga teknikal nga butang, mga disenyo nga paagi, ug mga framework.</w:t>
       </w:r>
     </w:p>
     <w:p>
@@ -1609,10 +1606,10 @@
           <w:b/>
           <w:bCs/>
         </w:rPr>
-        <w:t>Decision Maker: Pag</w:t>
-      </w:r>
-      <w:r>
-        <w:t>pili og kritikal nga mga kapilian sa mga dakong lugar o mga hinungdan nga nakaapekto sa kinatibuk-ang disenyo.</w:t>
+        <w:t xml:space="preserve">Ang Decision Maker: </w:t>
+      </w:r>
+      <w:r>
+        <w:t>naghimo og mga importante nga pagpili mahitungod sa daghang mga lugar o mga butang nga nagapekto sa bug-os nga disenyo.</w:t>
       </w:r>
     </w:p>
     <w:p>
@@ -1627,24 +1624,24 @@
           <w:b/>
           <w:bCs/>
         </w:rPr>
-        <w:t>Mediator/Coordinator: Man</w:t>
-      </w:r>
-      <w:r>
-        <w:t>gkoordinar sa lainlaing mga opinyon sa nagkalain‑laing partisipante sa proyekto sa otoridad nga paagi.</w:t>
-      </w:r>
-    </w:p>
-    <w:p>
-      <w:r>
-        <w:rPr>
-          <w:b/>
-          <w:bCs/>
-        </w:rPr>
-        <w:t>3. Representatibong Estilo sa Arkitektura</w:t>
-      </w:r>
-    </w:p>
-    <w:p>
-      <w:r>
-        <w:t>Ang mga estilo sa arkitektura naghatag og mga template para sa estruktura sa sistema. Ang mga tinubdan nagtino og pipila ka mga yawe nga modelo:</w:t>
+        <w:t>Mediator/Coordinator:</w:t>
+      </w:r>
+      <w:r>
+        <w:t xml:space="preserve"> Nangunguna sa pagtugma sa mga lain-laing opinyon sa daghang partisipante sa proyekto.</w:t>
+      </w:r>
+    </w:p>
+    <w:p>
+      <w:r>
+        <w:rPr>
+          <w:b/>
+          <w:bCs/>
+        </w:rPr>
+        <w:t>3. Mga Representatibo nga Istilo sa Arkitektura</w:t>
+      </w:r>
+    </w:p>
+    <w:p>
+      <w:r>
+        <w:t>Ang mga estilo sa arkitektura naghatag ug mga template para sa istraktura sa sistema. Ang mga pinagkuhanan nagtudlo ug pipila ka importante nga modelo:</w:t>
       </w:r>
     </w:p>
     <w:p>
@@ -1662,7 +1659,7 @@
         <w:t xml:space="preserve">Repository Structure: </w:t>
       </w:r>
       <w:r>
-        <w:t>Nakapokus sa shared data nga ma-access sa daghang mga komponent.</w:t>
+        <w:t>Gipakusgan sa mga datos nga gi-angkon sa daghang mga komponente.</w:t>
       </w:r>
     </w:p>
     <w:p>
@@ -1677,40 +1674,40 @@
           <w:b/>
           <w:bCs/>
         </w:rPr>
-        <w:t>MVC (Model-View-Controller)</w:t>
-      </w:r>
-      <w:r>
-        <w:t>: Gamiton kini sa pagdesinyo sa GUI. Nagbahin kini sa sistema ngadt</w:t>
-      </w:r>
-      <w:r>
-        <w:rPr>
-          <w:b/>
-          <w:bCs/>
-        </w:rPr>
-        <w:t>o sa</w:t>
-      </w:r>
-      <w:r>
-        <w:t xml:space="preserve"> Model (data/l</w:t>
-      </w:r>
-      <w:r>
-        <w:rPr>
-          <w:b/>
-          <w:bCs/>
-        </w:rPr>
-        <w:t>ogi</w:t>
-      </w:r>
-      <w:r>
-        <w:t>c), View (interfa</w:t>
-      </w:r>
-      <w:r>
-        <w:rPr>
-          <w:b/>
-          <w:bCs/>
-        </w:rPr>
-        <w:t>ce), ug C</w:t>
-      </w:r>
-      <w:r>
-        <w:t>ontroller (input handling), nga mas sayon pag-usab sa interface nga dili makaapekto sa data.</w:t>
+        <w:t>MVC (Model-View-Controller):</w:t>
+      </w:r>
+      <w:r>
+        <w:t xml:space="preserve"> Gikabit sa pagdisenyo sa GUI. Gihimo niya ang sistema sa tulo ka bahi</w:t>
+      </w:r>
+      <w:r>
+        <w:rPr>
+          <w:b/>
+          <w:bCs/>
+        </w:rPr>
+        <w:t>n: an</w:t>
+      </w:r>
+      <w:r>
+        <w:t>g Model (data/l</w:t>
+      </w:r>
+      <w:r>
+        <w:rPr>
+          <w:b/>
+          <w:bCs/>
+        </w:rPr>
+        <w:t>ogic</w:t>
+      </w:r>
+      <w:r>
+        <w:t>), ang View (inter</w:t>
+      </w:r>
+      <w:r>
+        <w:rPr>
+          <w:b/>
+          <w:bCs/>
+        </w:rPr>
+        <w:t xml:space="preserve">face), ug </w:t>
+      </w:r>
+      <w:r>
+        <w:t>ang Controller (panghimo sa input), nga makapalit sa interface nga dili magkaapekto sa data.</w:t>
       </w:r>
     </w:p>
     <w:p>
@@ -1725,10 +1722,10 @@
           <w:b/>
           <w:bCs/>
         </w:rPr>
-        <w:t xml:space="preserve">Client-Server Model: Usa </w:t>
-      </w:r>
-      <w:r>
-        <w:t>ka distribyut nga modelo diin ang mga server maghatag og serbisyo ug ang mga kliyente mangayo niini.</w:t>
+        <w:t>Ang Client-Server Model: Usa k</w:t>
+      </w:r>
+      <w:r>
+        <w:t>a gipamahingad nga modelo diin ang mga server naghatag ug serbisyo ug ang mga client naghangyo ug ilang gikinahanglan.</w:t>
       </w:r>
     </w:p>
     <w:p>
@@ -1743,20 +1740,20 @@
           <w:b/>
           <w:bCs/>
         </w:rPr>
-        <w:t xml:space="preserve">Hierarchy: </w:t>
-      </w:r>
-      <w:r>
-        <w:t xml:space="preserve">Nagpasabot kini sa sistema isip daghang mga layer nga matag usa naghatag og espesipikong serbisyo, sama sa 7 ka layer </w:t>
-      </w:r>
-      <w:r>
-        <w:rPr>
-          <w:b/>
-          <w:bCs/>
-        </w:rPr>
-        <w:t>sa OSI mod</w:t>
-      </w:r>
-      <w:r>
-        <w:t>el.</w:t>
+        <w:t>Hierarkiya:</w:t>
+      </w:r>
+      <w:r>
+        <w:t xml:space="preserve"> Nagtudlo ug sistema nga hinungdan ug pipila ka layer nga naghatag ug espesipikong serbisyo, sama sa 7 ka layer s</w:t>
+      </w:r>
+      <w:r>
+        <w:rPr>
+          <w:b/>
+          <w:bCs/>
+        </w:rPr>
+        <w:t>a OSI mode</w:t>
+      </w:r>
+      <w:r>
+        <w:t>l.</w:t>
       </w:r>
     </w:p>
     <w:p>
@@ -1770,7 +1767,7 @@
     </w:p>
     <w:p>
       <w:r>
-        <w:t>Aron epektibo nga ipahayag ang arkitektura, ang mga developer naggamit og pipila ka mga teknik sa pagmodelo:</w:t>
+        <w:t>Para makomunikasyon ang arkitektura sa maayong paagi, naggamit ang mga developer ug daghang mga teknik sa pagmodelo:</w:t>
       </w:r>
     </w:p>
     <w:p>
@@ -1785,10 +1782,10 @@
           <w:b/>
           <w:bCs/>
         </w:rPr>
-        <w:t>Context Model</w:t>
-      </w:r>
-      <w:r>
-        <w:t>: Naghatag sa hangganan tali sa unang sistema ug sa external environment, nagpunting sa exchanged data.</w:t>
+        <w:t>Nagtabay sa</w:t>
+      </w:r>
+      <w:r>
+        <w:t xml:space="preserve"> gihitabo sa sistema ug ang iyang gawasnon kaagi, nagpupugos sa gipalitang datos.</w:t>
       </w:r>
     </w:p>
     <w:p>
@@ -1803,10 +1800,10 @@
           <w:b/>
           <w:bCs/>
         </w:rPr>
-        <w:t>Component Diagram: Na</w:t>
-      </w:r>
-      <w:r>
-        <w:t>gpasundayag og mga reusable nga bahin nga mahimong 'plugged in' para mapadali ang pagpalambo.</w:t>
+        <w:t>Component Diagram: Gip</w:t>
+      </w:r>
+      <w:r>
+        <w:t>akita kini ang mga reusable nga bahin nga mahimo "i-plug in" aron mas mapadali ang pagpadukwag.</w:t>
       </w:r>
     </w:p>
     <w:p>
@@ -1821,40 +1818,40 @@
           <w:b/>
           <w:bCs/>
         </w:rPr>
-        <w:t>Package Diagram: Nagr</w:t>
-      </w:r>
-      <w:r>
-        <w:t>epresentar sa relasyon sa pagdepende tali sa mga subsystems, naghatag og kahigayunan sa mga developer nga itago ang mga detalye sulod ug maminusan ang kinatibuk-ang komplikasyon sa sistema.</w:t>
+        <w:t xml:space="preserve">Gisimbolo sa Pakete: </w:t>
+      </w:r>
+      <w:r>
+        <w:t>Gipakita niini ang relasyon sa pagdepende tali sa mga subsystem, nga naghatag og oportunidad sa mga developer nga ipalupot ang mga detalye sa sulod ug mabawasan ang kasal-otan sa sistema.</w:t>
       </w:r>
     </w:p>
     <w:p/>
     <w:p>
       <w:r>
-        <w:t xml:space="preserve">Ang ikaanim nga core nga konsepto sa source material mao ang </w:t>
-      </w:r>
-      <w:r>
-        <w:rPr>
-          <w:b/>
-          <w:bCs/>
-        </w:rPr>
-        <w:t>Object-Oriented Design (OOD). Ang k</w:t>
-      </w:r>
-      <w:r>
-        <w:t>onsepto nagtan-aw sa usa ka problema isip usa ka grupo sa mga interaktibong real-world nga mga butang, nga naglihok isip usa ka “virtualization process” aron ilipat ang mga real-world nga kinaiya ngadto sa computer environment.</w:t>
-      </w:r>
-    </w:p>
-    <w:p>
-      <w:r>
-        <w:rPr>
-          <w:b/>
-          <w:bCs/>
-        </w:rPr>
-        <w:t>1. Mga Panan-aw sa Pagmodelo</w:t>
-      </w:r>
-    </w:p>
-    <w:p>
-      <w:r>
-        <w:t>Ang OOD nag-ila sa mga gikinahanglan nga butang pinaagi sa pag-aplikar sa tulo ka lain‑laing panan‑aw aron masabtan ang mga kinahanglanon sa sistema:</w:t>
+        <w:t>Ang ikanim nga pangunahon nga konsepto sa materyal mao ang Object-</w:t>
+      </w:r>
+      <w:r>
+        <w:rPr>
+          <w:b/>
+          <w:bCs/>
+        </w:rPr>
+        <w:t>Oriented Design (OOD). Gisaysay niini</w:t>
+      </w:r>
+      <w:r>
+        <w:t xml:space="preserve"> ang usa ka problema nga dapit nga usa ka pangilid sa mga nagkabahinbahin nga mga butang sa kalibutan, nagasulod kini nga konsepto nga usa ka "pagpagawas sa kalibutan" aron ipasulod ang mga katangian sa kalibutan sa usa ka kompyuter nga palibot.</w:t>
+      </w:r>
+    </w:p>
+    <w:p>
+      <w:r>
+        <w:rPr>
+          <w:b/>
+          <w:bCs/>
+        </w:rPr>
+        <w:t>Modeling Viewpoints</w:t>
+      </w:r>
+    </w:p>
+    <w:p>
+      <w:r>
+        <w:t>Gisaysay ang gikinahanglan nga mga butang sa OOD pinaagi sa paggamit ug tulo ka dili magkaparehas nga panan-aw aron masabtan ang mga pangailangan sa sistema.</w:t>
       </w:r>
     </w:p>
     <w:p>
@@ -1869,10 +1866,10 @@
           <w:b/>
           <w:bCs/>
         </w:rPr>
-        <w:t xml:space="preserve">Functional Viewpoint: </w:t>
-      </w:r>
-      <w:r>
-        <w:t>Naglarawan kung unsa ang buhaton sa sistema gikan sa panan-aw sa mga buhaton nga function ug mga limitasyon.</w:t>
+        <w:t>Gihatag nga Panan-aw sa Pa</w:t>
+      </w:r>
+      <w:r>
+        <w:t>gbuhat: Gipahibalo unsa ang sistema buhaton pinaagi sa mga buhat nga gihimo ug kaugalingon nga mga butang nga nagapasidunggan.</w:t>
       </w:r>
     </w:p>
     <w:p>
@@ -1887,10 +1884,10 @@
           <w:b/>
           <w:bCs/>
         </w:rPr>
-        <w:t>Dynamic nga Panan-aw</w:t>
-      </w:r>
-      <w:r>
-        <w:t>: Nagpunting sa kahimtang sa sistema, lakip ang mga hinungdan sa mga kausaban (mga hitabo, oras) ug ang operasyon ug kontrol sa software.</w:t>
+        <w:t xml:space="preserve">Dinamikong Panan-aw: </w:t>
+      </w:r>
+      <w:r>
+        <w:t>Nalangyaw sa estado sa sistema, nga naglakip sa mga kadahilanan sa pagbalhin (mga panhitabo, panahon) ug sa operasyon ug kontrol sa software.</w:t>
       </w:r>
     </w:p>
     <w:p>
@@ -1905,24 +1902,24 @@
           <w:b/>
           <w:bCs/>
         </w:rPr>
-        <w:t>Information Viewpoin</w:t>
-      </w:r>
-      <w:r>
-        <w:t>t: Gigamit aron masabtan ang static nga istruktura sa impormasyon, klarohon ang kinaiya sa butang ug relasyon.</w:t>
-      </w:r>
-    </w:p>
-    <w:p>
-      <w:r>
-        <w:rPr>
-          <w:b/>
-          <w:bCs/>
-        </w:rPr>
-        <w:t>2. Mga Prinsipyo sa Core Design</w:t>
-      </w:r>
-    </w:p>
-    <w:p>
-      <w:r>
-        <w:t>Ang mga tinubdan nagtino og upat ka mga batakang prinsipyo nga nagdumala sa OOD:</w:t>
+        <w:t>Ang Viewpoint sa Impormasy</w:t>
+      </w:r>
+      <w:r>
+        <w:t>on: Gidugang sa pag-understand sa istatiko nga estruktura sa impormasyon, naglinaw sa mga karakteristika sa mga butang ug ilang mga relasyon.</w:t>
+      </w:r>
+    </w:p>
+    <w:p>
+      <w:r>
+        <w:rPr>
+          <w:b/>
+          <w:bCs/>
+        </w:rPr>
+        <w:t>2. Mga Prinsipyo sa Pundamental nga Disenyo</w:t>
+      </w:r>
+    </w:p>
+    <w:p>
+      <w:r>
+        <w:t>Gisaysay sa mga gi-ugmad ang upat ka prinsipyo nga nagtudlo sa OOD.</w:t>
       </w:r>
     </w:p>
     <w:p>
@@ -1937,30 +1934,30 @@
           <w:b/>
           <w:bCs/>
         </w:rPr>
-        <w:t>Object and Class: An</w:t>
-      </w:r>
-      <w:r>
-        <w:t>g k</w:t>
-      </w:r>
-      <w:r>
-        <w:rPr>
-          <w:b/>
-          <w:bCs/>
-        </w:rPr>
-        <w:t>lase u</w:t>
-      </w:r>
-      <w:r>
-        <w:t>sa ka koleksyon sa parehas nga mga butang nga adunay komon nga mga katangian ug mga binuhatan</w:t>
-      </w:r>
-      <w:r>
-        <w:rPr>
-          <w:b/>
-          <w:bCs/>
-        </w:rPr>
-        <w:t>; ang b</w:t>
-      </w:r>
-      <w:r>
-        <w:t>utang usa ka independiyenteng instansya sa klase.</w:t>
+        <w:t>Ang klase kay usa ka</w:t>
+      </w:r>
+      <w:r>
+        <w:t xml:space="preserve"> ko</w:t>
+      </w:r>
+      <w:r>
+        <w:rPr>
+          <w:b/>
+          <w:bCs/>
+        </w:rPr>
+        <w:t>leksy</w:t>
+      </w:r>
+      <w:r>
+        <w:t>on sa mga kaparehas nga mga butang nga may gikananay nga mga katangian ug buhat; ang butang</w:t>
+      </w:r>
+      <w:r>
+        <w:rPr>
+          <w:b/>
+          <w:bCs/>
+        </w:rPr>
+        <w:t xml:space="preserve"> kay us</w:t>
+      </w:r>
+      <w:r>
+        <w:t>a ka independyente nga insansya sa usa ka klase.</w:t>
       </w:r>
     </w:p>
     <w:p>
@@ -1975,10 +1972,10 @@
           <w:b/>
           <w:bCs/>
         </w:rPr>
-        <w:t>Encapsulation: Nag</w:t>
-      </w:r>
-      <w:r>
-        <w:t>panalipod sa mga katangian ug mga operasyon nga magkahiusa sulod sa usa ka grupo samtang nagtago sa internal nga impormasyon alang mapadako ang independensya sa module.</w:t>
+        <w:t>Gipahugpong: Gip</w:t>
+      </w:r>
+      <w:r>
+        <w:t>rotektahan ang mga katangian ug mga operasyon sa usa ka grupo samtang gipadayag ang sulod nga impormasyon aron mapadayon ang kalayaan sa usa ka modul.</w:t>
       </w:r>
     </w:p>
     <w:p>
@@ -1993,10 +1990,10 @@
           <w:b/>
           <w:bCs/>
         </w:rPr>
-        <w:t>Inheritance: N</w:t>
-      </w:r>
-      <w:r>
-        <w:t>ag‑tugot sa usa ka bag‑ong klase (subclass) nga mag‑bahin sa mga katangian ug operasyon sa usa ka general nga klase (superclass), nga nag‑pasimple sa mga pag‑definir ug nag‑padako sa pag‑usab‑gamit.</w:t>
+        <w:t>Ang Inheritance:</w:t>
+      </w:r>
+      <w:r>
+        <w:t xml:space="preserve"> Naghimo nga posible ang bag-o nga klase (subklase) nga makahimo ug makigamit sa mga katangian ug mga operasyon sa usa ka heneral nga klase (superklase), nga naglisod ug nagpadayon sa pagpangutana ug nagpabilin sa pag-usab.</w:t>
       </w:r>
     </w:p>
     <w:p>
@@ -2011,44 +2008,44 @@
           <w:b/>
           <w:bCs/>
         </w:rPr>
-        <w:t>Polymorphism: N</w:t>
-      </w:r>
-      <w:r>
-        <w:t>ag‑tugot sa lain‑laing mga butang nga mag‑buhat og lain‑laing mga aksyon isip tubag sa parehas nga mensahe. Kasagaran kini ipatuman pinaagi sa pag‑ov</w:t>
-      </w:r>
-      <w:r>
-        <w:rPr>
-          <w:b/>
-          <w:bCs/>
-        </w:rPr>
-        <w:t>erride (pag‑</w:t>
-      </w:r>
-      <w:r>
-        <w:t>redefine sa usa ka metodo) o pa</w:t>
-      </w:r>
-      <w:r>
-        <w:rPr>
-          <w:b/>
-          <w:bCs/>
-        </w:rPr>
-        <w:t>g‑overload (p</w:t>
-      </w:r>
-      <w:r>
-        <w:t>ag‑definir og daghang mga metodo nga adunay lain‑laing mga parameter).</w:t>
-      </w:r>
-    </w:p>
-    <w:p>
-      <w:r>
-        <w:rPr>
-          <w:b/>
-          <w:bCs/>
-        </w:rPr>
-        <w:t>3. Ang SOLID Prinsipyo</w:t>
-      </w:r>
-    </w:p>
-    <w:p>
-      <w:r>
-        <w:t>Ang mga tinubdan nag‑ipakita sa lima ka espesipikong prinsipyo alang sa epektibo nga object-oriented design:</w:t>
+        <w:t>Polimorpismo: Pal</w:t>
+      </w:r>
+      <w:r>
+        <w:t xml:space="preserve">ihug nga naghatag sa mga lain-laing mga obheto sa pagbuhat ug lain-laing mga aksyon sa pagtubag sa parehas nga mensahero. Kini kadalasang gi-implementar pinaagi </w:t>
+      </w:r>
+      <w:r>
+        <w:rPr>
+          <w:b/>
+          <w:bCs/>
+        </w:rPr>
+        <w:t>sa pag-overri</w:t>
+      </w:r>
+      <w:r>
+        <w:t>ding (pag-redefine ug usa ka metod</w:t>
+      </w:r>
+      <w:r>
+        <w:rPr>
+          <w:b/>
+          <w:bCs/>
+        </w:rPr>
+        <w:t>o) o pag-overl</w:t>
+      </w:r>
+      <w:r>
+        <w:t>oading (pag-define ug daghang mga metodo nga may lain-laing mga parameter).</w:t>
+      </w:r>
+    </w:p>
+    <w:p>
+      <w:r>
+        <w:rPr>
+          <w:b/>
+          <w:bCs/>
+        </w:rPr>
+        <w:t>3. Ang SOLID nga Mga Prinsipyo</w:t>
+      </w:r>
+    </w:p>
+    <w:p>
+      <w:r>
+        <w:t>Gipakita sa mga giya ang lima ka prinsipyo nga espesipiko alang sa maayong disenyo sa object-oriented:</w:t>
       </w:r>
     </w:p>
     <w:p>
@@ -2063,10 +2060,10 @@
           <w:b/>
           <w:bCs/>
         </w:rPr>
-        <w:t>SRP (Single Responsibility): An</w:t>
-      </w:r>
-      <w:r>
-        <w:t>g klase kinahanglan adunay usa ra ka rason alang sa pagbag-o.</w:t>
+        <w:t>Ang usa ka klase kinah</w:t>
+      </w:r>
+      <w:r>
+        <w:t>anglan lamang usa ka hinungdan sa pagbag-o.</w:t>
       </w:r>
     </w:p>
     <w:p>
@@ -2081,10 +2078,10 @@
           <w:b/>
           <w:bCs/>
         </w:rPr>
-        <w:t>Ang software kin</w:t>
-      </w:r>
-      <w:r>
-        <w:t>ahanglan abri sa mga extensions pero gisira sa mga pagbag‑o.</w:t>
+        <w:t>Software kina</w:t>
+      </w:r>
+      <w:r>
+        <w:t>hanglan bukas sa pagdugang ug sarado sa pagbag-o.</w:t>
       </w:r>
     </w:p>
     <w:p>
@@ -2099,7 +2096,7 @@
           <w:b/>
           <w:bCs/>
         </w:rPr>
-        <w:t>LSP (</w:t>
+        <w:t>Ang LS</w:t>
       </w:r>
       <w:proofErr w:type="spellStart"/>
       <w:r>
@@ -2107,7 +2104,7 @@
           <w:b/>
           <w:bCs/>
         </w:rPr>
-        <w:t>Liskov</w:t>
+        <w:t>P (Lisk</w:t>
       </w:r>
       <w:proofErr w:type="spellEnd"/>
       <w:r>
@@ -2115,10 +2112,10 @@
           <w:b/>
           <w:bCs/>
         </w:rPr>
-        <w:t xml:space="preserve"> Substitution):</w:t>
-      </w:r>
-      <w:r>
-        <w:t xml:space="preserve"> Ang superclass dapat kanunay nga mapulihan sa iyang subclass nga walay pagbag-o sa kaangayan.</w:t>
+        <w:t xml:space="preserve">ov Substitution): </w:t>
+      </w:r>
+      <w:r>
+        <w:t>Dapat masubstituta dayon ang superclass gamit ang iyang subclass bisan pa kinsa, ug wala magdangat sa korrektura.</w:t>
       </w:r>
     </w:p>
     <w:p>
@@ -2133,10 +2130,10 @@
           <w:b/>
           <w:bCs/>
         </w:rPr>
-        <w:t>ISP (Interface Segregation): An</w:t>
-      </w:r>
-      <w:r>
-        <w:t>g mga interface dapat gidisenyo nga espesipiko para sa lain‑laing klase sa mga tiggamit imbes nga adunay usa ka general‑purpose interface.</w:t>
+        <w:t>ISP (Interface Segregatio</w:t>
+      </w:r>
+      <w:r>
+        <w:t>n): Dapat masayod ang mga interface base sa mga klase sa mga user, dili usa ka interface nga buot para sa tanan.</w:t>
       </w:r>
     </w:p>
     <w:p>
@@ -2151,19 +2148,19 @@
           <w:b/>
           <w:bCs/>
         </w:rPr>
-        <w:t>DIP (Dependency Inversion): Ang</w:t>
-      </w:r>
-      <w:r>
-        <w:t xml:space="preserve"> mga disenyo dapat himuon nga labing flexible pinaagi sa abstraction aron mapaminusan ang epekto sa mga kausaban sa gigamit nga mga klase.</w:t>
-      </w:r>
-    </w:p>
-    <w:p>
-      <w:r>
-        <w:rPr>
-          <w:b/>
-          <w:bCs/>
-        </w:rPr>
-        <w:t>4. Estatiko vs. Dinamikong Pagmodelo</w:t>
+        <w:t>DIP (Dependency Inversion): Ang m</w:t>
+      </w:r>
+      <w:r>
+        <w:t>ga disenyo kinahanglan nga gipalabi sa pag-abstraksyon aron mapalig-on ang pagkabanhaw ug mapasubo ang epekto sa pagbalhin sa mga klase nga gi-gamit.</w:t>
+      </w:r>
+    </w:p>
+    <w:p>
+      <w:r>
+        <w:rPr>
+          <w:b/>
+          <w:bCs/>
+        </w:rPr>
+        <w:t>4. Pagmodelo nga Stetiko ug Dinamiko</w:t>
       </w:r>
     </w:p>
     <w:p>
@@ -2178,20 +2175,20 @@
           <w:b/>
           <w:bCs/>
         </w:rPr>
-        <w:t>Static Modeling: N</w:t>
-      </w:r>
-      <w:r>
-        <w:t>agpakita og impormasyon bahin sa usa ka butang nga walay pag-apil sa panahon, kasagarang gamit ang C</w:t>
-      </w:r>
-      <w:r>
-        <w:rPr>
-          <w:b/>
-          <w:bCs/>
-        </w:rPr>
-        <w:t>lass diagrams ar</w:t>
-      </w:r>
-      <w:r>
-        <w:t>on ipakita ang mga relasyon.</w:t>
+        <w:t>Static Modeling: Gi</w:t>
+      </w:r>
+      <w:r>
+        <w:t>pakita ang impormasyon mahitungod sa usa ka butang nga wala'y pag-intervene sa panahon, kadalasan gamit an</w:t>
+      </w:r>
+      <w:r>
+        <w:rPr>
+          <w:b/>
+          <w:bCs/>
+        </w:rPr>
+        <w:t xml:space="preserve">g Class diagrams </w:t>
+      </w:r>
+      <w:r>
+        <w:t>aron ipakita ang mga relasyon.</w:t>
       </w:r>
     </w:p>
     <w:p>
@@ -2206,44 +2203,44 @@
           <w:b/>
           <w:bCs/>
         </w:rPr>
-        <w:t>Dynamic Modeling: Nag-</w:t>
-      </w:r>
-      <w:r>
-        <w:t>ila sa mga operasyon pinaagi sa paghatag pagtagad sa mga interaksyon ug mga pagbag-o sa pamatasan sa paglabay sa panahon, gamit ang</w:t>
-      </w:r>
-      <w:r>
-        <w:rPr>
-          <w:b/>
-          <w:bCs/>
-        </w:rPr>
-        <w:t xml:space="preserve"> mga himan sama sa Seq</w:t>
-      </w:r>
-      <w:r>
-        <w:t>uence diagrams (mensahe taliwala sa mga b</w:t>
-      </w:r>
-      <w:r>
-        <w:rPr>
-          <w:b/>
-          <w:bCs/>
-        </w:rPr>
-        <w:t>utang) ug Activity dia</w:t>
-      </w:r>
-      <w:r>
-        <w:t>grams (daloy sa mga kalihokan).</w:t>
-      </w:r>
-    </w:p>
-    <w:p>
-      <w:r>
-        <w:rPr>
-          <w:b/>
-          <w:bCs/>
-        </w:rPr>
-        <w:t>5. Mga Pattern sa Disenyo</w:t>
-      </w:r>
-    </w:p>
-    <w:p>
-      <w:r>
-        <w:t>Ang mga design patterns kay reusable nga solusyon sa kasagarang problema sa pagdisenyo sa software, nga gikategorize sa tulo ka klase:</w:t>
+        <w:t>Gidisenyo nga Pagmod</w:t>
+      </w:r>
+      <w:r>
+        <w:t>elo: Nagtudlo sa mga operasyon pinaagi sa pagpamina sa mga interaksyon ug pagbalhin sa pagkabuhi sa panahon, gamit ang mg</w:t>
+      </w:r>
+      <w:r>
+        <w:rPr>
+          <w:b/>
+          <w:bCs/>
+        </w:rPr>
+        <w:t>a tool sama sa Seque</w:t>
+      </w:r>
+      <w:r>
+        <w:t>nce diagrams (mensahe tali sa mga obhe</w:t>
+      </w:r>
+      <w:r>
+        <w:rPr>
+          <w:b/>
+          <w:bCs/>
+        </w:rPr>
+        <w:t>to) ug Activity diag</w:t>
+      </w:r>
+      <w:r>
+        <w:t>rams (daloy sa mga aktibidad).</w:t>
+      </w:r>
+    </w:p>
+    <w:p>
+      <w:r>
+        <w:rPr>
+          <w:b/>
+          <w:bCs/>
+        </w:rPr>
+        <w:t>5. Mga Disenyo nga Pattern</w:t>
+      </w:r>
+    </w:p>
+    <w:p>
+      <w:r>
+        <w:t>Mga disenyo nga paagi mga reusable nga solusyon sa mga common nga problema sa software design, giklasipika sa tulo ka klase:</w:t>
       </w:r>
     </w:p>
     <w:p>
@@ -2258,20 +2255,20 @@
           <w:b/>
           <w:bCs/>
         </w:rPr>
-        <w:t>Mga Pattern sa Pagmugna: Pa</w:t>
-      </w:r>
-      <w:r>
-        <w:t>gpokus sa pagmugna sa mga butang. Pananglitan: S</w:t>
-      </w:r>
-      <w:r>
-        <w:rPr>
-          <w:b/>
-          <w:bCs/>
-        </w:rPr>
-        <w:t>ingleton, ng</w:t>
-      </w:r>
-      <w:r>
-        <w:t>a nagpasiguro nga ang usa ka klase adunay usa ra ka instance (pananglitan, usa ka device manager).</w:t>
+        <w:t xml:space="preserve">Mga Padron sa Pagpanghitabo: </w:t>
+      </w:r>
+      <w:r>
+        <w:t xml:space="preserve">Pagtutok sa pagpanghitabo sa mga butang. Halimbawa: </w:t>
+      </w:r>
+      <w:r>
+        <w:rPr>
+          <w:b/>
+          <w:bCs/>
+        </w:rPr>
+        <w:t>ang Singleton</w:t>
+      </w:r>
+      <w:r>
+        <w:t>, nga nagpangguol nga adunay usa ra ka instansya ang usa ka klase (halimbawa, usa ka manager sa device).</w:t>
       </w:r>
     </w:p>
     <w:p>
@@ -2286,20 +2283,20 @@
           <w:b/>
           <w:bCs/>
         </w:rPr>
-        <w:t>Structural Patterns: Pag</w:t>
-      </w:r>
-      <w:r>
-        <w:t>pauswag sa pagkomposisyon sa klase/objeto. Pananglita</w:t>
-      </w:r>
-      <w:r>
-        <w:rPr>
-          <w:b/>
-          <w:bCs/>
-        </w:rPr>
-        <w:t>n: Faca</w:t>
-      </w:r>
-      <w:r>
-        <w:t>de, nga nagtanyag og yano nga interface sa usa ka komplikadong subsystem.</w:t>
+        <w:t>Pagstrukturang mga Padron:</w:t>
+      </w:r>
+      <w:r>
+        <w:t xml:space="preserve"> Pagsulay sa pag-ayus sa pag-angkon sa klase/obhekto. Hal</w:t>
+      </w:r>
+      <w:r>
+        <w:rPr>
+          <w:b/>
+          <w:bCs/>
+        </w:rPr>
+        <w:t>imbawa:</w:t>
+      </w:r>
+      <w:r>
+        <w:t xml:space="preserve"> Facade, nga naghatag og simple nga interface sa daghang komplikadong subsystem.</w:t>
       </w:r>
     </w:p>
     <w:p>
@@ -2314,74 +2311,74 @@
           <w:b/>
           <w:bCs/>
         </w:rPr>
-        <w:t>Mga Pattern sa Pagbuhat: Pa</w:t>
-      </w:r>
-      <w:r>
-        <w:t xml:space="preserve">gdumala sa mga interaksyon sa mga butang. Example: </w:t>
-      </w:r>
-      <w:r>
-        <w:rPr>
-          <w:b/>
-          <w:bCs/>
-        </w:rPr>
-        <w:t xml:space="preserve">Observer, </w:t>
-      </w:r>
-      <w:r>
-        <w:t>nga nagtugot sa pagbag-o sa kahimtang sa usa ka butang nga awtomatikong magpahibalo sa mga kalabotan nga butang.</w:t>
-      </w:r>
-    </w:p>
-    <w:p>
-      <w:r>
-        <w:t>Ang ikapitong core nga konsepto sa source material mao ang Us</w:t>
-      </w:r>
-      <w:r>
-        <w:rPr>
-          <w:b/>
-          <w:bCs/>
-        </w:rPr>
-        <w:t>er Interface (UI) / User Experience (UX) Design. Ang maong</w:t>
-      </w:r>
-      <w:r>
-        <w:t xml:space="preserve"> field nagtutok kung giunsa pag-interact sa mga tiggamit sa usa ka sistema ug sa emosyonal nga kalidad sa maong interaksyon.</w:t>
-      </w:r>
-    </w:p>
-    <w:p>
-      <w:r>
-        <w:rPr>
-          <w:b/>
-          <w:bCs/>
-        </w:rPr>
-        <w:t>1. User Interface (UI) Panglantaw</w:t>
-      </w:r>
-    </w:p>
-    <w:p>
-      <w:r>
-        <w:t>Ang UI nagtumong sa kon</w:t>
-      </w:r>
-      <w:r>
-        <w:rPr>
-          <w:b/>
-          <w:bCs/>
-        </w:rPr>
-        <w:t xml:space="preserve">kreto nga interface </w:t>
-      </w:r>
-      <w:r>
-        <w:t>nga naglihok isip bintana para sa software, nga nagtugot sa pagbinayloay sa impormasyon tali sa tiggamit ug sa sistema. Ang mga tinubdan naggamit og analohiya sa pa</w:t>
-      </w:r>
-      <w:r>
-        <w:rPr>
-          <w:b/>
-          <w:bCs/>
-        </w:rPr>
-        <w:t xml:space="preserve">gkaon </w:t>
-      </w:r>
-      <w:r>
-        <w:t>aron ilarawan ang UI—kini mao ang tangible nga resulta sa disenyo.</w:t>
-      </w:r>
-    </w:p>
-    <w:p>
-      <w:r>
-        <w:t>Ang mga yawe nga prinsipyo sa disenyo sa UI mao ang:</w:t>
+        <w:t>Gitudlo sa Pagkabuhi: Paminaw</w:t>
+      </w:r>
+      <w:r>
+        <w:t xml:space="preserve"> ug pagdumala sa pag-interaktar sa mga butang. Halimbaw</w:t>
+      </w:r>
+      <w:r>
+        <w:rPr>
+          <w:b/>
+          <w:bCs/>
+        </w:rPr>
+        <w:t>a: Ang Obse</w:t>
+      </w:r>
+      <w:r>
+        <w:t>rver, nga naghatag sa pag-usab sa estado sa usa ka butang aron awtomatikong ipasabot kini sa mga kaugnay nga mga butang.</w:t>
+      </w:r>
+    </w:p>
+    <w:p>
+      <w:r>
+        <w:t>Ang ikapito nga pangunahong konsepto sa materyales mao ang Pagdisenyo</w:t>
+      </w:r>
+      <w:r>
+        <w:rPr>
+          <w:b/>
+          <w:bCs/>
+        </w:rPr>
+        <w:t xml:space="preserve"> sa Interface sa Maggamit (UI) ug Karanasan sa Maggamit (UX). Kini</w:t>
+      </w:r>
+      <w:r>
+        <w:t>ng larangan nagatutok sa paagi kung giunsa ang mga maggamit makig-interak sa usa ka sistema ug ang emosyonal nga kalidad niining interaksyon.</w:t>
+      </w:r>
+    </w:p>
+    <w:p>
+      <w:r>
+        <w:rPr>
+          <w:b/>
+          <w:bCs/>
+        </w:rPr>
+        <w:t>UI Overview</w:t>
+      </w:r>
+    </w:p>
+    <w:p>
+      <w:r>
+        <w:t>Ang UI nagtudlo sa konkr</w:t>
+      </w:r>
+      <w:r>
+        <w:rPr>
+          <w:b/>
+          <w:bCs/>
+        </w:rPr>
+        <w:t xml:space="preserve">étong interface nga </w:t>
+      </w:r>
+      <w:r>
+        <w:t>nagasulti nga usa ka bintana alang sa software, nga naghatag og paagi sa pagpalitay ug impormasyon taliwala sa user ug sa sistema. Ang mga source naggamit og analohiya s</w:t>
+      </w:r>
+      <w:r>
+        <w:rPr>
+          <w:b/>
+          <w:bCs/>
+        </w:rPr>
+        <w:t>a "pag</w:t>
+      </w:r>
+      <w:r>
+        <w:t>kaon" aron ilahut ang UI—usa kini ka buhat nga nahiblel sa disenyo.</w:t>
+      </w:r>
+    </w:p>
+    <w:p>
+      <w:r>
+        <w:t>Pangunahing prinsipyo sa disenyo para sa UI mao:</w:t>
       </w:r>
     </w:p>
     <w:p>
@@ -2396,10 +2393,10 @@
           <w:b/>
           <w:bCs/>
         </w:rPr>
-        <w:t>Konsistensya:</w:t>
-      </w:r>
-      <w:r>
-        <w:t xml:space="preserve"> Ang mga standard sa UI dapat itukod sa wala pa ang pagpalambo aron masiguro nga ang mga interface sa tibuok dakong sistema pareho.</w:t>
+        <w:t>Pagkonsisten</w:t>
+      </w:r>
+      <w:r>
+        <w:t>te: Dapat masabut ang mga UI standard ugma sa pag-andam aron masiguro nga uniform ang mga interface sa daghang sistema.</w:t>
       </w:r>
     </w:p>
     <w:p>
@@ -2414,11 +2411,10 @@
           <w:b/>
           <w:bCs/>
         </w:rPr>
-        <w:t>User-centered Design:</w:t>
-        <w:br/>
-      </w:r>
-      <w:r>
-        <w:t>Ang interface kinahanglan idisenyo aron ang mga tiggamit makakat-on sa 'input and output language' dali.</w:t>
+        <w:t>Gisiguruhang sa gumagami</w:t>
+      </w:r>
+      <w:r>
+        <w:t>t: Ang interface kinahanglan ipatuman aron madali nga masayran sa mga gumagamit ang "input ug output language".</w:t>
       </w:r>
     </w:p>
     <w:p>
@@ -2433,10 +2429,10 @@
           <w:b/>
           <w:bCs/>
         </w:rPr>
-        <w:t xml:space="preserve">Feedback: </w:t>
-      </w:r>
-      <w:r>
-        <w:t>Ang sistema kinahanglan maghatag og mahaluganon nga tubag kung ang tiggamit magbuhat og aksyon o maghimo og sayop.</w:t>
+        <w:t>Ang siste</w:t>
+      </w:r>
+      <w:r>
+        <w:t>ma kinahanglan maghatag ug maayong tubag samtang ang usa ka tawo nagbuhat ug usa ka buhat o nagpakasala.</w:t>
       </w:r>
     </w:p>
     <w:p>
@@ -2451,71 +2447,69 @@
           <w:b/>
           <w:bCs/>
         </w:rPr>
-        <w:t>Pagpamatud-an sa Destructive Behavior:</w:t>
-        <w:br/>
-        <w:t>Ang si</w:t>
-      </w:r>
-      <w:r>
-        <w:t>stema kinahanglan magpamatud-an sa mga aksyon sa wala pa mag-delete sa data ug maghatag og "U</w:t>
-      </w:r>
-      <w:r>
-        <w:rPr>
-          <w:b/>
-          <w:bCs/>
-        </w:rPr>
-        <w:t>ndo" nga</w:t>
-      </w:r>
-      <w:r>
-        <w:t xml:space="preserve"> mga function aron malikayan ang kritikal nga mga sayop.</w:t>
-      </w:r>
-    </w:p>
-    <w:p>
-      <w:r>
-        <w:rPr>
-          <w:b/>
-          <w:bCs/>
-        </w:rPr>
-        <w:t>2. Kasinatian sa Tiggamit (UX) Panglantaw</w:t>
-      </w:r>
-    </w:p>
-    <w:p>
-      <w:r>
-        <w:t>Samtang ang UI mao ang resulta, ang UX m</w:t>
-      </w:r>
-      <w:r>
-        <w:rPr>
-          <w:b/>
-          <w:bCs/>
-        </w:rPr>
-        <w:t>ao ang p</w:t>
-      </w:r>
-      <w:r>
-        <w:t>roseso. Ang UX nagtumo</w:t>
-      </w:r>
-      <w:r>
-        <w:rPr>
-          <w:b/>
-          <w:bCs/>
-        </w:rPr>
-        <w:t>ng sa mga pagbati, paglantaw, ug pamatas</w:t>
-      </w:r>
-      <w:r>
-        <w:t xml:space="preserve">an sa tiggamit kung naggamit siya og serbisyo. Sa analogiya sa source, kung ang UI mao ang pagkaon, ang UX </w:t>
-      </w:r>
-      <w:r>
-        <w:rPr>
-          <w:b/>
-          <w:bCs/>
-        </w:rPr>
-        <w:t>mao ang "dish" o ang tibuok proseso sa pag</w:t>
-      </w:r>
-      <w:r>
-        <w:t>kaon.</w:t>
-      </w:r>
-    </w:p>
-    <w:p>
-      <w:r>
-        <w:t>Ang mga tinubdan nagpasabot nga kritikal ang UX para sa kaluwasan; pananglitan, ang medikal n</w:t>
+        <w:t xml:space="preserve">Kinumpirma sa sistema ang mga </w:t>
+      </w:r>
+      <w:r>
+        <w:t xml:space="preserve">buhaton ug gisigegra ang "Undo" nga mga buhaton aron masiguro </w:t>
+      </w:r>
+      <w:r>
+        <w:rPr>
+          <w:b/>
+          <w:bCs/>
+        </w:rPr>
+        <w:t>nga d</w:t>
+      </w:r>
+      <w:r>
+        <w:t>ili malabay ang importante nga datos.</w:t>
+      </w:r>
+    </w:p>
+    <w:p>
+      <w:r>
+        <w:rPr>
+          <w:b/>
+          <w:bCs/>
+        </w:rPr>
+        <w:t>2. Pagsulay sa Karanasan sa User (UX)</w:t>
+      </w:r>
+    </w:p>
+    <w:p>
+      <w:r>
+        <w:t>Ang UI mao ang resulta, ang UX mao ang pr</w:t>
+      </w:r>
+      <w:r>
+        <w:rPr>
+          <w:b/>
+          <w:bCs/>
+        </w:rPr>
+        <w:t>oseso. A</w:t>
+      </w:r>
+      <w:r>
+        <w:t>ng UX nagtudlo sa mga d</w:t>
+      </w:r>
+      <w:r>
+        <w:rPr>
+          <w:b/>
+          <w:bCs/>
+        </w:rPr>
+        <w:t>amgo, mga hunahuna, ug mga buhat sa gumag</w:t>
+      </w:r>
+      <w:r>
+        <w:t>amit samtang naggamit og serbisyo. Sumala sa pag-angkon sa source, kon ang UI mao ang pagkaon, ang UX mao an</w:t>
+      </w:r>
+      <w:r>
+        <w:rPr>
+          <w:b/>
+          <w:bCs/>
+        </w:rPr>
+        <w:t>g "dish" o ang bug-os nga proseso sa pagka</w:t>
+      </w:r>
+      <w:r>
+        <w:t>on.</w:t>
+      </w:r>
+    </w:p>
+    <w:p>
+      <w:r>
+        <w:t xml:space="preserve">Gisugmatanon sa mga gi-istorya nga ang UX dili lamang importante apan gikinahanglan tungod sa ligal </w:t>
       </w:r>
       <w:proofErr w:type="spellStart"/>
       <w:r>
@@ -2523,7 +2517,7 @@
           <w:b/>
           <w:bCs/>
         </w:rPr>
-        <w:t>ga aksi</w:t>
+        <w:t>nga aspe</w:t>
       </w:r>
       <w:proofErr w:type="spellEnd"/>
       <w:r>
@@ -2531,24 +2525,24 @@
           <w:b/>
           <w:bCs/>
         </w:rPr>
-        <w:t>dente sa Therac 25 gisumb</w:t>
-      </w:r>
-      <w:r>
-        <w:t>ong nga resulta sa malampusong UX, diin ang sayop nga pagdisenyo sa mensahe sa sayop ug ang dili mahinungdanong interface nakadala sa sobra nga pagpagawas sa radiation ug sa pagkamatay sa pasyente.</w:t>
-      </w:r>
-    </w:p>
-    <w:p>
-      <w:r>
-        <w:rPr>
-          <w:b/>
-          <w:bCs/>
-        </w:rPr>
-        <w:t>3. UI/UX Design Tools</w:t>
-      </w:r>
-    </w:p>
-    <w:p>
-      <w:r>
-        <w:t>Ang mga tinubdan nagkategorya sa mga himan sa pagdisenyo ngadto sa tulo ka yugto sa siklo sa pagpalambo:</w:t>
+        <w:t>kto; halimbawa, ang aksiden</w:t>
+      </w:r>
+      <w:r>
+        <w:t>te medikal sa Therac 25 gipangutlan sa maayong disenyo sa UX, diin ang maling mensaheng error ug ang interface nga wala nagpakita ug kaluya nagpasa ug labing daghang radiation ug mitabog sa kinabuhi sa pasyente.</w:t>
+      </w:r>
+    </w:p>
+    <w:p>
+      <w:r>
+        <w:rPr>
+          <w:b/>
+          <w:bCs/>
+        </w:rPr>
+        <w:t>3. Mga Tool sa UI/UX Design</w:t>
+      </w:r>
+    </w:p>
+    <w:p>
+      <w:r>
+        <w:t>Gipakategorisa sa mga pinagkuhanan ang mga tool sa disenyo sa tulo ka yugto sa siklo sa pagpadukwag:</w:t>
       </w:r>
     </w:p>
     <w:p>
@@ -2563,50 +2557,50 @@
           <w:b/>
           <w:bCs/>
         </w:rPr>
-        <w:t>MAKE (Pagbalhin sa ideya ngadto sa prod</w:t>
-      </w:r>
-      <w:r>
-        <w:t xml:space="preserve">ukto): Himan </w:t>
-      </w:r>
-      <w:r>
-        <w:rPr>
-          <w:b/>
-          <w:bCs/>
-        </w:rPr>
-        <w:t>sama s</w:t>
-      </w:r>
-      <w:r>
-        <w:t>a Git</w:t>
-      </w:r>
-      <w:r>
-        <w:rPr>
-          <w:b/>
-          <w:bCs/>
-        </w:rPr>
-        <w:t>Hub ug</w:t>
-      </w:r>
-      <w:r>
-        <w:t xml:space="preserve"> Trello alang sa organisasyon sa imporm</w:t>
-      </w:r>
-      <w:r>
-        <w:rPr>
-          <w:b/>
-          <w:bCs/>
-        </w:rPr>
-        <w:t>asyon, ug Microso</w:t>
-      </w:r>
-      <w:r>
-        <w:t>ft V</w:t>
-      </w:r>
-      <w:r>
-        <w:rPr>
-          <w:b/>
-          <w:bCs/>
-        </w:rPr>
-        <w:t>isio o Pho</w:t>
-      </w:r>
-      <w:r>
-        <w:t>toshop alang sa wireframes ug prototyping.</w:t>
+        <w:t>Gipahimo (Pagkuha sa mga ideya ug sa mga pro</w:t>
+      </w:r>
+      <w:r>
+        <w:t>dukto): Mga too</w:t>
+      </w:r>
+      <w:r>
+        <w:rPr>
+          <w:b/>
+          <w:bCs/>
+        </w:rPr>
+        <w:t xml:space="preserve">l sama </w:t>
+      </w:r>
+      <w:r>
+        <w:t>sa Git</w:t>
+      </w:r>
+      <w:r>
+        <w:rPr>
+          <w:b/>
+          <w:bCs/>
+        </w:rPr>
+        <w:t xml:space="preserve">Hub ug </w:t>
+      </w:r>
+      <w:r>
+        <w:t xml:space="preserve">Trello para sa pag-organisa sa impormasyon, </w:t>
+      </w:r>
+      <w:r>
+        <w:rPr>
+          <w:b/>
+          <w:bCs/>
+        </w:rPr>
+        <w:t xml:space="preserve">ug Microsoft Visio </w:t>
+      </w:r>
+      <w:r>
+        <w:t>o Pho</w:t>
+      </w:r>
+      <w:r>
+        <w:rPr>
+          <w:b/>
+          <w:bCs/>
+        </w:rPr>
+        <w:t>toshop para</w:t>
+      </w:r>
+      <w:r>
+        <w:t xml:space="preserve"> sa wireframes ug pagpangandam sa prototype.</w:t>
       </w:r>
     </w:p>
     <w:p>
@@ -2621,30 +2615,30 @@
           <w:b/>
           <w:bCs/>
         </w:rPr>
-        <w:t>Susiha (Pagsusi sa tiggamit ug tubag): Pag</w:t>
-      </w:r>
-      <w:r>
-        <w:t>gamit sa analytics ug metrics pinaagi sa Goog</w:t>
-      </w:r>
-      <w:r>
-        <w:rPr>
-          <w:b/>
-          <w:bCs/>
-        </w:rPr>
-        <w:t>le Analytics o AB t</w:t>
-      </w:r>
-      <w:r>
-        <w:t>esti</w:t>
-      </w:r>
-      <w:r>
-        <w:rPr>
-          <w:b/>
-          <w:bCs/>
-        </w:rPr>
-        <w:t>ng aron maki</w:t>
-      </w:r>
-      <w:r>
-        <w:t>ta kung unsaon pagbaton sa mga tiggamit sa disenyo.</w:t>
+        <w:t>Susi (Analisis ug Tugon sa User): Pagga</w:t>
+      </w:r>
+      <w:r>
+        <w:t>mit sa analytics ug metrics pinaagi sa Goo</w:t>
+      </w:r>
+      <w:r>
+        <w:rPr>
+          <w:b/>
+          <w:bCs/>
+        </w:rPr>
+        <w:t>gle Analytics o AB</w:t>
+      </w:r>
+      <w:r>
+        <w:t xml:space="preserve"> tes</w:t>
+      </w:r>
+      <w:r>
+        <w:rPr>
+          <w:b/>
+          <w:bCs/>
+        </w:rPr>
+        <w:t>ting aron m</w:t>
+      </w:r>
+      <w:r>
+        <w:t>akita kon unsa ang tugon sa mga user sa disenyo.</w:t>
       </w:r>
     </w:p>
     <w:p>
@@ -2659,30 +2653,30 @@
           <w:b/>
           <w:bCs/>
         </w:rPr>
-        <w:t>Hunahunaa (Pagsusi sa feedback sa merkado)</w:t>
-      </w:r>
-      <w:r>
-        <w:t>: Pagkolekta og padayon nga feedback pinaagi sa on</w:t>
-      </w:r>
-      <w:r>
-        <w:rPr>
-          <w:b/>
-          <w:bCs/>
-        </w:rPr>
-        <w:t>line surveys, pag</w:t>
-      </w:r>
-      <w:r>
-        <w:t>-recruit og mga tiggamit pinaagi sa mga platapor</w:t>
-      </w:r>
-      <w:r>
-        <w:rPr>
-          <w:b/>
-          <w:bCs/>
-        </w:rPr>
-        <w:t>ma sama sa Pivo</w:t>
-      </w:r>
-      <w:r>
-        <w:t>t Planet, ug pagkuha og feedback sa site gamit ang mga himan sam</w:t>
+        <w:t>Gisip-on (Pagsusi sa feedback sa merkado)</w:t>
+      </w:r>
+      <w:r>
+        <w:t>: Pagkuha ug tuluy-tuloy nga feedback pinaagi sa</w:t>
+      </w:r>
+      <w:r>
+        <w:rPr>
+          <w:b/>
+          <w:bCs/>
+        </w:rPr>
+        <w:t xml:space="preserve"> online surveys, </w:t>
+      </w:r>
+      <w:r>
+        <w:t xml:space="preserve">pagrekrut ug mga user gamit ang mga plataporma </w:t>
+      </w:r>
+      <w:r>
+        <w:rPr>
+          <w:b/>
+          <w:bCs/>
+        </w:rPr>
+        <w:t xml:space="preserve">sama sa Pivot </w:t>
+      </w:r>
+      <w:r>
+        <w:t>Planet, ug pagkuha ug feedback sa site pinaagi sa mga tool sam</w:t>
       </w:r>
       <w:proofErr w:type="spellStart"/>
       <w:r>
@@ -2690,46 +2684,46 @@
           <w:b/>
           <w:bCs/>
         </w:rPr>
-        <w:t>a sa LiveC</w:t>
+        <w:t>a sa Live</w:t>
       </w:r>
       <w:proofErr w:type="spellEnd"/>
       <w:r>
-        <w:t>hat.</w:t>
-      </w:r>
-    </w:p>
-    <w:p>
-      <w:r>
-        <w:t>Kini nga konsepto nagkadako ang kahinungdanon samtang ang mga kompanya nagpaningkamot sa pagpaayo sa kasatisfaksyon sa tiggamit ug paghatag og serbisyo nga nakatutok sa kustomer pinaagi sa mga mobile ug digital nga plataporma.</w:t>
+        <w:t>Chat.</w:t>
+      </w:r>
+    </w:p>
+    <w:p>
+      <w:r>
+        <w:t>Gigamay na kini nga konsepto kay nag-ingon sa mga negosyo nga pagpangita og pagpalambo sa pagpasaylo sa mga gumamit ug paghatag og serbisyo nga naay pagtagad sa kustomer gamit ang mga selpon ug dili digital nga plataporma.</w:t>
       </w:r>
     </w:p>
     <w:p/>
     <w:p>
       <w:r>
-        <w:t>Ang ikawalong core concept sa mga tinubdan mao ang P</w:t>
-      </w:r>
-      <w:r>
-        <w:rPr>
-          <w:b/>
-          <w:bCs/>
-        </w:rPr>
-        <w:t>rogramming Language ug ang Development Environment. Ang seksyon n</w:t>
-      </w:r>
-      <w:r>
-        <w:t>ga kini nagtuki sa mga himan nga gigamit sa paghubad sa human logic ngadto sa mga instruksyon nga mahimong patakbuhon sa makina ug sa mga integrated nga sistema nga nagsuporta niini nga proseso.</w:t>
-      </w:r>
-    </w:p>
-    <w:p>
-      <w:r>
-        <w:rPr>
-          <w:b/>
-          <w:bCs/>
-        </w:rPr>
-        <w:t>1. Pangkalahatang Tan-aw sa Programming Language</w:t>
-      </w:r>
-    </w:p>
-    <w:p>
-      <w:r>
-        <w:t>Ang programming language nagsilbing tulay, nag‑tugot sa mga tiggamit nga magsulat og mga programa sa usa ka kasagarang, tawo‑sama nga pinulongan nga ma‑hubad ngadto sa code nga mabasa sa makina.</w:t>
+        <w:t>Ang ikapito nga pangunahing konsepto sa mga pinagku</w:t>
+      </w:r>
+      <w:r>
+        <w:rPr>
+          <w:b/>
+          <w:bCs/>
+        </w:rPr>
+        <w:t>hanan mao ang Programming Language ug ang Development Environmen</w:t>
+      </w:r>
+      <w:r>
+        <w:t>t. Kini nga seksyon nag-eksamin sa mga tool nga gigamit aron i-translate ang human logic sa mga instruction nga masayod sa makina ug ang mga integrated system nga nagsuporta niini nga proseso.</w:t>
+      </w:r>
+    </w:p>
+    <w:p>
+      <w:r>
+        <w:rPr>
+          <w:b/>
+          <w:bCs/>
+        </w:rPr>
+        <w:t>Gisulat sa Computer Science Department ang Programming Language Overview.</w:t>
+      </w:r>
+    </w:p>
+    <w:p>
+      <w:r>
+        <w:t>Ang yutaang programming language nagserbisyo ug tulay, nga nagpabiling mahimo sa mga user nga magsulat og programa gamit ang ilang kaugalingong pinulongan nga masayon ug parehas sa pinulongan sa tawo, ug gipahiluna kini sa code nga masayop sa machine.</w:t>
       </w:r>
     </w:p>
     <w:p>
@@ -2759,10 +2753,10 @@
           <w:b/>
           <w:bCs/>
         </w:rPr>
-        <w:t>Low-level Languages: K</w:t>
-      </w:r>
-      <w:r>
-        <w:t>ini mga machine-centric (e.g., Assembly), nga naggamit og binary o simpleng mga karakter nga walay pagkakaugnay tali sa lain‑laing mga modelo sa kompyuter.</w:t>
+        <w:t>Mga yano nga pinulongan: K</w:t>
+      </w:r>
+      <w:r>
+        <w:t>ining mga pinulongan gigamit sa mga makina (halimbawa, Assembly), gigamit ang binary o mga simple nga karakter nga wala'y pagkabagay-tugma sa pagitan sa mga dili'g klase nga kompyuter.</w:t>
       </w:r>
     </w:p>
     <w:p>
@@ -2777,22 +2771,20 @@
           <w:b/>
           <w:bCs/>
         </w:rPr>
-        <w:t>High-level Languages</w:t>
-      </w:r>
-      <w:r>
-        <w:t>:</w:t>
-        <w:br/>
-        <w:t>Kini independent sa mga espesipikong makina ug dali kaayo mabasa, sama sa</w:t>
-      </w:r>
-      <w:r>
-        <w:rPr>
-          <w:b/>
-          <w:bCs/>
-        </w:rPr>
-        <w:t xml:space="preserve"> C, Java, ug Pytho</w:t>
-      </w:r>
-      <w:r>
-        <w:t>n.</w:t>
+        <w:t>Mataas nga Yuhum: Kining</w:t>
+      </w:r>
+      <w:r>
+        <w:t xml:space="preserve"> mga yuhum dili depende sa espesipikong makina ug daghan gayud kaayo kaayo silag basaha, sa</w:t>
+      </w:r>
+      <w:r>
+        <w:rPr>
+          <w:b/>
+          <w:bCs/>
+        </w:rPr>
+        <w:t>ma sa C, Java, ug Pyth</w:t>
+      </w:r>
+      <w:r>
+        <w:t>on.</w:t>
       </w:r>
     </w:p>
     <w:p>
@@ -2807,54 +2799,54 @@
           <w:b/>
           <w:bCs/>
         </w:rPr>
-        <w:t xml:space="preserve">Areas of Use: </w:t>
-      </w:r>
-      <w:r>
-        <w:t>Ang mga pinulongan kasagarang gipili base sa ilang kusog; pananglitan, Gamit a</w:t>
-      </w:r>
-      <w:r>
-        <w:rPr>
-          <w:b/>
-          <w:bCs/>
-        </w:rPr>
-        <w:t>ng FORTR</w:t>
-      </w:r>
-      <w:r>
-        <w:t xml:space="preserve">AN alang sa siyentipikong kalkulasyon, ang </w:t>
-      </w:r>
-      <w:r>
-        <w:rPr>
-          <w:b/>
-          <w:bCs/>
-        </w:rPr>
-        <w:t>COBOL</w:t>
-      </w:r>
-      <w:r>
-        <w:t xml:space="preserve"> alang sa negosyo, ug</w:t>
-      </w:r>
-      <w:r>
-        <w:rPr>
-          <w:b/>
-          <w:bCs/>
-        </w:rPr>
-        <w:t xml:space="preserve"> ang LISP/PR</w:t>
-      </w:r>
-      <w:r>
-        <w:t>OLOG alang sa artificial intelligence.</w:t>
-      </w:r>
-    </w:p>
-    <w:p>
-      <w:r>
-        <w:rPr>
-          <w:b/>
-          <w:bCs/>
-        </w:rPr>
-        <w:t>2. Mga Paagi sa Pagpatuman: Compiler vs. Interpreter</w:t>
-      </w:r>
-    </w:p>
-    <w:p>
-      <w:r>
-        <w:t>Nagkalahi ang mga pinulongan sa paagi nga gi-execute sa computer hardware:</w:t>
+        <w:t>Mga gamit sa Yu</w:t>
+      </w:r>
+      <w:r>
+        <w:t>nit: Ang mga pinulongan kadalasang gipili base sa ilang gahum; halimbawa, ang FORT</w:t>
+      </w:r>
+      <w:r>
+        <w:rPr>
+          <w:b/>
+          <w:bCs/>
+        </w:rPr>
+        <w:t>RAN giga</w:t>
+      </w:r>
+      <w:r>
+        <w:t>mit alang sa mga siyentipikong kalkulasyon, an</w:t>
+      </w:r>
+      <w:r>
+        <w:rPr>
+          <w:b/>
+          <w:bCs/>
+        </w:rPr>
+        <w:t>g COBO</w:t>
+      </w:r>
+      <w:r>
+        <w:t xml:space="preserve">L alang sa negosyo, ug </w:t>
+      </w:r>
+      <w:r>
+        <w:rPr>
+          <w:b/>
+          <w:bCs/>
+        </w:rPr>
+        <w:t>ang LISP/PROL</w:t>
+      </w:r>
+      <w:r>
+        <w:t>OG alang sa artipisyal nga katalagman.</w:t>
+      </w:r>
+    </w:p>
+    <w:p>
+      <w:r>
+        <w:rPr>
+          <w:b/>
+          <w:bCs/>
+        </w:rPr>
+        <w:t>2. Mga Paagi sa Pagpang-execute: Kompiler ug Interpreter</w:t>
+      </w:r>
+    </w:p>
+    <w:p>
+      <w:r>
+        <w:t>Gibaay ang mga pinulongan sa paagi kung giunsa kini gipangbuhat sa kompyuter nga hardware:</w:t>
       </w:r>
     </w:p>
     <w:p>
@@ -2869,10 +2861,10 @@
           <w:b/>
           <w:bCs/>
         </w:rPr>
-        <w:t>Interpreter Languages: Ki</w:t>
-      </w:r>
-      <w:r>
-        <w:t>ni mag-convert sa source programs diretso ngadto sa low-level language nga walay intermediate steps. Naghatag kini og immediate execution ug nagtipig og memorya pinaagi sa pagmintinar sa source form, apan kinahanglan nila nga i-decode kada higayon nga magdagan ang programa (e.g., Python, JavaScript).</w:t>
+        <w:t>Mga Interpreter Language:</w:t>
+      </w:r>
+      <w:r>
+        <w:t xml:space="preserve"> Kini mga nagbalhin og direkta sa source program ug sa low-level language nga wala’y midyum nga mga paso. Gihatag nila ang pag-execute ug dayon ug nag-ingon og memory sa pagpangalagad sa source form, pero kinahanglan silag ipadayag kada beses magsunod ang program (e.g., Python, JavaScript).</w:t>
       </w:r>
     </w:p>
     <w:p>
@@ -2887,34 +2879,34 @@
           <w:b/>
           <w:bCs/>
         </w:rPr>
-        <w:t>Mga Lengguwahe sa Com</w:t>
-      </w:r>
-      <w:r>
-        <w:t>piler: Nag-translate kini sa high-level code ngadto sa machin</w:t>
-      </w:r>
-      <w:r>
-        <w:rPr>
-          <w:b/>
-          <w:bCs/>
-        </w:rPr>
-        <w:t>e-readable obje</w:t>
-      </w:r>
-      <w:r>
-        <w:t>ct modules una. Ang mga modules dayon i-link ug i-load para sa pagdagan, nga kasagarang maghatag og mas paspas nga performance (e.g., C, C++).</w:t>
-      </w:r>
-    </w:p>
-    <w:p>
-      <w:r>
-        <w:rPr>
-          <w:b/>
-          <w:bCs/>
-        </w:rPr>
-        <w:t>3. Ang Palibot sa Pagpalambo</w:t>
-      </w:r>
-    </w:p>
-    <w:p>
-      <w:r>
-        <w:t>Ang modernong pagpalambo sa software nagasalig sa mga palibot nga standard aron masiguro ang kalidad ug kadasig.</w:t>
+        <w:t>Ang mga Compiler Lang</w:t>
+      </w:r>
+      <w:r>
+        <w:t>uages naghimo ug mga object modules nga masayod sa makina gik</w:t>
+      </w:r>
+      <w:r>
+        <w:rPr>
+          <w:b/>
+          <w:bCs/>
+        </w:rPr>
+        <w:t>an sa high-leve</w:t>
+      </w:r>
+      <w:r>
+        <w:t>l code. Gipakig-ub ug gi-load kini aron ma-execute, ug kini kadaghanay naghatag ug mas dali ug mas maayo nga performance (halimbawa, C, C++).</w:t>
+      </w:r>
+    </w:p>
+    <w:p>
+      <w:r>
+        <w:rPr>
+          <w:b/>
+          <w:bCs/>
+        </w:rPr>
+        <w:t>Ang *Development Environment* mao ang lugar nga gigamit sa developer aron makahimo, masulbad, ug masusi ang software.</w:t>
+      </w:r>
+    </w:p>
+    <w:p>
+      <w:r>
+        <w:t>Gipangita ang standardized environments sa modernong software development aron masiguro ang kalidad ug kabilidad.</w:t>
       </w:r>
     </w:p>
     <w:p>
@@ -2929,30 +2921,30 @@
           <w:b/>
           <w:bCs/>
         </w:rPr>
-        <w:t>Integrated Development Environment (IDE): A</w:t>
-      </w:r>
-      <w:r>
-        <w:t>ng IDE nag‑bundles sa daghang mga hinungdanon nga hima</w:t>
-      </w:r>
-      <w:r>
-        <w:rPr>
-          <w:b/>
-          <w:bCs/>
-        </w:rPr>
-        <w:t>n—sama sa editor, build tool, debugger, ug project mana</w:t>
-      </w:r>
-      <w:r>
-        <w:t>gement—sa usa ka interactive nga interface sa</w:t>
-      </w:r>
-      <w:r>
-        <w:rPr>
-          <w:b/>
-          <w:bCs/>
-        </w:rPr>
-        <w:t>ma sa Visual Studio, Eclipse, o Xc</w:t>
-      </w:r>
-      <w:r>
-        <w:t>ode.</w:t>
+        <w:t>Ang Integrated Development Environment (I</w:t>
+      </w:r>
+      <w:r>
+        <w:t xml:space="preserve">DE) nagtigom ug daghang gamit nga importante—sugod </w:t>
+      </w:r>
+      <w:r>
+        <w:rPr>
+          <w:b/>
+          <w:bCs/>
+        </w:rPr>
+        <w:t>sa editor, build tool, debugger, ug project manageme</w:t>
+      </w:r>
+      <w:r>
+        <w:t>nt—sa usa ka interface nga interactive sam</w:t>
+      </w:r>
+      <w:r>
+        <w:rPr>
+          <w:b/>
+          <w:bCs/>
+        </w:rPr>
+        <w:t>a sa Visual Studio, Eclipse, o X</w:t>
+      </w:r>
+      <w:r>
+        <w:t>code.</w:t>
       </w:r>
     </w:p>
     <w:p>
@@ -2967,34 +2959,34 @@
           <w:b/>
           <w:bCs/>
         </w:rPr>
-        <w:t xml:space="preserve">Frameworks: </w:t>
-      </w:r>
-      <w:r>
-        <w:t>Naghatag kini og usa ka standard nga palibot sa pagpatuman ug pagdumala. Ang paggamit og framework sama sa Spr</w:t>
-      </w:r>
-      <w:r>
-        <w:rPr>
-          <w:b/>
-          <w:bCs/>
-        </w:rPr>
-        <w:t>ing Framework nagp</w:t>
-      </w:r>
-      <w:r>
-        <w:t>alambo sa productivity pinaagi sa pag-maximize sa modularization ug reusability.</w:t>
-      </w:r>
-    </w:p>
-    <w:p>
-      <w:r>
-        <w:rPr>
-          <w:b/>
-          <w:bCs/>
-        </w:rPr>
-        <w:t>4. Padayon nga Integrasyon (CI) ug Pag-deploy</w:t>
-      </w:r>
-    </w:p>
-    <w:p>
-      <w:r>
-        <w:t>Aron moangay sa mga dali nga pagbag‑o sa negosyo, ang mga developer naggamit og mga awtomatikong proseso aron pagdumala sa code.</w:t>
+        <w:t>Ang mga fram</w:t>
+      </w:r>
+      <w:r>
+        <w:t>ework: kini naghatag ug standardized nga paagi sa pagbuhat ug pagdumala. Paggamit ug framework sama sa Spring</w:t>
+      </w:r>
+      <w:r>
+        <w:rPr>
+          <w:b/>
+          <w:bCs/>
+        </w:rPr>
+        <w:t xml:space="preserve"> Framework nagpasi</w:t>
+      </w:r>
+      <w:r>
+        <w:t>dungog sa produktibidad pinaagi sa pagmaximize sa modularization ug reusability.</w:t>
+      </w:r>
+    </w:p>
+    <w:p>
+      <w:r>
+        <w:rPr>
+          <w:b/>
+          <w:bCs/>
+        </w:rPr>
+        <w:t>4. Continuous Integration (CI) ug Deployment</w:t>
+      </w:r>
+    </w:p>
+    <w:p>
+      <w:r>
+        <w:t>Gipaabut sa daghang pagbag-o sa negosyo, nagamit ang mga developer ug awtomatikong proseso aron paminaw sa code.</w:t>
       </w:r>
     </w:p>
     <w:p>
@@ -3009,20 +3001,20 @@
           <w:b/>
           <w:bCs/>
         </w:rPr>
-        <w:t>Continuous Integration (CI): Kini u</w:t>
-      </w:r>
-      <w:r>
-        <w:t>sa ka kalihokan diin kanunay nga i-merge sa mga developer ang ilang trabaho ngadto sa sentral nga repositoryo. Naglakip kini og awtom</w:t>
-      </w:r>
-      <w:r>
-        <w:rPr>
-          <w:b/>
-          <w:bCs/>
-        </w:rPr>
-        <w:t xml:space="preserve">atikong pag-build ug pag-test aron </w:t>
-      </w:r>
-      <w:r>
-        <w:t>madiskobre ug ma-eliminate ang mga problema sa integrasyon sa sayo.</w:t>
+        <w:t>Ang Continuous Integration (CI) mao</w:t>
+      </w:r>
+      <w:r>
+        <w:t xml:space="preserve"> kini usa ka aktibidad nga diha diha nga nagbubutang ang mga developer ug ilang gihimo sa usa ka sentral repository. Gisakop kini sa a</w:t>
+      </w:r>
+      <w:r>
+        <w:rPr>
+          <w:b/>
+          <w:bCs/>
+        </w:rPr>
+        <w:t xml:space="preserve">wtomatiko nga pagpugos ug pag-test </w:t>
+      </w:r>
+      <w:r>
+        <w:t>aron masusi ug masulbar ang mga problema sa integrasyon sa maagihan.</w:t>
       </w:r>
     </w:p>
     <w:p>
@@ -3037,10 +3029,10 @@
           <w:b/>
           <w:bCs/>
         </w:rPr>
-        <w:t>Software Build: K</w:t>
-      </w:r>
-      <w:r>
-        <w:t>ini ang espesipikong proseso sa pag-convert sa mga source code file ngadto sa mga independenteng software artifacts nga mahimong i-execute sa kompyuter.</w:t>
+        <w:t>Software Build: Ki</w:t>
+      </w:r>
+      <w:r>
+        <w:t>ning kini ang maong proseso sa pagbalhin sa mga file sa source code ngadto sa mga independiyenteng software artifacts nga mahimo nga ma-execute sa usa ka computer.</w:t>
       </w:r>
     </w:p>
     <w:p>
@@ -3055,17 +3047,17 @@
           <w:b/>
           <w:bCs/>
         </w:rPr>
-        <w:t>Software Deployment: Ki</w:t>
-      </w:r>
-      <w:r>
-        <w:t>ni nagtumong sa katapusang buhat sa paghimo sa software system alang sa paggamit, nga naglakip sa mga kalihokan sam</w:t>
-      </w:r>
-      <w:r>
-        <w:rPr>
-          <w:b/>
-          <w:bCs/>
-        </w:rPr>
-        <w:t>a sa pagpagawas, pag-instalar, ug pag-activa</w:t>
+        <w:t>Gigamit ang Software Deplo</w:t>
+      </w:r>
+      <w:r>
+        <w:t>yment aron makahimo sa katapusan nga buhat sa pagpangandam sa sistema sa software alang sa paggamit, nga naglakip usab ug mga buha</w:t>
+      </w:r>
+      <w:r>
+        <w:rPr>
+          <w:b/>
+          <w:bCs/>
+        </w:rPr>
+        <w:t>t sama sa pag-release, pag-install, ug pag-activa</w:t>
       </w:r>
       <w:r>
         <w:t>te.</w:t>
@@ -3073,36 +3065,36 @@
     </w:p>
     <w:p>
       <w:r>
-        <w:t>Ang pagpili sa husto nga pinulongan ug palibot usa ka kritikal nga desisyon sa negosyo, kay ang pagpili og dili angay nga himan (pananglitan, C para sa proyekto nga nanginahanglan og taas nga produktibidad vs. Java para sa proyekto nga nanginahanglan og kusog nga pagdagan) makahatag og dakong risgo sa proyekto.</w:t>
-      </w:r>
-    </w:p>
-    <w:p>
-      <w:r>
-        <w:t xml:space="preserve">Ang ikasiyam nga core concept sa mga tinubdan mao </w:t>
-      </w:r>
-      <w:r>
-        <w:rPr>
-          <w:b/>
-          <w:bCs/>
-        </w:rPr>
-        <w:t>ang Software Testing ug Refactoring. An</w:t>
-      </w:r>
-      <w:r>
-        <w:t>g seksyon nga kini nagtutok sa katapusang mga lakang sa pagpaniguro sa kalidad sa software ug sa padayon nga proseso sa pagpaayo sa internal nga estruktura sa code nga walay pagbag-o sa eksternal nga paglihok.</w:t>
-      </w:r>
-    </w:p>
-    <w:p>
-      <w:r>
-        <w:rPr>
-          <w:b/>
-          <w:bCs/>
-        </w:rPr>
-        <w:t>1. Konsepto ug Prinsipyo sa Pagsulay</w:t>
-      </w:r>
-    </w:p>
-    <w:p>
-      <w:r>
-        <w:t>Ang pag-testing usa ka serye sa mga proseso nga gidisenyo aron makit-an ang mga sayop ug masusi kung ang usa ka sistema nagtuman sa gihatag nga mga kinahanglanon. Ang mga tinubdan naglatid sa pipila ka mga batakang prinsipyo:</w:t>
+        <w:t>Pagpili sa maayong yinaknan ug palibot mao usang importante nga desisyon sa negosyo, kay kon dili maingon ang gamit (halimbawa, C para sa usa ka proyekto nga nagahangyo og taas nga produktibidad bisan Java para sa usa ka proyekto nga nagahangyo og kusog nga pagdugang sa bilis) mabahin pagdawat og dako nga mga peligro sa proyekto.</w:t>
+      </w:r>
+    </w:p>
+    <w:p>
+      <w:r>
+        <w:t>Ang ikasiyam nga pangunahing konsepto sa mga pinagkuh</w:t>
+      </w:r>
+      <w:r>
+        <w:rPr>
+          <w:b/>
+          <w:bCs/>
+        </w:rPr>
+        <w:t>anan mao ang Software Testing ug Refactori</w:t>
+      </w:r>
+      <w:r>
+        <w:t>ng. Kining seksyon naglantaw sa mga katapusan nga paningkamot sa pagpamatuod sa kalidad sa software ug ang padayon nga proseso sa pagpadayon sa internal nga estruktura sa code nga wala nagbabag-o sa external nga pagkilos.</w:t>
+      </w:r>
+    </w:p>
+    <w:p>
+      <w:r>
+        <w:rPr>
+          <w:b/>
+          <w:bCs/>
+        </w:rPr>
+        <w:t>Konsepto ug Prinsipyo sa Pag-test</w:t>
+      </w:r>
+    </w:p>
+    <w:p>
+      <w:r>
+        <w:t>Pagsulay kini usa ka serye sa mga proseso nga gihimo aron masabtan ang mga sala ug masiguro kon ang sistema masunod sa gipasiugda nga mga pangutana.</w:t>
       </w:r>
     </w:p>
     <w:p>
@@ -3117,12 +3109,10 @@
           <w:b/>
           <w:bCs/>
         </w:rPr>
-        <w:t>Pag-testing Nagpakita sa Presensya sa mga De</w:t>
-      </w:r>
-      <w:r>
-        <w:t>pekto:</w:t>
-        <w:br/>
-        <w:t>Nagpakita kini nga adunay mga depekto apan halos dili gyud kini makapatunay nga ang usa ka software walay depekto.</w:t>
+        <w:t>Pagsubok nagapasabot sa pagkita sa mga kapint</w:t>
+      </w:r>
+      <w:r>
+        <w:t>asan: Gipadayag niini nga adunay kapintasan nga nahitabo pero dili gayud masayod nga walay kapintasan ang usa ka software.</w:t>
       </w:r>
     </w:p>
     <w:p>
@@ -3137,10 +3127,10 @@
           <w:b/>
           <w:bCs/>
         </w:rPr>
-        <w:t>Imposible ang Exhaustive Testing: D</w:t>
-      </w:r>
-      <w:r>
-        <w:t>ili kini posible nga i-test ang matag kaso, bisan pa sa mga yano nga programa.</w:t>
+        <w:t>Pag-ubos sa Pagsulay dili Posible: Di</w:t>
+      </w:r>
+      <w:r>
+        <w:t>li posible nga sulayan ang tanang kaso, bisan para sa mga hinay-hinay nga programa.</w:t>
       </w:r>
     </w:p>
     <w:p>
@@ -3155,10 +3145,10 @@
           <w:b/>
           <w:bCs/>
         </w:rPr>
-        <w:t>Maagang Pagsugo</w:t>
-      </w:r>
-      <w:r>
-        <w:t>d: Ang pag-testing dapat magsugod sa unang mga yugto sa pag-uswag aron mapanubo ang gasto ug mapugngan ang mga depekto sa sayo.</w:t>
+        <w:t>Dugay na pa</w:t>
+      </w:r>
+      <w:r>
+        <w:t>gsubok ang gipasiugda aron mapasaylo ang mga gastos ug maagwanta ang mga kapintasan sa una pa lang.</w:t>
       </w:r>
     </w:p>
     <w:p>
@@ -3173,10 +3163,10 @@
           <w:b/>
           <w:bCs/>
         </w:rPr>
-        <w:t>Paradoxo sa Pestisidyo</w:t>
-      </w:r>
-      <w:r>
-        <w:t>: Ang pag-usab-usab sa parehas nga set sa mga pagsulay magpadayon nga mapakyas sa pagpangita og bag-ong mga depekto, sama sa pag-uswag sa resistensya sa mga insekto sa pestisidyo.</w:t>
+        <w:t>Pesticide Paradox: Kon pa</w:t>
+      </w:r>
+      <w:r>
+        <w:t>dayon ka ug magdugang ug dugang sa parehas nga test, maglisod ka gayud makadiskubre ug bag-ong mga kapintas, parehas sa paagi kung unsa pa ang mga insekto mahimo ugayang ug dili na sila masugatan sa pestisayda.</w:t>
       </w:r>
     </w:p>
     <w:p>
@@ -3191,24 +3181,24 @@
           <w:b/>
           <w:bCs/>
         </w:rPr>
-        <w:t>Absence of Error Fallacy: Pagp</w:t>
-      </w:r>
-      <w:r>
-        <w:t>angita ug pag-ayo sa mga bug walay pulos kung ang katapusang sistema dili gyud makatagbaw sa panginahanglan sa tiggamit.</w:t>
-      </w:r>
-    </w:p>
-    <w:p>
-      <w:r>
-        <w:rPr>
-          <w:b/>
-          <w:bCs/>
-        </w:rPr>
-        <w:t>2. Mga Klase ug Teknik sa Pagsulay</w:t>
-      </w:r>
-    </w:p>
-    <w:p>
-      <w:r>
-        <w:t>Ang pagsulay kasagaran gibahin ngadto sa duha ka pangunang metodolohiya:</w:t>
+        <w:t>Ang pagkita ug pagtugos sa mga sayup</w:t>
+      </w:r>
+      <w:r>
+        <w:t xml:space="preserve"> dili sayon ug gamay, apan kon ang katapusan nga sistema dili man gipadayag ang panginahanglan sa gumagamit, sayup pa gayud ang iyang paggamit.</w:t>
+      </w:r>
+    </w:p>
+    <w:p>
+      <w:r>
+        <w:rPr>
+          <w:b/>
+          <w:bCs/>
+        </w:rPr>
+        <w:t>2. Mga Klase ug Mga Teknika sa Pag-test</w:t>
+      </w:r>
+    </w:p>
+    <w:p>
+      <w:r>
+        <w:t>Ang pag-test gihimo sa duha ka pangunahong paagi:</w:t>
       </w:r>
     </w:p>
     <w:p>
@@ -3223,20 +3213,20 @@
           <w:b/>
           <w:bCs/>
         </w:rPr>
-        <w:t>White-box Testing: N</w:t>
-      </w:r>
-      <w:r>
-        <w:t>agtuon sa internal</w:t>
-      </w:r>
-      <w:r>
-        <w:rPr>
-          <w:b/>
-          <w:bCs/>
-        </w:rPr>
-        <w:t xml:space="preserve"> nga estruktural nga lohika </w:t>
-      </w:r>
-      <w:r>
-        <w:t>sa programa. Ang mga teknik naglakip sa estruktural nga pag-analisa ug loop testing aron masukod ang lohikal nga kalisud.</w:t>
+        <w:t>White-box Testing: Gi</w:t>
+      </w:r>
+      <w:r>
+        <w:t>sumbag sa internal</w:t>
+      </w:r>
+      <w:r>
+        <w:rPr>
+          <w:b/>
+          <w:bCs/>
+        </w:rPr>
+        <w:t xml:space="preserve"> nga istraktura nga lohika sa</w:t>
+      </w:r>
+      <w:r>
+        <w:t xml:space="preserve"> programa. Ang mga teknika naglakip sa istraktura nga analisis ug pag-test sa loop aron masubay ang kompleksidad sa lohika.</w:t>
       </w:r>
     </w:p>
     <w:p>
@@ -3251,20 +3241,20 @@
           <w:b/>
           <w:bCs/>
         </w:rPr>
-        <w:t>Black-box Testing: G</w:t>
-      </w:r>
-      <w:r>
-        <w:t xml:space="preserve">awas nga gitawag usab nga functional o specification-based testing. Gisiguro niini nga ang software molihok sumala sa </w:t>
-      </w:r>
-      <w:r>
-        <w:rPr>
-          <w:b/>
-          <w:bCs/>
-        </w:rPr>
-        <w:t>mga functional nga kinahan</w:t>
-      </w:r>
-      <w:r>
-        <w:t>glanon nga walay pagtan-aw sa internal code. Mga teknik naglakip sa:</w:t>
+        <w:t xml:space="preserve">Black-box Testing: </w:t>
+      </w:r>
+      <w:r>
+        <w:t xml:space="preserve">Gi-ingon usab kini nga functional o specification-based testing. Gisiguro niini nga ang software molakaw ayahon sa </w:t>
+      </w:r>
+      <w:r>
+        <w:rPr>
+          <w:b/>
+          <w:bCs/>
+        </w:rPr>
+        <w:t>functional requirements b</w:t>
+      </w:r>
+      <w:r>
+        <w:t>isan wala magtan-aw sa internal code. Ang mga teknika naglakip sa:</w:t>
       </w:r>
     </w:p>
     <w:p>
@@ -3279,10 +3269,10 @@
           <w:b/>
           <w:bCs/>
         </w:rPr>
-        <w:t>Equivalence Partitioning: Pagbah</w:t>
-      </w:r>
-      <w:r>
-        <w:t>in sa mga kondisyon sa input ngadto sa mga grupo alang sa pag-usisa.</w:t>
+        <w:t>Ang Equivalence Partitioning: P</w:t>
+      </w:r>
+      <w:r>
+        <w:t>aghimo ug mga grupo sa mga input condition alang sa pag-testing.</w:t>
       </w:r>
     </w:p>
     <w:p>
@@ -3297,10 +3287,10 @@
           <w:b/>
           <w:bCs/>
         </w:rPr>
-        <w:t>Boundary Value Analysis: Pa</w:t>
-      </w:r>
-      <w:r>
-        <w:t>gsusi sa katukmahan sa mga resulta sa mga gilid (mga hangganan) sa mga range sa input.</w:t>
+        <w:t>Boundary Value Analysis: P</w:t>
+      </w:r>
+      <w:r>
+        <w:t>ag-test sa kasinatian sa mga resulta sa mga gilid (boundaries) sa mga input range.</w:t>
       </w:r>
     </w:p>
     <w:p>
@@ -3315,49 +3305,49 @@
           <w:b/>
           <w:bCs/>
         </w:rPr>
-        <w:t xml:space="preserve">Error Guessing: </w:t>
-      </w:r>
-      <w:r>
-        <w:t>Paggamit sa kasinatian aron susihon ang mga sayop nga mahimong malimot.</w:t>
-      </w:r>
-    </w:p>
-    <w:p>
-      <w:r>
-        <w:rPr>
-          <w:b/>
-          <w:bCs/>
-        </w:rPr>
-        <w:t>3. Pag-usab ug 'Code Smells'</w:t>
-      </w:r>
-    </w:p>
-    <w:p>
-      <w:r>
-        <w:t xml:space="preserve">Ang Refactoring nagpasabot sa pagpaayo sa internal nga </w:t>
-      </w:r>
-      <w:r>
-        <w:rPr>
-          <w:b/>
-          <w:bCs/>
-        </w:rPr>
-        <w:t>estruktura sa programa</w:t>
-      </w:r>
-      <w:r>
-        <w:t xml:space="preserve"> nga walay pagbag-o sa gawas nga operasyon. Ang tumong mao ang pagpasimple sa komplikadong kodigo, pagpaayo sa pagkabasa, ug paghimo sa umaabot nga mga pagbag-o nga mas sayon.</w:t>
-      </w:r>
-    </w:p>
-    <w:p>
-      <w:r>
-        <w:t>Ang mga developer nangita o</w:t>
-      </w:r>
-      <w:r>
-        <w:rPr>
-          <w:b/>
-          <w:bCs/>
-        </w:rPr>
-        <w:t>g 'code smells'—m</w:t>
-      </w:r>
-      <w:r>
-        <w:t>ga timailhan nga ang kodigo nanginahanglan og refactoring—nga naglakip sa:</w:t>
+        <w:t>Gipangita a</w:t>
+      </w:r>
+      <w:r>
+        <w:t>ng mga posible nga sala pinaagi sa gipadungganan.</w:t>
+      </w:r>
+    </w:p>
+    <w:p>
+      <w:r>
+        <w:rPr>
+          <w:b/>
+          <w:bCs/>
+        </w:rPr>
+        <w:t>3. Pag-refactor ug "Code Smells"</w:t>
+      </w:r>
+    </w:p>
+    <w:p>
+      <w:r>
+        <w:t>Ang refactoring nagtudlo sa pagpabantog sa internal nga es</w:t>
+      </w:r>
+      <w:r>
+        <w:rPr>
+          <w:b/>
+          <w:bCs/>
+        </w:rPr>
+        <w:t>truktura sa programa sam</w:t>
+      </w:r>
+      <w:r>
+        <w:t>tang wala nagbabag-o sa external nga operasyon. Ang layun sa refactoring kay pag-ayda sa komplikadong code, pagpabantog sa pagbasa, ug pagpangita sa mas daghan pang pagbag-o sa hinabang.</w:t>
+      </w:r>
+    </w:p>
+    <w:p>
+      <w:r>
+        <w:t>Gipangita sa mga developer a</w:t>
+      </w:r>
+      <w:r>
+        <w:rPr>
+          <w:b/>
+          <w:bCs/>
+        </w:rPr>
+        <w:t>ng "code smells"—m</w:t>
+      </w:r>
+      <w:r>
+        <w:t>ga tigaman nga nagpasabot nga kinahanglan og refactor ang code—kini mao ang:</w:t>
       </w:r>
     </w:p>
     <w:p>
@@ -3372,10 +3362,10 @@
           <w:b/>
           <w:bCs/>
         </w:rPr>
-        <w:t xml:space="preserve">Duplicate Code: </w:t>
-      </w:r>
-      <w:r>
-        <w:t>Mga function o data code nga gisulat og balik-balik.</w:t>
+        <w:t>Gidupikang Kodigo:</w:t>
+      </w:r>
+      <w:r>
+        <w:t xml:space="preserve"> Mga function o data nga gikodigo ug labaw sa usa ka kauban.</w:t>
       </w:r>
     </w:p>
     <w:p>
@@ -3390,10 +3380,10 @@
           <w:b/>
           <w:bCs/>
         </w:rPr>
-        <w:t xml:space="preserve">Long Method: </w:t>
-      </w:r>
-      <w:r>
-        <w:t>Kung ang logic sulod sa usa ka method mahimong sobra ka taas o komplikado.</w:t>
+        <w:t>Pagdugang:</w:t>
+      </w:r>
+      <w:r>
+        <w:t xml:space="preserve"> Kon ang paghunahunaan sa usa ka metodo nagsaba na ug sayup.</w:t>
       </w:r>
     </w:p>
     <w:p>
@@ -3408,10 +3398,10 @@
           <w:b/>
           <w:bCs/>
         </w:rPr>
-        <w:t>Vast Class:</w:t>
-      </w:r>
-      <w:r>
-        <w:t xml:space="preserve"> Klase nga daghan kaayo ang mga property ug mga metodo.</w:t>
+        <w:t>Daghan kaayo nga</w:t>
+      </w:r>
+      <w:r>
+        <w:t xml:space="preserve"> klase: Usa ka klase nga may gidadagko ug daghang mga property ug mga method.</w:t>
       </w:r>
     </w:p>
     <w:p>
@@ -3426,10 +3416,10 @@
           <w:b/>
           <w:bCs/>
         </w:rPr>
-        <w:t>Long Parameter List: Usa</w:t>
-      </w:r>
-      <w:r>
-        <w:t xml:space="preserve"> ka metodo nga nanginahanglan og labaw nga gidaghanon sa mga parameter.</w:t>
+        <w:t>Ang Daghang Paramete</w:t>
+      </w:r>
+      <w:r>
+        <w:t>r: Usa ka metodo nga nagahangyo og daghan kaayong parameter.</w:t>
       </w:r>
     </w:p>
     <w:p>
@@ -3444,78 +3434,78 @@
           <w:b/>
           <w:bCs/>
         </w:rPr>
-        <w:t>Dead Code:</w:t>
-      </w:r>
-      <w:r>
-        <w:t xml:space="preserve"> Code nga wala gyud gipadagan o gigamit.</w:t>
-      </w:r>
-    </w:p>
-    <w:p>
-      <w:r>
-        <w:t>Pinaagi sa pagpatuman og sistematikong pagsulay ug reguladong pag-usab, ang mga team makasiguro nga ang ilang software magpabilin nga taas ang kalidad ug angay sa nagbag-o nga mga panginahanglan sa negosyo.</w:t>
-      </w:r>
-    </w:p>
-    <w:p>
-      <w:r>
-        <w:t>Ang ikapulo ka core concept sa mga tinubdan mao</w:t>
-      </w:r>
-      <w:r>
-        <w:rPr>
-          <w:b/>
-          <w:bCs/>
-        </w:rPr>
-        <w:t xml:space="preserve"> ang Software Requirements Management</w:t>
-      </w:r>
-      <w:r>
-        <w:t>. Ang proseso nga kini giisip nga usa sa labing kritikal nga yugto sa pagpalambo tungod kay ang pagdesisyon unsa gyud ang pag-develop kasagarang pinakalisod nga buluhaton sa software engineering.</w:t>
-      </w:r>
-    </w:p>
-    <w:p>
-      <w:r>
-        <w:rPr>
-          <w:b/>
-          <w:bCs/>
-        </w:rPr>
-        <w:t>1. Panglantaw sa Pagdumala sa mga Kinahanglanon</w:t>
-      </w:r>
-    </w:p>
-    <w:p>
-      <w:r>
-        <w:t xml:space="preserve">Ang pagdumala sa mga kinahanglanon naglakip sa sistematikong proseso sa </w:t>
-      </w:r>
-      <w:r>
-        <w:rPr>
-          <w:b/>
-          <w:bCs/>
-        </w:rPr>
-        <w:t xml:space="preserve">pag-define, pag-specify, ug pag-track sa </w:t>
-      </w:r>
-      <w:r>
-        <w:t>mga panginahanglan sa tiggamit sa tibuok kinabuhi sa software. Ang pangunahing katuyoan niini mao ang pagsiguro nga ang proyekto malampuson nga ma-manage pinaagi sa pagkwenta sa gasto, pag-andam sa mga plano sa pagpalambo, ug pag-configure sa basiko nga framework sa sistema.</w:t>
-      </w:r>
-    </w:p>
-    <w:p>
-      <w:r>
-        <w:rPr>
-          <w:b/>
-          <w:bCs/>
-        </w:rPr>
-        <w:t>2. Spesipikasyon sa mga Kinahanglanon</w:t>
-      </w:r>
-    </w:p>
-    <w:p>
-      <w:r>
-        <w:t>Sa dihang mahibal-an na ang mga kinahanglanon pinaagi sa mga interbyu ug pag-analisa, kinahanglan kini nga opisyal nga ma-dokumento. Ang yano nga yugto, nga</w:t>
-      </w:r>
-      <w:r>
-        <w:rPr>
-          <w:b/>
-          <w:bCs/>
-        </w:rPr>
-        <w:t xml:space="preserve"> gitawag nga Spesipikasyon sa mga</w:t>
-      </w:r>
-      <w:r>
-        <w:t xml:space="preserve"> Kinahanglanon, nagsilbi isip unang lakang sa pisikal nga pagpatuman sa sistema. Ang mga yawe nga aspeto naglakip sa:</w:t>
+        <w:t>Gidili nga Ko</w:t>
+      </w:r>
+      <w:r>
+        <w:t>digo: Kodigo nga dili gayud gi-execute o gi-gamit.</w:t>
+      </w:r>
+    </w:p>
+    <w:p>
+      <w:r>
+        <w:t>Pinaagi sa pagbuhat ug sistematikong pag-test ug regular nga pag-refactor, makasiguro ang mga team nga ang ilang software mipadayon nga taas-kalidad ug masulbad sa pagbag-o sa mga panginahanglan sa negosyo.</w:t>
+      </w:r>
+    </w:p>
+    <w:p>
+      <w:r>
+        <w:t>Ang ikapulo nga pangunahing konsepto sa mga gi-ugmadan</w:t>
+      </w:r>
+      <w:r>
+        <w:rPr>
+          <w:b/>
+          <w:bCs/>
+        </w:rPr>
+        <w:t>g mga buhatanon mao ang Pagdumala sa mga K</w:t>
+      </w:r>
+      <w:r>
+        <w:t>inahanglan sa Software. Kining proseso gisipatan nga usa sa pinakadakong kritikal nga mga yugto sa pagpadukwag kay ang pagpili ug eksakto nga unsa ang ipadukwag kadaghanang mas mahal nga trabaho sa engineering sa software.</w:t>
+      </w:r>
+    </w:p>
+    <w:p>
+      <w:r>
+        <w:rPr>
+          <w:b/>
+          <w:bCs/>
+        </w:rPr>
+        <w:t>Paglantaw sa Pagdumala sa mga Kinahanglanon</w:t>
+      </w:r>
+    </w:p>
+    <w:p>
+      <w:r>
+        <w:t>Ang pagdumala sa mga panginahanglan naglakip sa sistematikong proses</w:t>
+      </w:r>
+      <w:r>
+        <w:rPr>
+          <w:b/>
+          <w:bCs/>
+        </w:rPr>
+        <w:t>o sa pagtudlo, pagpahimangno, ug pagsub</w:t>
+      </w:r>
+      <w:r>
+        <w:t>ay sa mga panginahanglan sa gumagamit sa tibuok buhay sa software. Ang pangunahong layunon niini kay masiguro nga ang proyekto kay mapadumala sa pagkuha sa mga gastus, paghimo ug pagdumala sa plano sa pagpadukwag, ug paghimo sa basic nga balangkas sa sistema.</w:t>
+      </w:r>
+    </w:p>
+    <w:p>
+      <w:r>
+        <w:rPr>
+          <w:b/>
+          <w:bCs/>
+        </w:rPr>
+        <w:t>2. Pag-specify sa mga Rekisitos</w:t>
+      </w:r>
+    </w:p>
+    <w:p>
+      <w:r>
+        <w:t>Pagkahibalo na sa mga panginahanglan pinaagi sa mga interview ug analysis, kinahanglan nga masulat kini sa porm</w:t>
+      </w:r>
+      <w:r>
+        <w:rPr>
+          <w:b/>
+          <w:bCs/>
+        </w:rPr>
+        <w:t>al. Kining fase, nga gi</w:t>
+      </w:r>
+      <w:r>
+        <w:t>tawag nga Requirements Specification, mao ang syahan kaangay sa pagtuman sa sistema.</w:t>
       </w:r>
     </w:p>
     <w:p>
@@ -3530,10 +3520,10 @@
           <w:b/>
           <w:bCs/>
         </w:rPr>
-        <w:t>Teknik: Paggam</w:t>
-      </w:r>
-      <w:r>
-        <w:t>it og espesipikong mga pamaagi aron masiguro nga klaro ug walay pagkalibog ang mga kinahanglanon.</w:t>
+        <w:t>Mga teknika: Pa</w:t>
+      </w:r>
+      <w:r>
+        <w:t>ggamit ug mga espesipikong paagi aron masigurado nga klaro ug walay kalinawan ang mga panginahanglan.</w:t>
       </w:r>
     </w:p>
     <w:p>
@@ -3548,43 +3538,43 @@
           <w:b/>
           <w:bCs/>
         </w:rPr>
-        <w:t xml:space="preserve">Prinsipyo: </w:t>
-      </w:r>
-      <w:r>
-        <w:t>Pagpuyo sa mga standard nga nagpasiguro nga ang dokumentadong mga kinahanglanon kompleto, konsistent, ug masayran.</w:t>
-      </w:r>
-    </w:p>
-    <w:p>
-      <w:r>
-        <w:rPr>
-          <w:b/>
-          <w:bCs/>
-        </w:rPr>
-        <w:t>3. Pagbag-o sa mga Kinahanglanon ug Pagsubay (Traceability)</w:t>
-      </w:r>
-    </w:p>
-    <w:p>
-      <w:r>
-        <w:t>Ang sentral nga kalihokan sulod sa kini nga konsepto m</w:t>
-      </w:r>
-      <w:r>
-        <w:rPr>
-          <w:b/>
-          <w:bCs/>
-        </w:rPr>
-        <w:t>ao ang Pag-trace sa mga Kinahang</w:t>
-      </w:r>
-      <w:r>
-        <w:t>lanon. Kini naglakip sa paghatag og usa ka talagsaong identipikador sa matag kinahanglanon aron masubay ang iyang progreso sa mga deliverables sa pag-uswag, sama sa mga dokumento sa disenyo ug mga test case.</w:t>
-      </w:r>
-    </w:p>
-    <w:p>
-      <w:r>
-        <w:rPr>
-          <w:b/>
-          <w:bCs/>
-        </w:rPr>
-        <w:t>Mga Benepisyo sa Traceability naglakip sa:</w:t>
+        <w:t>Mga prinsipy</w:t>
+      </w:r>
+      <w:r>
+        <w:t>o: Pagsunod sa mga pamatasan nga nagpabiling nga ang dokumentado nga mga kinahanglan kay kompleto, parehas, ug masayod.</w:t>
+      </w:r>
+    </w:p>
+    <w:p>
+      <w:r>
+        <w:rPr>
+          <w:b/>
+          <w:bCs/>
+        </w:rPr>
+        <w:t>3. Pagbalhin sa mga pangutana ug pagsubay sa mga balhin (Traceability)</w:t>
+      </w:r>
+    </w:p>
+    <w:p>
+      <w:r>
+        <w:t>Ang Requirements Traceability mao ang usa ka panginaha</w:t>
+      </w:r>
+      <w:r>
+        <w:rPr>
+          <w:b/>
+          <w:bCs/>
+        </w:rPr>
+        <w:t xml:space="preserve">nglanon nga buhat sa konseptong </w:t>
+      </w:r>
+      <w:r>
+        <w:t>kini. kini naglakip sa paghatag ug unique nga identifier sa matag pangutana aron masubay ang iyang progreso pinaagi sa mga deliverables sa pagpadukwag, sama sa mga dokumento sa disenyo ug mga kaso sa pagsubok.</w:t>
+      </w:r>
+    </w:p>
+    <w:p>
+      <w:r>
+        <w:rPr>
+          <w:b/>
+          <w:bCs/>
+        </w:rPr>
+        <w:t>Mga pakinabang sa Traceability mao kini:</w:t>
       </w:r>
     </w:p>
     <w:p>
@@ -3599,10 +3589,10 @@
           <w:b/>
           <w:bCs/>
         </w:rPr>
-        <w:t>Pagkunhod sa re-work</w:t>
-      </w:r>
-      <w:r>
-        <w:t>: Naglikay sa pagwagtang sa mga mas taas nga lebel nga kinahanglanon sa mga ulahing yugto sa pagdisenyo.</w:t>
+        <w:t>Gipugong ang pag-uli</w:t>
+      </w:r>
+      <w:r>
+        <w:t xml:space="preserve"> sa trabaho: Gipugong ang pagkalimot sa mga panginahangang kinahanglan sa mga mas bag-ong yugto sa disenyo.</w:t>
       </w:r>
     </w:p>
     <w:p>
@@ -3617,10 +3607,10 @@
           <w:b/>
           <w:bCs/>
         </w:rPr>
-        <w:t>Impact Analysis: Nag</w:t>
-      </w:r>
-      <w:r>
-        <w:t>tabang kini sa mga developer nga masabtan kung unsaon pagbag-o sa usa ka requirement makaapekto sa uban pang subsystems ug design elements.</w:t>
+        <w:t>Analisis sa Epekto: Na</w:t>
+      </w:r>
+      <w:r>
+        <w:t>gtabang sa mga developer nga masabtan kung unsa ang epekto sa usa ka pagbag-o sa usa ka requirement sa uban pang subsistema ug elemento sa disenyo.</w:t>
       </w:r>
     </w:p>
     <w:p>
@@ -3635,10 +3625,10 @@
           <w:b/>
           <w:bCs/>
         </w:rPr>
-        <w:t>Test Coverage: Nag</w:t>
-      </w:r>
-      <w:r>
-        <w:t>panalipod sa kalidad pinaagi sa pagpaniguro nga ang matag kinahanglanon nakalink sa espesipikong mga test case para masuta ang pagpatuman niini.</w:t>
+        <w:t>Gipanagatubang sa Coverage</w:t>
+      </w:r>
+      <w:r>
+        <w:t xml:space="preserve"> sa Pagsulay: Gipangalagad kini aron masiguro ang kualipay pinaagi sa pagpamatuod nga ang tagsatagsa ka kaso sa pangutana gigamay sa mga espesipikong kaso sa pagsulay aron masayran kung unsay implementasyon.</w:t>
       </w:r>
     </w:p>
     <w:p>
@@ -3653,70 +3643,70 @@
           <w:b/>
           <w:bCs/>
         </w:rPr>
-        <w:t xml:space="preserve">Consistency: </w:t>
-      </w:r>
-      <w:r>
-        <w:t>Nagpabilin ang konsistensi tali sa lain‑laing bersyon sa mga deliverables samtang nag‑usab.</w:t>
-      </w:r>
-    </w:p>
-    <w:p>
-      <w:r>
-        <w:rPr>
-          <w:b/>
-          <w:bCs/>
-        </w:rPr>
-        <w:t>4. Importansya para sa Kalampusan sa Proyekto</w:t>
-      </w:r>
-    </w:p>
-    <w:p>
-      <w:r>
-        <w:t>Gipakita sa mga tinubdan nga ang paghatag og pondo sa pag-analisa ug pag-define sa mga kinahanglanon sa sayo makap</w:t>
-      </w:r>
-      <w:r>
-        <w:rPr>
-          <w:b/>
-          <w:bCs/>
-        </w:rPr>
-        <w:t>adali sa tibuok panahon sa pagpalambo ug m</w:t>
-      </w:r>
-      <w:r>
-        <w:t>akapugong sa sobra nga gasto o pagkunhod sa kalidad sa taas nga panahon. Kung ang mga kinahanglanon sa usa ka sistema dili husto nga ma-manage, magresulta kini og mga dili lig‑on nga disenyo nga lisod i‑maintain.</w:t>
-      </w:r>
-    </w:p>
-    <w:p>
-      <w:r>
-        <w:t>Ang ikaduhang labing importante nga konsepto sa source material ma</w:t>
-      </w:r>
-      <w:r>
-        <w:rPr>
-          <w:b/>
-          <w:bCs/>
-        </w:rPr>
-        <w:t>o ang Software Maintenance</w:t>
-      </w:r>
-      <w:r>
-        <w:t>. Ang kini nga phase gihulagway isip katapusang, nakatutok sa operasyon nga stage sa Software Development Life Cycle (SDLC) nga nagtinguha nga mapadugay ang kinabuhi sa software pinaagi sa pagpaniguro nga magpadayon kini sa pagtagbaw sa mga kinahanglanon sa tiggamit human sa unang paghatag.</w:t>
-      </w:r>
-    </w:p>
-    <w:p>
-      <w:r>
-        <w:rPr>
-          <w:b/>
-          <w:bCs/>
-        </w:rPr>
-        <w:t>Previous context: Gipakita sa mga tinubdan nga ang paghatag og pondo sa pag-analisa ug pag-define sa mga kinahanglanon sa sayo makapadali sa tibuok panahon sa pagpalambo ug makapugong sa sobra nga gasto o pagkunhod sa kalidad sa taas nga panahon. Kung ang mga kinahanglanon sa usa ka sistema dili husto nga ma-manage, magresulta kini og mga dili lig‑on nga disenyo nga lisod i‑maintain. ||| Ang ikaduhang labing importante nga konsepto sa materyal nga gigikanan mao ang Software Maintenance. Ang kini nga phase gihulagway isip katapusang, nakatutok sa operasyon nga stage sa Software Development Life Cycle (SDLC) nga nagtinguha nga mapadugay ang kinabuhi sa software pinaagi sa pagpaniguro nga magpadayon kini sa pagtagbaw sa mga kinahanglanon sa tiggamit human sa unang paghatag.</w:t>
-      </w:r>
-    </w:p>
-    <w:p>
-      <w:r>
-        <w:t>Ang pagmentinar sa software dili lang pag-ayo sa mga bug; naglakip kini og serye sa mga engineering nga buluhaton aron tangtangon ang mga depekto, pagpaayo sa performance, ug pag-angay sa sistema sa nagbag-o nga mga palibot. Gihulagway kini isip kritikal nga yugto tungod kay ang mga gasto niini kasagarang labaw pa sa gasto sa unang pagpalambo, nga nag-ambag og mga 60% s</w:t>
-      </w:r>
-      <w:r>
-        <w:rPr>
-          <w:b/>
-          <w:bCs/>
-        </w:rPr>
-        <w:t>a kinatibuk-ang gasto sa proseso sa softwar</w:t>
+        <w:t xml:space="preserve">Pagpadayon sa </w:t>
+      </w:r>
+      <w:r>
+        <w:t>pagtugma: Nagpabilin ug pagtugma sa pagbalhin sa mga bersyon sa mga deliverables samtang nagbabago.</w:t>
+      </w:r>
+    </w:p>
+    <w:p>
+      <w:r>
+        <w:rPr>
+          <w:b/>
+          <w:bCs/>
+        </w:rPr>
+        <w:t>Ginahitabo sa pagtagbo sa proyekto ang importansya sa paghatag ug pagsuporta sa mga miyembro sa ilang mga gawasnon ug panalanginon.</w:t>
+      </w:r>
+    </w:p>
+    <w:p>
+      <w:r>
+        <w:t xml:space="preserve">Gisugyot kini nga ang pagpundar sa pag-analisa ug pagpahibalo sa mga panginahanglan sa una makahatag ug </w:t>
+      </w:r>
+      <w:r>
+        <w:rPr>
+          <w:b/>
+          <w:bCs/>
+        </w:rPr>
+        <w:t>daghan kaayong panahon sa pag-uswag ug</w:t>
+      </w:r>
+      <w:r>
+        <w:t xml:space="preserve"> makapugong sa sobra nga gastos o pagdeteriorar sa kalidad sa hinay-hinay. Kon dili maayo ang pagdumala sa mga panginahanglan sa usa ka sistema, nahimong lisud kini sa pagpangita ug pag-maintain.</w:t>
+      </w:r>
+    </w:p>
+    <w:p>
+      <w:r>
+        <w:t>Ang ikadusepulog nga pangunahong konsepto sa materyales mao ang Pagpa</w:t>
+      </w:r>
+      <w:r>
+        <w:rPr>
+          <w:b/>
+          <w:bCs/>
+        </w:rPr>
+        <w:t>ng-maintain sa Software. Gi</w:t>
+      </w:r>
+      <w:r>
+        <w:t>pasabut kini nga yugto nga ang pinakadul-ot, giopera-ay nga etapa sa Software Development Life Cycle (SDLC) nga nag-ambit nga padayon nga pagpalambo sa kinabuhi sa software pinaagi sa pagpang-ensure nga nagpadayon kini nga matugma sa mga panginahanglan sa mga user matag kagawasan sa una nga paghatag.</w:t>
+      </w:r>
+    </w:p>
+    <w:p>
+      <w:r>
+        <w:rPr>
+          <w:b/>
+          <w:bCs/>
+        </w:rPr>
+        <w:t>Konsepto ug Kahimtang</w:t>
+      </w:r>
+    </w:p>
+    <w:p>
+      <w:r>
+        <w:t>Ang maintenance sa software dili lang mahitungod sa pagtugot sa mga bugs; kini naglakip usab ug daghang engineering nga mga trabaho aron pagtanggal sa mga kapintasan, pagpalambo sa performance, ug pag-adapt sa sistema sa nagbabagong mga paligdon. Gisulti kini nga kritikal nga yugto tungod kay mas taas kadaghanan ang iyang gastos kay mas taas pa kini kay sa gastos sa una nga pagpauswag, ug naghatag kini ug mg</w:t>
+      </w:r>
+      <w:r>
+        <w:rPr>
+          <w:b/>
+          <w:bCs/>
+        </w:rPr>
+        <w:t>a 60% sa bug-os nga gastos sa proseso sa softwar</w:t>
       </w:r>
       <w:r>
         <w:t>e.</w:t>
@@ -3728,12 +3718,12 @@
           <w:b/>
           <w:bCs/>
         </w:rPr>
-        <w:t>2. Pagbahin sa mga Paningkamot sa Pagmintinar</w:t>
-      </w:r>
-    </w:p>
-    <w:p>
-      <w:r>
-        <w:t>Ang mga tinubdan naghatag og pagkahiwalay kung giunsa kasagarang paggasto ang mga kahimtang sa pagmintinar:</w:t>
+        <w:t>2. Paglantaw sa mga Buhat sa Pagpangalagad</w:t>
+      </w:r>
+    </w:p>
+    <w:p>
+      <w:r>
+        <w:t>Gihatag sa mga pinagikanan ang paglantaw sa paagi kon giunsa kadaghanan ang mga recursos sa maintenance gipadayag.</w:t>
       </w:r>
     </w:p>
     <w:p>
@@ -3748,10 +3738,10 @@
           <w:b/>
           <w:bCs/>
         </w:rPr>
-        <w:t>Perfective Maintenance (60%): An</w:t>
-      </w:r>
-      <w:r>
-        <w:t>g pinakadako nga bahin gitugotan sa functional enhancements—pagdugang og bag‑ong mga feature o pagpaayo sa kalidad.</w:t>
+        <w:t>Gipauswag sa 60% sa mainte</w:t>
+      </w:r>
+      <w:r>
+        <w:t>nance ang mga pag-improve sa function—pagdugang ug bag-ong features o pagpangayo sa kalidad.</w:t>
       </w:r>
     </w:p>
     <w:p>
@@ -3766,10 +3756,10 @@
           <w:b/>
           <w:bCs/>
         </w:rPr>
-        <w:t>Adaptive Maintenance (18%): K</w:t>
-      </w:r>
-      <w:r>
-        <w:t>inahanglan nga pagproseso aron iangay ang software sa mga kausaban sa datos o sa palibot sa infrastruktura.</w:t>
+        <w:t>Adaptive Maintenance (18%): A</w:t>
+      </w:r>
+      <w:r>
+        <w:t>ng pagpang-adaptar sa software aron masabtan ang mga pagbag-o sa datos o sa kalibotan sa inprastraktura.</w:t>
       </w:r>
     </w:p>
     <w:p>
@@ -3784,10 +3774,10 @@
           <w:b/>
           <w:bCs/>
         </w:rPr>
-        <w:t>Corrective Maintenance (17%): Pag-</w:t>
-      </w:r>
-      <w:r>
-        <w:t>ayo sa mga depekto, pagdumala sa mga sayop, ug pag-ila sa ilang mga hinungdan.</w:t>
+        <w:t>Pagpangayo ug Pagtama sa Sala (17%</w:t>
+      </w:r>
+      <w:r>
+        <w:t>): Pag-ayo sa mga sala, pagdawat sa mga sayup, ug pagtudlo sa ilang mga sakit.</w:t>
       </w:r>
     </w:p>
     <w:p>
@@ -3802,24 +3792,24 @@
           <w:b/>
           <w:bCs/>
         </w:rPr>
-        <w:t>Refactoring (5%):</w:t>
-      </w:r>
-      <w:r>
-        <w:t xml:space="preserve"> Pagpaayo sa internal nga estruktura sa code nga wala mausab ang external nga paglihok.</w:t>
-      </w:r>
-    </w:p>
-    <w:p>
-      <w:r>
-        <w:rPr>
-          <w:b/>
-          <w:bCs/>
-        </w:rPr>
-        <w:t>3. Mga Klase sa Pagmintinar sa Software</w:t>
-      </w:r>
-    </w:p>
-    <w:p>
-      <w:r>
-        <w:t>Ang pagmintinar mahimong pagklasipikar pinaagi sa lain‑laing mga kriteria:</w:t>
+        <w:t xml:space="preserve">Refactoring (5%): </w:t>
+      </w:r>
+      <w:r>
+        <w:t>Pag-improve sa internal nga estruktura sa code nga wala magbalhin sa external nga behavior.</w:t>
+      </w:r>
+    </w:p>
+    <w:p>
+      <w:r>
+        <w:rPr>
+          <w:b/>
+          <w:bCs/>
+        </w:rPr>
+        <w:t>3. Mga klase sa Maintenance sa Software</w:t>
+      </w:r>
+    </w:p>
+    <w:p>
+      <w:r>
+        <w:t>Pagpanglawas mahimong ma-klasipika pinaagi sa daghang paagi.</w:t>
       </w:r>
     </w:p>
     <w:p>
@@ -3834,40 +3824,40 @@
           <w:b/>
           <w:bCs/>
         </w:rPr>
-        <w:t>Pinaagi s</w:t>
-      </w:r>
-      <w:r>
-        <w:t>a Oras: Nag</w:t>
-      </w:r>
-      <w:r>
-        <w:rPr>
-          <w:b/>
-          <w:bCs/>
-        </w:rPr>
-        <w:t>lakip sa S</w:t>
-      </w:r>
-      <w:r>
-        <w:t>cheduled (peryo</w:t>
-      </w:r>
-      <w:r>
-        <w:rPr>
-          <w:b/>
-          <w:bCs/>
-        </w:rPr>
-        <w:t>diko), Prev</w:t>
-      </w:r>
-      <w:r>
-        <w:t>entive (mga lakang nga buhaton sa wala pa mahitabo an</w:t>
-      </w:r>
-      <w:r>
-        <w:rPr>
-          <w:b/>
-          <w:bCs/>
-        </w:rPr>
-        <w:t>g problema</w:t>
-      </w:r>
-      <w:r>
-        <w:t>), ug Emergency (immediate work to be approved later) maintenance.</w:t>
+        <w:t xml:space="preserve">Sa Oras: </w:t>
+      </w:r>
+      <w:r>
+        <w:t>Gidumala an</w:t>
+      </w:r>
+      <w:r>
+        <w:rPr>
+          <w:b/>
+          <w:bCs/>
+        </w:rPr>
+        <w:t>g Nakaplan</w:t>
+      </w:r>
+      <w:r>
+        <w:t>o (peryodiko),</w:t>
+      </w:r>
+      <w:r>
+        <w:rPr>
+          <w:b/>
+          <w:bCs/>
+        </w:rPr>
+        <w:t xml:space="preserve"> Preventive</w:t>
+      </w:r>
+      <w:r>
+        <w:t xml:space="preserve"> (gihatagong mga sugyot sa pag-adlaw sa problema), </w:t>
+      </w:r>
+      <w:r>
+        <w:rPr>
+          <w:b/>
+          <w:bCs/>
+        </w:rPr>
+        <w:t>ug Emergen</w:t>
+      </w:r>
+      <w:r>
+        <w:t>cy (gidawat nga trabaho nga ipasayag paglaum) nga maintenance.</w:t>
       </w:r>
     </w:p>
     <w:p>
@@ -3882,54 +3872,54 @@
           <w:b/>
           <w:bCs/>
         </w:rPr>
-        <w:t xml:space="preserve">Sa Target: </w:t>
-      </w:r>
-      <w:r>
-        <w:t>Nagpunting sa</w:t>
-      </w:r>
-      <w:r>
-        <w:rPr>
-          <w:b/>
-          <w:bCs/>
-        </w:rPr>
-        <w:t xml:space="preserve"> Data/program</w:t>
-      </w:r>
-      <w:r>
-        <w:t xml:space="preserve"> (pag-convert), D</w:t>
-      </w:r>
-      <w:r>
-        <w:rPr>
-          <w:b/>
-          <w:bCs/>
-        </w:rPr>
-        <w:t>okumentasyon (</w:t>
-      </w:r>
-      <w:r>
-        <w:t>pagbag-o sa mga standard), o</w:t>
-      </w:r>
-      <w:r>
-        <w:rPr>
-          <w:b/>
-          <w:bCs/>
-        </w:rPr>
-        <w:t xml:space="preserve"> Pagmi</w:t>
-      </w:r>
-      <w:r>
-        <w:t>ntinar sa Sistema.</w:t>
-      </w:r>
-    </w:p>
-    <w:p>
-      <w:r>
-        <w:rPr>
-          <w:b/>
-          <w:bCs/>
-        </w:rPr>
-        <w:t>4. Prosedura sa Pagmintinar</w:t>
-      </w:r>
-    </w:p>
-    <w:p>
-      <w:r>
-        <w:t>Ang mga tinubdan naglatid og sistematikong sunod-sunod para sa pagpatuman sa mga kalihokan sa pagmintinar:</w:t>
+        <w:t>Gipalit sa T</w:t>
+      </w:r>
+      <w:r>
+        <w:t xml:space="preserve">arget: Mipalit </w:t>
+      </w:r>
+      <w:r>
+        <w:rPr>
+          <w:b/>
+          <w:bCs/>
+        </w:rPr>
+        <w:t>sa datos/progra</w:t>
+      </w:r>
+      <w:r>
+        <w:t>ma (mga conversion),</w:t>
+      </w:r>
+      <w:r>
+        <w:rPr>
+          <w:b/>
+          <w:bCs/>
+        </w:rPr>
+        <w:t xml:space="preserve"> dokumentasyon (</w:t>
+      </w:r>
+      <w:r>
+        <w:t xml:space="preserve">pagbalhin sa mga standard), o sa </w:t>
+      </w:r>
+      <w:r>
+        <w:rPr>
+          <w:b/>
+          <w:bCs/>
+        </w:rPr>
+        <w:t>pagpang</w:t>
+      </w:r>
+      <w:r>
+        <w:t>-maintain sa sistema.</w:t>
+      </w:r>
+    </w:p>
+    <w:p>
+      <w:r>
+        <w:rPr>
+          <w:b/>
+          <w:bCs/>
+        </w:rPr>
+        <w:t>Pagsuporta sa Pamaagi</w:t>
+      </w:r>
+    </w:p>
+    <w:p>
+      <w:r>
+        <w:t>Gisaysay sa mga tigaman ang usa ka sistematikong sunod-sunod alang sa pagbuhat sa mga aktibidad sa maintenance.</w:t>
       </w:r>
     </w:p>
     <w:p>
@@ -3944,10 +3934,10 @@
           <w:b/>
           <w:bCs/>
         </w:rPr>
-        <w:t xml:space="preserve">Pag-ila sa Kasamtangang Software: </w:t>
-      </w:r>
-      <w:r>
-        <w:t>Pagsusi sa estruktura sa programa, mga variable, ug kahibalo sa negosyo.</w:t>
+        <w:t>Nakasabot sa Kasamtangan nga Software</w:t>
+      </w:r>
+      <w:r>
+        <w:t>: Analisis sa istraktura sa programa, mga variable, ug sa kasayoran sa negosyo.</w:t>
       </w:r>
     </w:p>
     <w:p>
@@ -3962,10 +3952,10 @@
           <w:b/>
           <w:bCs/>
         </w:rPr>
-        <w:t>Pagsusi sa mga Kinahanglan</w:t>
-      </w:r>
-      <w:r>
-        <w:t>on: Pag-ila sa klase sa pagmintinar nga gikinahanglan ug pag-establisar og estratehiya.</w:t>
+        <w:t>Pag-analisa sa mga Panga</w:t>
+      </w:r>
+      <w:r>
+        <w:t>ilangan: Pagtukod sa klase sa maintenance nga gikinahanglan ug paghimo ug plano.</w:t>
       </w:r>
     </w:p>
     <w:p>
@@ -3980,10 +3970,10 @@
           <w:b/>
           <w:bCs/>
         </w:rPr>
-        <w:t>Pag-ila/Pag-usab sa Saklaw sa Epekto: Pa</w:t>
-      </w:r>
-      <w:r>
-        <w:t>gsusi kung unsaon pag-apekto sa mga kasamtangang function ug sa tibuok sistema.</w:t>
+        <w:t>Nagpasabot ug pagpangita sa kalibutan sa pag-impac</w:t>
+      </w:r>
+      <w:r>
+        <w:t>t: Paglantaw kon unsa ang epekto sa pagbag-o sa mga eisting nga mga buhat ug sa sistema sa bug-os.</w:t>
       </w:r>
     </w:p>
     <w:p>
@@ -3998,24 +3988,24 @@
           <w:b/>
           <w:bCs/>
         </w:rPr>
-        <w:t>Test/Maintenance: P</w:t>
-      </w:r>
-      <w:r>
-        <w:t>agbuhat sa aktwal nga mga pagbag-o, pag-update sa pagdumala sa konfig, ug pagpatuman sa katapusang mga pagsulay.</w:t>
-      </w:r>
-    </w:p>
-    <w:p>
-      <w:r>
-        <w:rPr>
-          <w:b/>
-          <w:bCs/>
-        </w:rPr>
-        <w:t>5. Pagpaayo sa Pagmintinar</w:t>
-      </w:r>
-    </w:p>
-    <w:p>
-      <w:r>
-        <w:t>Aron ma-handle ang paspas nga pagtaas sa gasto sa pagmintinar sa ekonomiya, ang mga tinubdan nagpasiugda sa tulo ka yawe nga kinaiya nga dapat unahon sa pagpalambo:</w:t>
+        <w:t>Gipadayag ang tu</w:t>
+      </w:r>
+      <w:r>
+        <w:t>nay nga pagbag-o, pag-usab sa pagdumala sa konfigurasyon, ug pagbuhat sa katapusan nga pagsulay.</w:t>
+      </w:r>
+    </w:p>
+    <w:p>
+      <w:r>
+        <w:rPr>
+          <w:b/>
+          <w:bCs/>
+        </w:rPr>
+        <w:t>5. Pagpalambo sa Pagpanginabuhi</w:t>
+      </w:r>
+    </w:p>
+    <w:p>
+      <w:r>
+        <w:t>Para mahimo ang pagtagad sa nagkadaghanan ug taas nga gastos sa pagpangalagad nga makasigurohan ug maayong kalambuan, gipasabot sa mga pinagkuhanan nga adunay tulo ka panginahanglan nga mga katangian nga mas pagtu-onan sa panahon sa pagpadukwag:</w:t>
       </w:r>
     </w:p>
     <w:p>
@@ -4030,10 +4020,10 @@
           <w:b/>
           <w:bCs/>
         </w:rPr>
-        <w:t xml:space="preserve">Kahapsay sa </w:t>
-      </w:r>
-      <w:r>
-        <w:t>Paggamit: Unsa ka dali masabtan ang programa.</w:t>
+        <w:t>Gamay ug sayon sa</w:t>
+      </w:r>
+      <w:r>
+        <w:t xml:space="preserve"> paggamit: Unsa kadali sa programa mabati-an ug maintindihan.</w:t>
       </w:r>
     </w:p>
     <w:p>
@@ -4048,10 +4038,10 @@
           <w:b/>
           <w:bCs/>
         </w:rPr>
-        <w:t xml:space="preserve">Kahapsay sa Pagbag‑o: </w:t>
-      </w:r>
-      <w:r>
-        <w:t>Unsa ka‑simple ang pag‑usab sa usa ka aplikasyon o programa.</w:t>
+        <w:t>Pagbag-o ug dali: Uns</w:t>
+      </w:r>
+      <w:r>
+        <w:t>a kadali ang pagbag-o ug usa ka aplikasyon o programa.</w:t>
       </w:r>
     </w:p>
     <w:p>
@@ -4066,51 +4056,49 @@
           <w:b/>
           <w:bCs/>
         </w:rPr>
-        <w:t>Kahapsay sa Pagsu</w:t>
-      </w:r>
-      <w:r>
-        <w:t>lay:</w:t>
-        <w:br/>
-        <w:t>Ang katukma ug kahapsay sa pagpakita nga ang proseso sa pagsulay nagtrabaho.</w:t>
-      </w:r>
-    </w:p>
-    <w:p>
-      <w:r>
-        <w:t>Ang ikaupat nga core concept sa mga tinubdan ma</w:t>
-      </w:r>
-      <w:r>
-        <w:rPr>
-          <w:b/>
-          <w:bCs/>
-        </w:rPr>
-        <w:t>o ang Mga uso sa Open-Source S</w:t>
-      </w:r>
-      <w:r>
-        <w:t>oftware. Ang maong field nagpunting sa nagkadako nga kahinungdanon sa paggamit ug pagdumala sa software nga libre nga magamit, mausab, ug ipang-apod-apod.</w:t>
-      </w:r>
-    </w:p>
-    <w:p>
-      <w:r>
-        <w:rPr>
-          <w:b/>
-          <w:bCs/>
-        </w:rPr>
-        <w:t>1. Konsepto sa Open-Source Software</w:t>
-      </w:r>
-    </w:p>
-    <w:p>
-      <w:r>
-        <w:t>Ang Open-source software gihulagway isip l</w:t>
-      </w:r>
-      <w:r>
-        <w:rPr>
-          <w:b/>
-          <w:bCs/>
-        </w:rPr>
-        <w:t>ibre nga softwa</w:t>
-      </w:r>
-      <w:r>
-        <w:t>re nga mahimong gamiton, kopyahon, ug usbon sa bisan kinsa, samtang nagpanalipod gihapon sa mga katungod sa taghimo.</w:t>
+        <w:t xml:space="preserve">Ginhimo kini aron </w:t>
+      </w:r>
+      <w:r>
+        <w:t>madali ang pagsubok: Ang presisyun ug ang pagkalingaw sa prosesong pagsubok mahitabo.</w:t>
+      </w:r>
+    </w:p>
+    <w:p>
+      <w:r>
+        <w:t>Ang thirteenth nga pangunahong konsepto sa mga gi-ugmada</w:t>
+      </w:r>
+      <w:r>
+        <w:rPr>
+          <w:b/>
+          <w:bCs/>
+        </w:rPr>
+        <w:t xml:space="preserve">yon mao ang mga Trend sa Open-Source </w:t>
+      </w:r>
+      <w:r>
+        <w:t>Software. Kining larangan nagpupugos sa pag-uswag ug pagdumala sa importansya sa paggamit ug pagdumala sa software nga publiko ug gipahigayon alang sa paggamit, pagbag-o, ug pagpalapta.</w:t>
+      </w:r>
+    </w:p>
+    <w:p>
+      <w:r>
+        <w:rPr>
+          <w:b/>
+          <w:bCs/>
+        </w:rPr>
+        <w:t>Konsepto sa Open-Source Software</w:t>
+      </w:r>
+    </w:p>
+    <w:p>
+      <w:r>
+        <w:t>Software nga open-source gipahulay sa li</w:t>
+      </w:r>
+      <w:r>
+        <w:rPr>
+          <w:b/>
+          <w:bCs/>
+        </w:rPr>
+        <w:t>bre nga softwar</w:t>
+      </w:r>
+      <w:r>
+        <w:t>e nga pwede gamiton, kopyaan, ug modipikahon sa bisan kinsa, samtang gipangalagda ang mga katungod sa naghimo.</w:t>
       </w:r>
     </w:p>
     <w:p>
@@ -4125,20 +4113,20 @@
           <w:b/>
           <w:bCs/>
         </w:rPr>
-        <w:t>Background:</w:t>
-      </w:r>
-      <w:r>
-        <w:t xml:space="preserve"> Ang termino nakadaug og lapad nga paggamit uban sa pagkatuk</w:t>
-      </w:r>
-      <w:r>
-        <w:rPr>
-          <w:b/>
-          <w:bCs/>
-        </w:rPr>
-        <w:t xml:space="preserve">od sa Open Source Initiative </w:t>
-      </w:r>
-      <w:r>
-        <w:t>(OSI) sa 1998, nga nagtukod sa "Open Source Definition" (OSD) isip minimum nga standard alang sa pagsunod.</w:t>
+        <w:t>Gipalawig a</w:t>
+      </w:r>
+      <w:r>
+        <w:t xml:space="preserve">ng term sa pag-uswag sa pagtukod sa Open Source Initiative </w:t>
+      </w:r>
+      <w:r>
+        <w:rPr>
+          <w:b/>
+          <w:bCs/>
+        </w:rPr>
+        <w:t>(OSI) sadya sa tuig 1998, ug</w:t>
+      </w:r>
+      <w:r>
+        <w:t xml:space="preserve"> diha gipatuman ang "Open Source Definition" (OSD) bilang usa ka minimum nga pamatasan alang sa pagtuman.</w:t>
       </w:r>
     </w:p>
     <w:p>
@@ -4153,39 +4141,39 @@
           <w:b/>
           <w:bCs/>
         </w:rPr>
-        <w:t>Mga Pananglitan nga Repres</w:t>
-      </w:r>
-      <w:r>
-        <w:t>entatibo: Naglakip kini sa Apache web server, Linux operating systems, ug mga development tools sama sa Eclipse u</w:t>
+        <w:t>Representative Examples:</w:t>
+      </w:r>
+      <w:r>
+        <w:t xml:space="preserve"> Kini mao ang Apache web server, Linux operating systems, ug mga development tools sama sa Eclipse ug </w:t>
       </w:r>
       <w:proofErr w:type="spellStart"/>
       <w:r>
-        <w:t>g g</w:t>
+        <w:t>gdb</w:t>
       </w:r>
       <w:proofErr w:type="spellEnd"/>
       <w:r>
-        <w:t>db.</w:t>
-      </w:r>
-    </w:p>
-    <w:p>
-      <w:r>
-        <w:rPr>
-          <w:b/>
-          <w:bCs/>
-        </w:rPr>
-        <w:t>2. Mga Lisensya sa Open-Source Software</w:t>
-      </w:r>
-    </w:p>
-    <w:p>
-      <w:r>
-        <w:t>Ang lisensya usa ka pormal nga kasabutan tali sa developer ug user bahin sa pamaagi ug sakop sa paggamit sa software. Ang paglapas sa kini nga mga kondisyon nagdala og le</w:t>
-      </w:r>
-      <w:r>
-        <w:rPr>
-          <w:b/>
-          <w:bCs/>
-        </w:rPr>
-        <w:t>gal nga responsibilida</w:t>
+        <w:t>.</w:t>
+      </w:r>
+    </w:p>
+    <w:p>
+      <w:r>
+        <w:rPr>
+          <w:b/>
+          <w:bCs/>
+        </w:rPr>
+        <w:t>2. Mga Lisensya sa Open-Source nga Software</w:t>
+      </w:r>
+    </w:p>
+    <w:p>
+      <w:r>
+        <w:t>Ang lisensya kay usa ka formal nga kasabot tali sa developer ug sa user mahitungod sa paagi ug kalibotan sa paggamit sa software. Ang paglabag sa mga kondisyon niini nagdala ug l</w:t>
+      </w:r>
+      <w:r>
+        <w:rPr>
+          <w:b/>
+          <w:bCs/>
+        </w:rPr>
+        <w:t>egal nga responsibilida</w:t>
       </w:r>
       <w:r>
         <w:t>d.</w:t>
@@ -4203,20 +4191,20 @@
           <w:b/>
           <w:bCs/>
         </w:rPr>
-        <w:t>GPL (GNU General Public License): Mao</w:t>
-      </w:r>
-      <w:r>
-        <w:t xml:space="preserve"> kini ang pinakasentro nga lisensya. Nagkinahanglan kini nga kung ang usa ka programa ipang-apod gamit ang GPL code, o kung ang code mausab o i-link, ang sourc</w:t>
-      </w:r>
-      <w:r>
-        <w:rPr>
-          <w:b/>
-          <w:bCs/>
-        </w:rPr>
-        <w:t>e code sa resulta nga programa kinahanglan usab nga ablihan. Du</w:t>
-      </w:r>
-      <w:r>
-        <w:t>gang pa, ang mga distributor dili makadawat og royalties gikan sa mga users.</w:t>
+        <w:t xml:space="preserve">GPL (GNU General Public License): </w:t>
+      </w:r>
+      <w:r>
+        <w:t>Kining mao ang pinakagilayan nga lisensya. Gipaila niini nga kon gipakyas ang usa ka programa gamit ang GPL code, o kon gi-modify o gi-link ang cod</w:t>
+      </w:r>
+      <w:r>
+        <w:rPr>
+          <w:b/>
+          <w:bCs/>
+        </w:rPr>
+        <w:t>e, kinahanglan nga bukas usab ang source code sa resulta n</w:t>
+      </w:r>
+      <w:r>
+        <w:t>ga programa. Daghang pa, dili makadawat og royalty ang mga nagpamahay.</w:t>
       </w:r>
     </w:p>
     <w:p>
@@ -4234,51 +4222,51 @@
         <w:t xml:space="preserve">Other Licenses: </w:t>
       </w:r>
       <w:r>
-        <w:t>Ang uban nga mga representante nga lisensya nagl</w:t>
-      </w:r>
-      <w:r>
-        <w:rPr>
-          <w:b/>
-          <w:bCs/>
-        </w:rPr>
-        <w:t>akip</w:t>
-      </w:r>
-      <w:r>
-        <w:t xml:space="preserve"> sa LGPL (Lesser General Public Licens</w:t>
-      </w:r>
-      <w:r>
-        <w:rPr>
-          <w:b/>
-          <w:bCs/>
-        </w:rPr>
-        <w:t>e),</w:t>
-      </w:r>
-      <w:r>
-        <w:t xml:space="preserve"> BSD (Berkeley Software Distribution), ug M</w:t>
-      </w:r>
-      <w:r>
-        <w:rPr>
-          <w:b/>
-          <w:bCs/>
-        </w:rPr>
-        <w:t xml:space="preserve">PL </w:t>
-      </w:r>
-      <w:r>
-        <w:t>(Mozilla Public License), nga nagkalahi sa ilang mga kinahanglanon alang sa pagpakita sa source code ug sa royalties.</w:t>
-      </w:r>
-    </w:p>
-    <w:p>
-      <w:r>
-        <w:rPr>
-          <w:b/>
-          <w:bCs/>
-        </w:rPr>
-        <w:t>3. Mga Benepisyo ug Disbentaha</w:t>
-      </w:r>
-    </w:p>
-    <w:p>
-      <w:r>
-        <w:t>Gipakita sa mga tinubdan nga ang mga organisasyon kinahanglan magbalanse sa mga benepisyo sa open source batok sa ilang mga talagsaon nga risgo.</w:t>
+        <w:t>Ang lain paayon nga lisensya mao ang LGPL (Les</w:t>
+      </w:r>
+      <w:r>
+        <w:rPr>
+          <w:b/>
+          <w:bCs/>
+        </w:rPr>
+        <w:t xml:space="preserve">ser </w:t>
+      </w:r>
+      <w:r>
+        <w:t>General Public License), BSD (Berkel</w:t>
+      </w:r>
+      <w:r>
+        <w:rPr>
+          <w:b/>
+          <w:bCs/>
+        </w:rPr>
+        <w:t xml:space="preserve">ey </w:t>
+      </w:r>
+      <w:r>
+        <w:t>Software Distribution), ug MPL (Mozilla P</w:t>
+      </w:r>
+      <w:r>
+        <w:rPr>
+          <w:b/>
+          <w:bCs/>
+        </w:rPr>
+        <w:t>ubl</w:t>
+      </w:r>
+      <w:r>
+        <w:t>ic License), nga nagkakaiba sa ilang mga pangutana mahitungod sa pagdisclosure sa source code ug sa royalties.</w:t>
+      </w:r>
+    </w:p>
+    <w:p>
+      <w:r>
+        <w:rPr>
+          <w:b/>
+          <w:bCs/>
+        </w:rPr>
+        <w:t>3. Mga kalabutan ug dili kalabutan</w:t>
+      </w:r>
+    </w:p>
+    <w:p>
+      <w:r>
+        <w:t>Gisalaysay sa mga gi-angkon nga mga buhat nga ang mga organisasyon kinahanglan nga balansehon ang mga gikinahanglan sa open source batok sa iyang mga natatanging panganib.</w:t>
       </w:r>
     </w:p>
     <w:p>
@@ -4293,7 +4281,7 @@
           <w:b/>
           <w:bCs/>
         </w:rPr>
-        <w:t>Mga Benepisyo:</w:t>
+        <w:t>Ganansya:</w:t>
       </w:r>
     </w:p>
     <w:p>
@@ -4308,10 +4296,10 @@
           <w:b/>
           <w:bCs/>
         </w:rPr>
-        <w:t xml:space="preserve">Kusog sa Gasto: Ang </w:t>
-      </w:r>
-      <w:r>
-        <w:t>mga gasto sa unang pagpalambo mubo tungod kay ang source code kasagarang gi-download libre.</w:t>
+        <w:t xml:space="preserve">Gamay ang unang </w:t>
+      </w:r>
+      <w:r>
+        <w:t>gastos sa pagpauswag kay ang source code karaniwang gipalangga ug libre.</w:t>
       </w:r>
     </w:p>
     <w:p>
@@ -4326,10 +4314,10 @@
           <w:b/>
           <w:bCs/>
         </w:rPr>
-        <w:t>Inobasyon: Ang</w:t>
-      </w:r>
-      <w:r>
-        <w:t xml:space="preserve"> teknolohiya mahimong ma-develop sa paspas ug flexible nga paagi samtang ang teknikal nga impormasyon ug mga solusyon gibahin-bahin sa sulod sa mga komunidad.</w:t>
+        <w:t>Ang inobasyon</w:t>
+      </w:r>
+      <w:r>
+        <w:t>: Mahimo gayud nga mabilin ug ma-flexible ang teknolohiya kay nahibal-an ug nahatag ang teknikal nga impormasyon ug mga solusyon sa mga komunidad.</w:t>
       </w:r>
     </w:p>
     <w:p>
@@ -4344,10 +4332,10 @@
           <w:b/>
           <w:bCs/>
         </w:rPr>
-        <w:t>Kahimtang ug Interoperabilidad: An</w:t>
-      </w:r>
-      <w:r>
-        <w:t>g mga programa kay medyo lig‑on tungod sa daghang partisipante, ug ang interoperability gagarantiya pinaagi sa paggamit sa open nga format ug protocols.</w:t>
+        <w:t>Stabilidad ug Interoperabilidad: Ang m</w:t>
+      </w:r>
+      <w:r>
+        <w:t>ga programa kay halos stable tungod kay daghan kaayong mga partisipante, ug ang interoperabilidad gipanggarantiya pinaagi sa paggamit og bukas nga formats ug protocols.</w:t>
       </w:r>
     </w:p>
     <w:p>
@@ -4362,7 +4350,7 @@
           <w:b/>
           <w:bCs/>
         </w:rPr>
-        <w:t>Disbentaha:</w:t>
+        <w:t>Gimingaw</w:t>
       </w:r>
     </w:p>
     <w:p>
@@ -4377,10 +4365,10 @@
           <w:b/>
           <w:bCs/>
         </w:rPr>
-        <w:t>Kulang sa Sistematikong Suporta:</w:t>
-      </w:r>
-      <w:r>
-        <w:t xml:space="preserve"> Ang dokumentasyon kasagarang dili ka-sistematikong pareho sa mga komersyal nga programa.</w:t>
+        <w:t>Wala’y sistematikong suporta: A</w:t>
+      </w:r>
+      <w:r>
+        <w:t>ng dokumentasyon kadalasang dili masistematikong sama sa mga komersyal nga programa.</w:t>
       </w:r>
     </w:p>
     <w:p>
@@ -4395,98 +4383,98 @@
           <w:b/>
           <w:bCs/>
         </w:rPr>
-        <w:t>Walay kasiguruhan nga Roa</w:t>
-      </w:r>
-      <w:r>
-        <w:t>dmap: Tungod kay ang pag-uswag gibase sa boluntaryong partisipasyon, ang umaabot nga development roadmap dili kanunay klaro o sistematikong.</w:t>
-      </w:r>
-    </w:p>
-    <w:p>
-      <w:r>
-        <w:rPr>
-          <w:b/>
-          <w:bCs/>
-        </w:rPr>
-        <w:t>4. Kinahanglanon sa Pagdumala</w:t>
-      </w:r>
-    </w:p>
-    <w:p>
-      <w:r>
-        <w:t>Sa paglapad sa paggamit sa open-source—labi na sa mga larangan sama</w:t>
-      </w:r>
-      <w:r>
-        <w:rPr>
-          <w:b/>
-          <w:bCs/>
-        </w:rPr>
-        <w:t xml:space="preserve"> sa AI, Big Data, ug Internet of Things (IoT)—ang mga nego</w:t>
-      </w:r>
-      <w:r>
-        <w:t>syo kinahanglan magtukod og mga sis</w:t>
-      </w:r>
-      <w:r>
-        <w:rPr>
-          <w:b/>
-          <w:bCs/>
-        </w:rPr>
-        <w:t>tema sa pagdumala sa lisensya. An</w:t>
-      </w:r>
-      <w:r>
-        <w:t>g pagkapakyas sa pagsunod sa mga termino sa lisensya mahimong magdala og mga legal nga isyu, pinansyal nga kapildihan, ug pagdaot sa imahe sa kompanya.</w:t>
+        <w:t>Dili masayod ang paagi sa</w:t>
+      </w:r>
+      <w:r>
+        <w:t xml:space="preserve"> pagpadayon: Kay ang pagpadayon nahimo base sa bulig nga boluntaryo, dili gayud masayod ug sistematiko ang maong paagi sa pagpadayon sa hinungdan.</w:t>
+      </w:r>
+    </w:p>
+    <w:p>
+      <w:r>
+        <w:rPr>
+          <w:b/>
+          <w:bCs/>
+        </w:rPr>
+        <w:t>4. Gikinahanglan sa pagdumala</w:t>
+      </w:r>
+    </w:p>
+    <w:p>
+      <w:r>
+        <w:t xml:space="preserve">Gikan sa pagkalat sa paggamit sa open-source—labaw na sa mga larangan </w:t>
+      </w:r>
+      <w:r>
+        <w:rPr>
+          <w:b/>
+          <w:bCs/>
+        </w:rPr>
+        <w:t>sama sa AI, Big Data, ug Internet of Things (IoT)—kinahanglan</w:t>
+      </w:r>
+      <w:r>
+        <w:t xml:space="preserve"> nga ang mga negosyo magtukod ug sist</w:t>
+      </w:r>
+      <w:r>
+        <w:rPr>
+          <w:b/>
+          <w:bCs/>
+        </w:rPr>
+        <w:t xml:space="preserve">ema sa pagdumala sa lisensya. Kon </w:t>
+      </w:r>
+      <w:r>
+        <w:t>dili silag masunod ang mga termino sa lisensya, mahimong motubag sa mga kaso sa balaod, maluloss ang ilang salapi, ug mapasud sa ilang imahen sa korporasyon.</w:t>
       </w:r>
     </w:p>
     <w:p/>
     <w:p>
       <w:r>
-        <w:t>Ang ikaupat ug katapusang core concept sa mga tinubdan mao ang Mg</w:t>
-      </w:r>
-      <w:r>
-        <w:rPr>
-          <w:b/>
-          <w:bCs/>
-        </w:rPr>
-        <w:t>a Uso sa Pagpalambo sa Software. An</w:t>
-      </w:r>
-      <w:r>
-        <w:t>g seksyon naghisgot sa mga modernong pagbag-o sa teknolohiya ug metodolohiya nga nagtumong sa pagdumala sa nagkadako nga kalibog sa mga sistema samtang nagpauswag sa produktibidad sa pagpalambo.</w:t>
-      </w:r>
-    </w:p>
-    <w:p>
-      <w:r>
-        <w:rPr>
-          <w:b/>
-          <w:bCs/>
-        </w:rPr>
-        <w:t>1. Pagpokus sa Produktibidad ug Tubag sa Merkado</w:t>
-      </w:r>
-    </w:p>
-    <w:p>
-      <w:r>
-        <w:t>Ang modernong pagpalambo sa software gipangulohan sa panginaha</w:t>
-      </w:r>
-      <w:r>
-        <w:rPr>
-          <w:b/>
-          <w:bCs/>
-        </w:rPr>
-        <w:t>nglan nga mapadako ang p</w:t>
-      </w:r>
-      <w:r>
-        <w:t>roduktibidad ug motubag dayon sa mga nag-usab nga kinahanglanon sa merkado. Samtang ang mga sistema mahimong mas multifunctional ug dako ang sukod, ang tradisyonal nga mga pamaagi kasagarang gisud-ong o ilisan sa mas flexible, automated, ug standardized nga mga pamaagi.</w:t>
-      </w:r>
-    </w:p>
-    <w:p>
-      <w:r>
-        <w:rPr>
-          <w:b/>
-          <w:bCs/>
-        </w:rPr>
-        <w:t>2. Mga uso sa mga himan ug mga programming language</w:t>
-      </w:r>
-    </w:p>
-    <w:p>
-      <w:r>
-        <w:t>Ang pag-uswag sa mga himan ug mga pinulongan nagpunting sa paghimo sa kodigo nga mas mabasa, mapadayon, ug mas epektibo:</w:t>
+        <w:t xml:space="preserve">Ang ikanapulo kag upat ka ug ikaduhang pangunahing konsepto sa mga ginikanan </w:t>
+      </w:r>
+      <w:r>
+        <w:rPr>
+          <w:b/>
+          <w:bCs/>
+        </w:rPr>
+        <w:t>mao ang Mga Trend sa Pagpauswag sa Softwa</w:t>
+      </w:r>
+      <w:r>
+        <w:t>re. Kini nga seksyon nagdiskurso sa mga bag-ong pagbalhin sa teknolohiya ug metodolohiya nga gipangita aron masinati ang nagkadaghanan nga kasal-utan sa mga sistema samtang nagpasidungog sa pag-uswag sa produktibidad sa pagpauswag.</w:t>
+      </w:r>
+    </w:p>
+    <w:p>
+      <w:r>
+        <w:rPr>
+          <w:b/>
+          <w:bCs/>
+        </w:rPr>
+        <w:t>Gamiton ang pagtagamtam sa produktibidad ug sa tugon sa merkado.</w:t>
+      </w:r>
+    </w:p>
+    <w:p>
+      <w:r>
+        <w:t xml:space="preserve">Ang pag-uswag sa software karon gipadul-ong sa panginahanglan nga </w:t>
+      </w:r>
+      <w:r>
+        <w:rPr>
+          <w:b/>
+          <w:bCs/>
+        </w:rPr>
+        <w:t>padayon pagtaas sa produkt</w:t>
+      </w:r>
+      <w:r>
+        <w:t>ibidad ug sa pagtugon dayon sa daghan ug mabilis nga pagbag-o sa mga panginahanglan sa merkado. Kon ang mga sistema maging mas daghan ug mas dagko, ang mga tradisyonal nga mga paagi kadalasang gi-augmentan o gi-replace gamit ang mga mas flexible, automated, ug standardized nga mga paagi.</w:t>
+      </w:r>
+    </w:p>
+    <w:p>
+      <w:r>
+        <w:rPr>
+          <w:b/>
+          <w:bCs/>
+        </w:rPr>
+        <w:t>2. Mga Tendensya sa mga Kasangkapan ug sa mga Pinulongan sa Programming</w:t>
+      </w:r>
+    </w:p>
+    <w:p>
+      <w:r>
+        <w:t>Ang pag-evolve sa mga tool ug sa mga yinaknan nagpupugos sa pagpangita nga ang code mas masayon sa pagbasa, mas madali sa pag-maintain, ug mas maayo sa pag-efficiency.</w:t>
       </w:r>
     </w:p>
     <w:p>
@@ -4501,30 +4489,30 @@
           <w:b/>
           <w:bCs/>
         </w:rPr>
-        <w:t>Modern Languages: A</w:t>
-      </w:r>
-      <w:r>
-        <w:t>ng pagdawat sa mga pinulongan sama sa</w:t>
-      </w:r>
-      <w:r>
-        <w:rPr>
-          <w:b/>
-          <w:bCs/>
-        </w:rPr>
-        <w:t xml:space="preserve"> Kotli</w:t>
-      </w:r>
-      <w:r>
-        <w:t xml:space="preserve">n ug </w:t>
-      </w:r>
-      <w:r>
-        <w:rPr>
-          <w:b/>
-          <w:bCs/>
-        </w:rPr>
-        <w:t>Swift</w:t>
-      </w:r>
-      <w:r>
-        <w:t xml:space="preserve"> nagpakita og pag-uswag ngadto sa kaluwasan ug produktibidad sa mga developer sa mobile ug system development.</w:t>
+        <w:t>Ang pag-adopt sa m</w:t>
+      </w:r>
+      <w:r>
+        <w:t>ga yinaknan sama sa Kotlin ug Swif</w:t>
+      </w:r>
+      <w:r>
+        <w:rPr>
+          <w:b/>
+          <w:bCs/>
+        </w:rPr>
+        <w:t>t naga</w:t>
+      </w:r>
+      <w:r>
+        <w:t>pakit</w:t>
+      </w:r>
+      <w:r>
+        <w:rPr>
+          <w:b/>
+          <w:bCs/>
+        </w:rPr>
+        <w:t xml:space="preserve">a ug </w:t>
+      </w:r>
+      <w:r>
+        <w:t>pagbalhin pakadto sa kalinaw ug sa produktibidad sa mga developer sa pag-uswag sa mobile ug sistema.</w:t>
       </w:r>
     </w:p>
     <w:p>
@@ -4539,20 +4527,20 @@
           <w:b/>
           <w:bCs/>
         </w:rPr>
-        <w:t>Front-end Frameworks: An</w:t>
-      </w:r>
-      <w:r>
-        <w:t>g paggamit sa mga framework sama sa</w:t>
-      </w:r>
-      <w:r>
-        <w:rPr>
-          <w:b/>
-          <w:bCs/>
-        </w:rPr>
-        <w:t xml:space="preserve"> Angular, React, ug Vue.js na</w:t>
-      </w:r>
-      <w:r>
-        <w:t>gpahimutang kung giunsa pagbuo ug pagdumala ang mga komplikadong user interface.</w:t>
+        <w:t>Front-end Framework: An</w:t>
+      </w:r>
+      <w:r>
+        <w:t>g paggamit sa mga framework sama s</w:t>
+      </w:r>
+      <w:r>
+        <w:rPr>
+          <w:b/>
+          <w:bCs/>
+        </w:rPr>
+        <w:t>a Angular, React, ug Vue.js n</w:t>
+      </w:r>
+      <w:r>
+        <w:t>ag-standardize sa pagpugong ug pag-maneho sa mga kumplikadong user interface.</w:t>
       </w:r>
     </w:p>
     <w:p>
@@ -4567,44 +4555,44 @@
           <w:b/>
           <w:bCs/>
         </w:rPr>
-        <w:t>Integrated Environments: Pada</w:t>
-      </w:r>
-      <w:r>
-        <w:t>yon nga pagsalig sa mga kusgan nga IDE</w:t>
-      </w:r>
-      <w:r>
-        <w:rPr>
-          <w:b/>
-          <w:bCs/>
-        </w:rPr>
-        <w:t>s (I</w:t>
-      </w:r>
-      <w:r>
-        <w:t>ntegrated Development Environments) ug CI (Continuo</w:t>
-      </w:r>
-      <w:r>
-        <w:rPr>
-          <w:b/>
-          <w:bCs/>
-        </w:rPr>
-        <w:t>us Integration) nga mga himan na</w:t>
-      </w:r>
-      <w:r>
-        <w:t>gtugot sa mga grupo sa pag-automate sa mga build ug testing, pag-detect sa mga sayop sa sayong bahin sa proseso.</w:t>
-      </w:r>
-    </w:p>
-    <w:p>
-      <w:r>
-        <w:rPr>
-          <w:b/>
-          <w:bCs/>
-        </w:rPr>
-        <w:t>3. Mga uso sa Software Architecture</w:t>
-      </w:r>
-    </w:p>
-    <w:p>
-      <w:r>
-        <w:t>Ang mga estilo sa arkitektura nag-usab gikan sa monolitikong estruktura padulong sa mas modular ug independenteng mga disenyo:</w:t>
+        <w:t xml:space="preserve">Gigamit ang </w:t>
+      </w:r>
+      <w:r>
+        <w:t>mga IDE ug CI too</w:t>
+      </w:r>
+      <w:r>
+        <w:rPr>
+          <w:b/>
+          <w:bCs/>
+        </w:rPr>
+        <w:t>ls</w:t>
+      </w:r>
+      <w:r>
+        <w:t xml:space="preserve"> sa pag-automate sa pa</w:t>
+      </w:r>
+      <w:r>
+        <w:rPr>
+          <w:b/>
+          <w:bCs/>
+        </w:rPr>
+        <w:t>g-build ug pag</w:t>
+      </w:r>
+      <w:r>
+        <w:t>-test, ug makapugong sa mga sayup ugma sa proseso.</w:t>
+      </w:r>
+    </w:p>
+    <w:p>
+      <w:r>
+        <w:rPr>
+          <w:b/>
+          <w:bCs/>
+        </w:rPr>
+        <w:t>3. Mga Trend sa Software Architecture</w:t>
+      </w:r>
+    </w:p>
+    <w:p>
+      <w:r>
+        <w:t>Gikan na sa mga monolitiko nga istruktura, nagbabalik ang mga estilo sa arkitektura ngadto sa mas modyular ug mas independenteng mga disenyo.</w:t>
       </w:r>
     </w:p>
     <w:p>
@@ -4619,10 +4607,10 @@
           <w:b/>
           <w:bCs/>
         </w:rPr>
-        <w:t>Microservices Architecture (MSA): Ang tren</w:t>
-      </w:r>
-      <w:r>
-        <w:t>d nga kini naglakip sa pagbungkag sa usa ka dako nga aplikasyon ngadto sa koleksyon sa gagmay, independenteng mga serbisyo nga nagkomunikar sa ibabaw sa usa ka network. Naghatag kini og kahigayunan alang sa independenteng pagdeploy ug pag-scale sa lain‑laing bahin sa usa ka sistema.</w:t>
+        <w:t>Kini nga trend naglisud sa dako nga</w:t>
+      </w:r>
+      <w:r>
+        <w:t xml:space="preserve"> aplikasyon ngadto sa pagsakop ug mga malulutong, nag-iindependiyenteng serbisyo nga nag-ugmaday sa pamaagi sa network. Kini naghatag og kalinaw sa independiyenteng deployment ug pag-eskala sa mga dili kaayong bahin sa usa ka sistema.</w:t>
       </w:r>
     </w:p>
     <w:p>
@@ -4637,49 +4625,49 @@
           <w:b/>
           <w:bCs/>
         </w:rPr>
-        <w:t>Containerization: A</w:t>
-      </w:r>
-      <w:r>
-        <w:t>ng paggamit sa teknolohiya sama sa</w:t>
-      </w:r>
-      <w:r>
-        <w:rPr>
-          <w:b/>
-          <w:bCs/>
-        </w:rPr>
-        <w:t xml:space="preserve"> Docke</w:t>
-      </w:r>
-      <w:r>
-        <w:t>r nagtugot sa developer nga ipakete ang software uban ang dependencies niini, nga nagpasiguro nga kini molihok konsistent sa lain-laing palibot sa kompyutasyon.</w:t>
-      </w:r>
-    </w:p>
-    <w:p>
-      <w:r>
-        <w:rPr>
-          <w:b/>
-          <w:bCs/>
-        </w:rPr>
-        <w:t>4. Pagstandardisasyon sa Framework</w:t>
-      </w:r>
-    </w:p>
-    <w:p>
-      <w:r>
-        <w:t>Adunay dakong uso sa paggamit sa mga standa</w:t>
-      </w:r>
-      <w:r>
-        <w:rPr>
-          <w:b/>
-          <w:bCs/>
-        </w:rPr>
-        <w:t xml:space="preserve">rdized development frameworks (sama </w:t>
-      </w:r>
-      <w:r>
-        <w:t>sa Spring Framework) aron maghatag ug konsistenteng “blueprint” alang sa mga aplikasyon. Kini nagminos sa risgo sa pag-umpisa gikan sa wala ug nagsiguro nga ang labing maayong praktis sa modularization ug reusability gisunod sa tibuok industriya.</w:t>
-      </w:r>
-    </w:p>
-    <w:p>
-      <w:r>
-        <w:t>Pinaagi sa pag-align sa mga uso, ang mga organisasyon makalihok nga malampuson ngadto sa “intelligent information society” (Industry 4.0), diin ang software nagserbisyo isip panguna nga driver sa digital nga negosyo ug inobasyon.</w:t>
+        <w:t>Ang paggamit sa teknol</w:t>
+      </w:r>
+      <w:r>
+        <w:t>ohiya sama sa Docker nagahatag ug paagi</w:t>
+      </w:r>
+      <w:r>
+        <w:rPr>
+          <w:b/>
+          <w:bCs/>
+        </w:rPr>
+        <w:t xml:space="preserve"> sa mga</w:t>
+      </w:r>
+      <w:r>
+        <w:t xml:space="preserve"> developer nga mag-package ug software kasama ang tanan niini nga mga dependencies, ug nagapadayag nga makatindog kini ug parehas sa lain-laing kaayong mga computing environment.</w:t>
+      </w:r>
+    </w:p>
+    <w:p>
+      <w:r>
+        <w:rPr>
+          <w:b/>
+          <w:bCs/>
+        </w:rPr>
+        <w:t>4. Pag-standardisar sa Framework</w:t>
+      </w:r>
+    </w:p>
+    <w:p>
+      <w:r>
+        <w:t>May maayong paglantaw nga nagkaugma ang paggamit sa</w:t>
+      </w:r>
+      <w:r>
+        <w:rPr>
+          <w:b/>
+          <w:bCs/>
+        </w:rPr>
+        <w:t xml:space="preserve"> mga standardized nga development framewor</w:t>
+      </w:r>
+      <w:r>
+        <w:t>ks (sugod sa Spring Framework) aron makahatag ug usa ka parehas nga "blueprint" alang sa mga aplikasyon. Mipugong kini sa pagminis sa peligro sa pag-ugmad gikan sa wala'y basehan ug nagapasabot nga ang mga pinakamaayong kasanayan sa modularization ug reusability gipatuman sa industriya.</w:t>
+      </w:r>
+    </w:p>
+    <w:p>
+      <w:r>
+        <w:t>Pinaagi sa pagpabilin sa pag-alang sa mga trend na kini, makasugod ang mga organisasyon nga ma-success sa paglantaw sa "intelligent information society" (Industry 4.0), diin ang software nagiging usa ka panguna nga nagpadayon sa digital nga negosyo ug sa innovation.</w:t>
       </w:r>
     </w:p>
     <w:p/>
